--- a/07_attention_intro/Topic7_AttentionIntro.docx
+++ b/07_attention_intro/Topic7_AttentionIntro.docx
@@ -94,6 +94,7 @@
       </w:pPr>
       <w:r>
         <w:rPr>
+          <w:rFonts w:ascii="Calibri" w:cs="Calibri" w:eastAsia="Calibri" w:hAnsi="Calibri"/>
           <w:color w:val="F59E0B"/>
           <w:sz w:val="24"/>
           <w:szCs w:val="24"/>
@@ -138,7 +139,7 @@
         <w:spacing w:after="160" w:before="0"/>
         <w:jc w:val="center"/>
       </w:pPr>
-      <w:hyperlink w:history="1" r:id="rIdtp85wln1f239ltbeazove">
+      <w:hyperlink w:history="1" r:id="rIdcfll20g6vppefnldrj_ka">
         <w:r>
           <w:rPr>
             <w:rFonts w:ascii="Times New Roman" w:cs="Times New Roman" w:eastAsia="Times New Roman" w:hAnsi="Times New Roman"/>
@@ -155,7 +156,7 @@
     </w:p>
     <w:p>
       <w:pPr>
-        <w:spacing w:after="40" w:before="0"/>
+        <w:spacing w:after="160" w:before="0"/>
         <w:jc w:val="center"/>
       </w:pPr>
       <w:r>
@@ -170,11 +171,12 @@
     </w:p>
     <w:p>
       <w:pPr>
-        <w:spacing w:after="160" w:before="240"/>
+        <w:spacing w:after="240" w:before="120"/>
         <w:jc w:val="center"/>
       </w:pPr>
       <w:r>
         <w:rPr>
+          <w:rFonts w:ascii="Calibri" w:cs="Calibri" w:eastAsia="Calibri" w:hAnsi="Calibri"/>
           <w:color w:val="F59E0B"/>
           <w:sz w:val="24"/>
           <w:szCs w:val="24"/>
@@ -201,34 +203,36 @@
     </w:p>
     <w:p>
       <w:pPr>
-        <w:spacing w:after="160" w:before="0" w:line="280"/>
-        <w:ind w:left="720" w:right="720"/>
+        <w:spacing w:after="120" w:before="60" w:line="320"/>
         <w:jc w:val="both"/>
       </w:pPr>
       <w:r>
         <w:rPr>
           <w:rFonts w:ascii="Times New Roman" w:cs="Times New Roman" w:eastAsia="Times New Roman" w:hAnsi="Times New Roman"/>
-          <w:color w:val="1F2937"/>
-          <w:sz w:val="20"/>
-          <w:szCs w:val="20"/>
-        </w:rPr>
-        <w:t xml:space="preserve">This document establishes the conceptual and historical foundation for the attention mechanism — the architectural innovation at the heart of every modern large language model. Beginning with the long-term dependency problem in natural language, the document traces the thirty-seven-year progression of sequence modelling: recurrent neural networks and their information bottleneck, long short-term memory networks and their partial mitigation of vanishing gradients, the Bahdanau attention mechanism as the first direct-access formulation, and the Transformer architecture which eliminates recurrence entirely. A toy hand-computed alignment matrix illustrates Bahdanau attention numerically, and an open question is raised regarding whether the original thesis of self-attention supplanting recurrence holds up under the quadratic-complexity limits of long-context models. The document is a conceptual opener for Stage 2 of the series; implementation of the mechanisms it describes begins in the following topic.</w:t>
-      </w:r>
-    </w:p>
-    <w:p>
-      <w:pPr>
-        <w:spacing w:after="0" w:before="120"/>
-        <w:ind w:left="720" w:right="720"/>
-        <w:jc w:val="center"/>
+          <w:b w:val="false"/>
+          <w:bCs w:val="false"/>
+          <w:i w:val="false"/>
+          <w:iCs w:val="false"/>
+          <w:color w:val="1F2937"/>
+          <w:sz w:val="22"/>
+          <w:szCs w:val="22"/>
+        </w:rPr>
+        <w:t xml:space="preserve">This document establishes the conceptual and historical foundation for the attention mechanism — the architectural innovation at the heart of every modern large language model. Beginning with the long-term dependency problem in natural language, the document traces the thirty-seven-year progression of sequence modelling: recurrent neural networks and their information bottleneck, long short-term memory networks and their partial mitigation of vanishing gradients, the Bahdanau attention mechanism as the first direct-access formulation, and the Transformer architecture which eliminates recurrence entirely. A toy hand-computed alignment matrix illustrates Bahdanau attention numerically, and an open question is raised regarding whether the original thesis of self-attention supplanting recurrence holds up under the quadratic-complexity limits of long-context models. This document is a conceptual opener for Stage 2 of the series; implementation of the mechanisms it describes begins in the following topic.</w:t>
+      </w:r>
+    </w:p>
+    <w:p>
+      <w:pPr>
+        <w:spacing w:after="80" w:before="120" w:line="320"/>
+        <w:jc w:val="both"/>
       </w:pPr>
       <w:r>
         <w:rPr>
           <w:rFonts w:ascii="Times New Roman" w:cs="Times New Roman" w:eastAsia="Times New Roman" w:hAnsi="Times New Roman"/>
           <w:b/>
           <w:bCs/>
-          <w:color w:val="0D3B6E"/>
-          <w:sz w:val="20"/>
-          <w:szCs w:val="20"/>
+          <w:color w:val="1F2937"/>
+          <w:sz w:val="22"/>
+          <w:szCs w:val="22"/>
         </w:rPr>
         <w:t xml:space="preserve">Keywords:  </w:t>
       </w:r>
@@ -237,16 +241,11 @@
           <w:rFonts w:ascii="Times New Roman" w:cs="Times New Roman" w:eastAsia="Times New Roman" w:hAnsi="Times New Roman"/>
           <w:i/>
           <w:iCs/>
-          <w:color w:val="6B7280"/>
-          <w:sz w:val="20"/>
-          <w:szCs w:val="20"/>
+          <w:color w:val="1F2937"/>
+          <w:sz w:val="22"/>
+          <w:szCs w:val="22"/>
         </w:rPr>
         <w:t xml:space="preserve">attention · recurrent networks · LSTM · Bahdanau · self-attention · Transformer · long-term dependencies</w:t>
-      </w:r>
-    </w:p>
-    <w:p>
-      <w:r>
-        <w:br w:type="page"/>
       </w:r>
     </w:p>
     <w:p>
@@ -261,7 +260,7 @@
     </w:p>
     <w:p>
       <w:pPr>
-        <w:spacing w:after="240" w:before="200"/>
+        <w:spacing w:after="60" w:before="200"/>
       </w:pPr>
       <w:r>
         <w:rPr>
@@ -269,8 +268,8 @@
           <w:b/>
           <w:bCs/>
           <w:color w:val="0D3B6E"/>
-          <w:sz w:val="36"/>
-          <w:szCs w:val="36"/>
+          <w:sz w:val="52"/>
+          <w:szCs w:val="52"/>
         </w:rPr>
         <w:t xml:space="preserve">Contents</w:t>
       </w:r>
@@ -278,20 +277,24 @@
     <w:p>
       <w:pPr>
         <w:pBdr>
-          <w:bottom w:val="single" w:color="F59E0B" w:sz="8" w:space="1"/>
-        </w:pBdr>
-        <w:spacing w:after="360" w:before="0"/>
-      </w:pPr>
-      <w:r>
+          <w:bottom w:val="single" w:color="F59E0B" w:sz="12" w:space="6"/>
+        </w:pBdr>
+        <w:spacing w:after="240" w:before="60"/>
+      </w:pPr>
+      <w:r>
+        <w:rPr>
+          <w:sz w:val="2"/>
+          <w:szCs w:val="2"/>
+        </w:rPr>
         <w:t xml:space="preserve"/>
       </w:r>
     </w:p>
     <w:p>
       <w:pPr>
         <w:tabs>
-          <w:tab w:val="right" w:pos="9300" w:leader="dot"/>
+          <w:tab w:val="right" w:pos="9360" w:leader="dot"/>
         </w:tabs>
-        <w:spacing w:after="0" w:before="100" w:line="320"/>
+        <w:spacing w:after="80" w:before="80" w:line="300"/>
         <w:ind w:left="0"/>
       </w:pPr>
       <w:r>
@@ -299,12 +302,30 @@
           <w:rFonts w:ascii="Times New Roman" w:cs="Times New Roman" w:eastAsia="Times New Roman" w:hAnsi="Times New Roman"/>
           <w:b/>
           <w:bCs/>
-          <w:color w:val="0D3B6E"/>
-          <w:sz w:val="22"/>
-          <w:szCs w:val="22"/>
-        </w:rPr>
-        <w:t xml:space="preserve">1. </w:t>
-      </w:r>
+          <w:color w:val="1F2937"/>
+          <w:sz w:val="22"/>
+          <w:szCs w:val="22"/>
+        </w:rPr>
+        <w:t xml:space="preserve">1.  The Sentence That Motivates Everything</w:t>
+      </w:r>
+      <w:r>
+        <w:rPr>
+          <w:rFonts w:ascii="Times New Roman" w:cs="Times New Roman" w:eastAsia="Times New Roman" w:hAnsi="Times New Roman"/>
+          <w:color w:val="1F2937"/>
+          <w:sz w:val="22"/>
+          <w:szCs w:val="22"/>
+        </w:rPr>
+        <w:t xml:space="preserve">	3</w:t>
+      </w:r>
+    </w:p>
+    <w:p>
+      <w:pPr>
+        <w:tabs>
+          <w:tab w:val="right" w:pos="9360" w:leader="dot"/>
+        </w:tabs>
+        <w:spacing w:after="80" w:before="80" w:line="300"/>
+        <w:ind w:left="0"/>
+      </w:pPr>
       <w:r>
         <w:rPr>
           <w:rFonts w:ascii="Times New Roman" w:cs="Times New Roman" w:eastAsia="Times New Roman" w:hAnsi="Times New Roman"/>
@@ -314,32 +335,24 @@
           <w:sz w:val="22"/>
           <w:szCs w:val="22"/>
         </w:rPr>
-        <w:t xml:space="preserve">The Sentence That Motivates Everything</w:t>
-      </w:r>
-      <w:r>
-        <w:rPr>
-          <w:rFonts w:ascii="Times New Roman" w:cs="Times New Roman" w:eastAsia="Times New Roman" w:hAnsi="Times New Roman"/>
-          <w:sz w:val="22"/>
-          <w:szCs w:val="22"/>
-        </w:rPr>
-        <w:t xml:space="preserve">	</w:t>
-      </w:r>
-      <w:r>
-        <w:rPr>
-          <w:rFonts w:ascii="Times New Roman" w:cs="Times New Roman" w:eastAsia="Times New Roman" w:hAnsi="Times New Roman"/>
-          <w:color w:val="6B7280"/>
-          <w:sz w:val="22"/>
-          <w:szCs w:val="22"/>
-        </w:rPr>
-        <w:t xml:space="preserve">3</w:t>
+        <w:t xml:space="preserve">2.  The Four Types of Attention — A Taxonomy</w:t>
+      </w:r>
+      <w:r>
+        <w:rPr>
+          <w:rFonts w:ascii="Times New Roman" w:cs="Times New Roman" w:eastAsia="Times New Roman" w:hAnsi="Times New Roman"/>
+          <w:color w:val="1F2937"/>
+          <w:sz w:val="22"/>
+          <w:szCs w:val="22"/>
+        </w:rPr>
+        <w:t xml:space="preserve">	3</w:t>
       </w:r>
     </w:p>
     <w:p>
       <w:pPr>
         <w:tabs>
-          <w:tab w:val="right" w:pos="9300" w:leader="dot"/>
+          <w:tab w:val="right" w:pos="9360" w:leader="dot"/>
         </w:tabs>
-        <w:spacing w:after="0" w:before="100" w:line="320"/>
+        <w:spacing w:after="80" w:before="80" w:line="300"/>
         <w:ind w:left="0"/>
       </w:pPr>
       <w:r>
@@ -347,12 +360,59 @@
           <w:rFonts w:ascii="Times New Roman" w:cs="Times New Roman" w:eastAsia="Times New Roman" w:hAnsi="Times New Roman"/>
           <w:b/>
           <w:bCs/>
-          <w:color w:val="0D3B6E"/>
-          <w:sz w:val="22"/>
-          <w:szCs w:val="22"/>
-        </w:rPr>
-        <w:t xml:space="preserve">2. </w:t>
-      </w:r>
+          <w:color w:val="1F2937"/>
+          <w:sz w:val="22"/>
+          <w:szCs w:val="22"/>
+        </w:rPr>
+        <w:t xml:space="preserve">3.  The Problem — Why Word-by-Word Processing Fails</w:t>
+      </w:r>
+      <w:r>
+        <w:rPr>
+          <w:rFonts w:ascii="Times New Roman" w:cs="Times New Roman" w:eastAsia="Times New Roman" w:hAnsi="Times New Roman"/>
+          <w:color w:val="1F2937"/>
+          <w:sz w:val="22"/>
+          <w:szCs w:val="22"/>
+        </w:rPr>
+        <w:t xml:space="preserve">	4</w:t>
+      </w:r>
+    </w:p>
+    <w:p>
+      <w:pPr>
+        <w:tabs>
+          <w:tab w:val="right" w:pos="9360" w:leader="dot"/>
+        </w:tabs>
+        <w:spacing w:after="80" w:before="80" w:line="300"/>
+        <w:ind w:left="360"/>
+      </w:pPr>
+      <w:r>
+        <w:rPr>
+          <w:rFonts w:ascii="Times New Roman" w:cs="Times New Roman" w:eastAsia="Times New Roman" w:hAnsi="Times New Roman"/>
+          <w:b w:val="false"/>
+          <w:bCs w:val="false"/>
+          <w:color w:val="1F2937"/>
+          <w:sz w:val="22"/>
+          <w:szCs w:val="22"/>
+        </w:rPr>
+        <w:t xml:space="preserve">3.1  Word-by-Word Translation Fails</w:t>
+      </w:r>
+      <w:r>
+        <w:rPr>
+          <w:rFonts w:ascii="Times New Roman" w:cs="Times New Roman" w:eastAsia="Times New Roman" w:hAnsi="Times New Roman"/>
+          <w:color w:val="1F2937"/>
+          <w:sz w:val="22"/>
+          <w:szCs w:val="22"/>
+        </w:rPr>
+        <w:t xml:space="preserve">	4</w:t>
+      </w:r>
+    </w:p>
+    <w:p>
+      <w:pPr>
+        <w:tabs>
+          <w:tab w:val="right" w:pos="9360" w:leader="dot"/>
+        </w:tabs>
+        <w:spacing w:after="80" w:before="80" w:line="300"/>
+        <w:ind w:left="0"/>
+      </w:pPr>
       <w:r>
         <w:rPr>
           <w:rFonts w:ascii="Times New Roman" w:cs="Times New Roman" w:eastAsia="Times New Roman" w:hAnsi="Times New Roman"/>
@@ -362,32 +422,111 @@
           <w:sz w:val="22"/>
           <w:szCs w:val="22"/>
         </w:rPr>
-        <w:t xml:space="preserve">The Four Types of Attention — A Taxonomy</w:t>
-      </w:r>
-      <w:r>
-        <w:rPr>
-          <w:rFonts w:ascii="Times New Roman" w:cs="Times New Roman" w:eastAsia="Times New Roman" w:hAnsi="Times New Roman"/>
-          <w:sz w:val="22"/>
-          <w:szCs w:val="22"/>
-        </w:rPr>
-        <w:t xml:space="preserve">	</w:t>
-      </w:r>
-      <w:r>
-        <w:rPr>
-          <w:rFonts w:ascii="Times New Roman" w:cs="Times New Roman" w:eastAsia="Times New Roman" w:hAnsi="Times New Roman"/>
-          <w:color w:val="6B7280"/>
-          <w:sz w:val="22"/>
-          <w:szCs w:val="22"/>
-        </w:rPr>
-        <w:t xml:space="preserve">3</w:t>
+        <w:t xml:space="preserve">4.  The Encoder–Decoder Architecture</w:t>
+      </w:r>
+      <w:r>
+        <w:rPr>
+          <w:rFonts w:ascii="Times New Roman" w:cs="Times New Roman" w:eastAsia="Times New Roman" w:hAnsi="Times New Roman"/>
+          <w:color w:val="1F2937"/>
+          <w:sz w:val="22"/>
+          <w:szCs w:val="22"/>
+        </w:rPr>
+        <w:t xml:space="preserve">	5</w:t>
       </w:r>
     </w:p>
     <w:p>
       <w:pPr>
         <w:tabs>
-          <w:tab w:val="right" w:pos="9300" w:leader="dot"/>
+          <w:tab w:val="right" w:pos="9360" w:leader="dot"/>
         </w:tabs>
-        <w:spacing w:after="0" w:before="100" w:line="320"/>
+        <w:spacing w:after="80" w:before="80" w:line="300"/>
+        <w:ind w:left="360"/>
+      </w:pPr>
+      <w:r>
+        <w:rPr>
+          <w:rFonts w:ascii="Times New Roman" w:cs="Times New Roman" w:eastAsia="Times New Roman" w:hAnsi="Times New Roman"/>
+          <w:b w:val="false"/>
+          <w:bCs w:val="false"/>
+          <w:color w:val="1F2937"/>
+          <w:sz w:val="22"/>
+          <w:szCs w:val="22"/>
+        </w:rPr>
+        <w:t xml:space="preserve">4.1  Why a Normal Neural Network Cannot Do This</w:t>
+      </w:r>
+      <w:r>
+        <w:rPr>
+          <w:rFonts w:ascii="Times New Roman" w:cs="Times New Roman" w:eastAsia="Times New Roman" w:hAnsi="Times New Roman"/>
+          <w:color w:val="1F2937"/>
+          <w:sz w:val="22"/>
+          <w:szCs w:val="22"/>
+        </w:rPr>
+        <w:t xml:space="preserve">	5</w:t>
+      </w:r>
+    </w:p>
+    <w:p>
+      <w:pPr>
+        <w:tabs>
+          <w:tab w:val="right" w:pos="9360" w:leader="dot"/>
+        </w:tabs>
+        <w:spacing w:after="80" w:before="80" w:line="300"/>
+        <w:ind w:left="360"/>
+      </w:pPr>
+      <w:r>
+        <w:rPr>
+          <w:rFonts w:ascii="Times New Roman" w:cs="Times New Roman" w:eastAsia="Times New Roman" w:hAnsi="Times New Roman"/>
+          <w:b w:val="false"/>
+          <w:bCs w:val="false"/>
+          <w:color w:val="1F2937"/>
+          <w:sz w:val="22"/>
+          <w:szCs w:val="22"/>
+        </w:rPr>
+        <w:t xml:space="preserve">4.2  How the Encoder Works</w:t>
+      </w:r>
+      <w:r>
+        <w:rPr>
+          <w:rFonts w:ascii="Times New Roman" w:cs="Times New Roman" w:eastAsia="Times New Roman" w:hAnsi="Times New Roman"/>
+          <w:color w:val="1F2937"/>
+          <w:sz w:val="22"/>
+          <w:szCs w:val="22"/>
+        </w:rPr>
+        <w:t xml:space="preserve">	5</w:t>
+      </w:r>
+    </w:p>
+    <w:p>
+      <w:pPr>
+        <w:tabs>
+          <w:tab w:val="right" w:pos="9360" w:leader="dot"/>
+        </w:tabs>
+        <w:spacing w:after="80" w:before="80" w:line="300"/>
+        <w:ind w:left="360"/>
+      </w:pPr>
+      <w:r>
+        <w:rPr>
+          <w:rFonts w:ascii="Times New Roman" w:cs="Times New Roman" w:eastAsia="Times New Roman" w:hAnsi="Times New Roman"/>
+          <w:b w:val="false"/>
+          <w:bCs w:val="false"/>
+          <w:color w:val="1F2937"/>
+          <w:sz w:val="22"/>
+          <w:szCs w:val="22"/>
+        </w:rPr>
+        <w:t xml:space="preserve">4.3  The Decoder</w:t>
+      </w:r>
+      <w:r>
+        <w:rPr>
+          <w:rFonts w:ascii="Times New Roman" w:cs="Times New Roman" w:eastAsia="Times New Roman" w:hAnsi="Times New Roman"/>
+          <w:color w:val="1F2937"/>
+          <w:sz w:val="22"/>
+          <w:szCs w:val="22"/>
+        </w:rPr>
+        <w:t xml:space="preserve">	6</w:t>
+      </w:r>
+    </w:p>
+    <w:p>
+      <w:pPr>
+        <w:tabs>
+          <w:tab w:val="right" w:pos="9360" w:leader="dot"/>
+        </w:tabs>
+        <w:spacing w:after="80" w:before="80" w:line="300"/>
         <w:ind w:left="0"/>
       </w:pPr>
       <w:r>
@@ -395,12 +534,88 @@
           <w:rFonts w:ascii="Times New Roman" w:cs="Times New Roman" w:eastAsia="Times New Roman" w:hAnsi="Times New Roman"/>
           <w:b/>
           <w:bCs/>
-          <w:color w:val="0D3B6E"/>
-          <w:sz w:val="22"/>
-          <w:szCs w:val="22"/>
-        </w:rPr>
-        <w:t xml:space="preserve">3. </w:t>
-      </w:r>
+          <w:color w:val="1F2937"/>
+          <w:sz w:val="22"/>
+          <w:szCs w:val="22"/>
+        </w:rPr>
+        <w:t xml:space="preserve">5.  The Recurrent Neural Network — Mechanism and Failure</w:t>
+      </w:r>
+      <w:r>
+        <w:rPr>
+          <w:rFonts w:ascii="Times New Roman" w:cs="Times New Roman" w:eastAsia="Times New Roman" w:hAnsi="Times New Roman"/>
+          <w:color w:val="1F2937"/>
+          <w:sz w:val="22"/>
+          <w:szCs w:val="22"/>
+        </w:rPr>
+        <w:t xml:space="preserve">	6</w:t>
+      </w:r>
+    </w:p>
+    <w:p>
+      <w:pPr>
+        <w:tabs>
+          <w:tab w:val="right" w:pos="9360" w:leader="dot"/>
+        </w:tabs>
+        <w:spacing w:after="80" w:before="80" w:line="300"/>
+        <w:ind w:left="360"/>
+      </w:pPr>
+      <w:r>
+        <w:rPr>
+          <w:rFonts w:ascii="Times New Roman" w:cs="Times New Roman" w:eastAsia="Times New Roman" w:hAnsi="Times New Roman"/>
+          <w:b w:val="false"/>
+          <w:bCs w:val="false"/>
+          <w:color w:val="1F2937"/>
+          <w:sz w:val="22"/>
+          <w:szCs w:val="22"/>
+        </w:rPr>
+        <w:t xml:space="preserve">5.1  How an RNN Step Works</w:t>
+      </w:r>
+      <w:r>
+        <w:rPr>
+          <w:rFonts w:ascii="Times New Roman" w:cs="Times New Roman" w:eastAsia="Times New Roman" w:hAnsi="Times New Roman"/>
+          <w:color w:val="1F2937"/>
+          <w:sz w:val="22"/>
+          <w:szCs w:val="22"/>
+        </w:rPr>
+        <w:t xml:space="preserve">	6</w:t>
+      </w:r>
+    </w:p>
+    <w:p>
+      <w:pPr>
+        <w:tabs>
+          <w:tab w:val="right" w:pos="9360" w:leader="dot"/>
+        </w:tabs>
+        <w:spacing w:after="80" w:before="80" w:line="300"/>
+        <w:ind w:left="360"/>
+      </w:pPr>
+      <w:r>
+        <w:rPr>
+          <w:rFonts w:ascii="Times New Roman" w:cs="Times New Roman" w:eastAsia="Times New Roman" w:hAnsi="Times New Roman"/>
+          <w:b w:val="false"/>
+          <w:bCs w:val="false"/>
+          <w:color w:val="1F2937"/>
+          <w:sz w:val="22"/>
+          <w:szCs w:val="22"/>
+        </w:rPr>
+        <w:t xml:space="preserve">5.2  The Critical Failure — The Information Bottleneck</w:t>
+      </w:r>
+      <w:r>
+        <w:rPr>
+          <w:rFonts w:ascii="Times New Roman" w:cs="Times New Roman" w:eastAsia="Times New Roman" w:hAnsi="Times New Roman"/>
+          <w:color w:val="1F2937"/>
+          <w:sz w:val="22"/>
+          <w:szCs w:val="22"/>
+        </w:rPr>
+        <w:t xml:space="preserve">	7</w:t>
+      </w:r>
+    </w:p>
+    <w:p>
+      <w:pPr>
+        <w:tabs>
+          <w:tab w:val="right" w:pos="9360" w:leader="dot"/>
+        </w:tabs>
+        <w:spacing w:after="80" w:before="80" w:line="300"/>
+        <w:ind w:left="0"/>
+      </w:pPr>
       <w:r>
         <w:rPr>
           <w:rFonts w:ascii="Times New Roman" w:cs="Times New Roman" w:eastAsia="Times New Roman" w:hAnsi="Times New Roman"/>
@@ -410,80 +625,140 @@
           <w:sz w:val="22"/>
           <w:szCs w:val="22"/>
         </w:rPr>
-        <w:t xml:space="preserve">The Problem — Why Word-by-Word Processing Fails</w:t>
-      </w:r>
-      <w:r>
-        <w:rPr>
-          <w:rFonts w:ascii="Times New Roman" w:cs="Times New Roman" w:eastAsia="Times New Roman" w:hAnsi="Times New Roman"/>
-          <w:sz w:val="22"/>
-          <w:szCs w:val="22"/>
-        </w:rPr>
-        <w:t xml:space="preserve">	</w:t>
-      </w:r>
-      <w:r>
-        <w:rPr>
-          <w:rFonts w:ascii="Times New Roman" w:cs="Times New Roman" w:eastAsia="Times New Roman" w:hAnsi="Times New Roman"/>
-          <w:color w:val="6B7280"/>
-          <w:sz w:val="22"/>
-          <w:szCs w:val="22"/>
-        </w:rPr>
-        <w:t xml:space="preserve">4</w:t>
+        <w:t xml:space="preserve">6.  LSTMs — A Partial Solution</w:t>
+      </w:r>
+      <w:r>
+        <w:rPr>
+          <w:rFonts w:ascii="Times New Roman" w:cs="Times New Roman" w:eastAsia="Times New Roman" w:hAnsi="Times New Roman"/>
+          <w:color w:val="1F2937"/>
+          <w:sz w:val="22"/>
+          <w:szCs w:val="22"/>
+        </w:rPr>
+        <w:t xml:space="preserve">	8</w:t>
       </w:r>
     </w:p>
     <w:p>
       <w:pPr>
         <w:tabs>
-          <w:tab w:val="right" w:pos="9300" w:leader="dot"/>
+          <w:tab w:val="right" w:pos="9360" w:leader="dot"/>
         </w:tabs>
-        <w:spacing w:after="0" w:before="40" w:line="320"/>
-        <w:ind w:left="480"/>
+        <w:spacing w:after="80" w:before="80" w:line="300"/>
+        <w:ind w:left="360"/>
       </w:pPr>
       <w:r>
         <w:rPr>
           <w:rFonts w:ascii="Times New Roman" w:cs="Times New Roman" w:eastAsia="Times New Roman" w:hAnsi="Times New Roman"/>
           <w:b w:val="false"/>
           <w:bCs w:val="false"/>
-          <w:color w:val="1A56A0"/>
-          <w:sz w:val="20"/>
-          <w:szCs w:val="20"/>
-        </w:rPr>
-        <w:t xml:space="preserve">3.1 </w:t>
-      </w:r>
+          <w:color w:val="1F2937"/>
+          <w:sz w:val="22"/>
+          <w:szCs w:val="22"/>
+        </w:rPr>
+        <w:t xml:space="preserve">6.1  The Internal Architecture — Cell State and Gating</w:t>
+      </w:r>
+      <w:r>
+        <w:rPr>
+          <w:rFonts w:ascii="Times New Roman" w:cs="Times New Roman" w:eastAsia="Times New Roman" w:hAnsi="Times New Roman"/>
+          <w:color w:val="1F2937"/>
+          <w:sz w:val="22"/>
+          <w:szCs w:val="22"/>
+        </w:rPr>
+        <w:t xml:space="preserve">	8</w:t>
+      </w:r>
+    </w:p>
+    <w:p>
+      <w:pPr>
+        <w:tabs>
+          <w:tab w:val="right" w:pos="9360" w:leader="dot"/>
+        </w:tabs>
+        <w:spacing w:after="80" w:before="80" w:line="300"/>
+        <w:ind w:left="0"/>
+      </w:pPr>
+      <w:r>
+        <w:rPr>
+          <w:rFonts w:ascii="Times New Roman" w:cs="Times New Roman" w:eastAsia="Times New Roman" w:hAnsi="Times New Roman"/>
+          <w:b/>
+          <w:bCs/>
+          <w:color w:val="1F2937"/>
+          <w:sz w:val="22"/>
+          <w:szCs w:val="22"/>
+        </w:rPr>
+        <w:t xml:space="preserve">7.  The Bahdanau Attention Mechanism — 2014</w:t>
+      </w:r>
+      <w:r>
+        <w:rPr>
+          <w:rFonts w:ascii="Times New Roman" w:cs="Times New Roman" w:eastAsia="Times New Roman" w:hAnsi="Times New Roman"/>
+          <w:color w:val="1F2937"/>
+          <w:sz w:val="22"/>
+          <w:szCs w:val="22"/>
+        </w:rPr>
+        <w:t xml:space="preserve">	9</w:t>
+      </w:r>
+    </w:p>
+    <w:p>
+      <w:pPr>
+        <w:tabs>
+          <w:tab w:val="right" w:pos="9360" w:leader="dot"/>
+        </w:tabs>
+        <w:spacing w:after="80" w:before="80" w:line="300"/>
+        <w:ind w:left="360"/>
+      </w:pPr>
       <w:r>
         <w:rPr>
           <w:rFonts w:ascii="Times New Roman" w:cs="Times New Roman" w:eastAsia="Times New Roman" w:hAnsi="Times New Roman"/>
           <w:b w:val="false"/>
           <w:bCs w:val="false"/>
           <w:color w:val="1F2937"/>
-          <w:sz w:val="20"/>
-          <w:szCs w:val="20"/>
-        </w:rPr>
-        <w:t xml:space="preserve">Word-by-Word Translation Fails</w:t>
-      </w:r>
-      <w:r>
-        <w:rPr>
-          <w:rFonts w:ascii="Times New Roman" w:cs="Times New Roman" w:eastAsia="Times New Roman" w:hAnsi="Times New Roman"/>
-          <w:sz w:val="20"/>
-          <w:szCs w:val="20"/>
-        </w:rPr>
-        <w:t xml:space="preserve">	</w:t>
-      </w:r>
-      <w:r>
-        <w:rPr>
-          <w:rFonts w:ascii="Times New Roman" w:cs="Times New Roman" w:eastAsia="Times New Roman" w:hAnsi="Times New Roman"/>
-          <w:color w:val="6B7280"/>
-          <w:sz w:val="20"/>
-          <w:szCs w:val="20"/>
-        </w:rPr>
-        <w:t xml:space="preserve">4</w:t>
+          <w:sz w:val="22"/>
+          <w:szCs w:val="22"/>
+        </w:rPr>
+        <w:t xml:space="preserve">7.1  The Core Mechanism</w:t>
+      </w:r>
+      <w:r>
+        <w:rPr>
+          <w:rFonts w:ascii="Times New Roman" w:cs="Times New Roman" w:eastAsia="Times New Roman" w:hAnsi="Times New Roman"/>
+          <w:color w:val="1F2937"/>
+          <w:sz w:val="22"/>
+          <w:szCs w:val="22"/>
+        </w:rPr>
+        <w:t xml:space="preserve">	9</w:t>
       </w:r>
     </w:p>
     <w:p>
       <w:pPr>
         <w:tabs>
-          <w:tab w:val="right" w:pos="9300" w:leader="dot"/>
+          <w:tab w:val="right" w:pos="9360" w:leader="dot"/>
         </w:tabs>
-        <w:spacing w:after="0" w:before="100" w:line="320"/>
+        <w:spacing w:after="80" w:before="80" w:line="300"/>
+        <w:ind w:left="360"/>
+      </w:pPr>
+      <w:r>
+        <w:rPr>
+          <w:rFonts w:ascii="Times New Roman" w:cs="Times New Roman" w:eastAsia="Times New Roman" w:hAnsi="Times New Roman"/>
+          <w:b w:val="false"/>
+          <w:bCs w:val="false"/>
+          <w:color w:val="1F2937"/>
+          <w:sz w:val="22"/>
+          <w:szCs w:val="22"/>
+        </w:rPr>
+        <w:t xml:space="preserve">7.2  Attention Weights in Practice — "Je suis étudiant"</w:t>
+      </w:r>
+      <w:r>
+        <w:rPr>
+          <w:rFonts w:ascii="Times New Roman" w:cs="Times New Roman" w:eastAsia="Times New Roman" w:hAnsi="Times New Roman"/>
+          <w:color w:val="1F2937"/>
+          <w:sz w:val="22"/>
+          <w:szCs w:val="22"/>
+        </w:rPr>
+        <w:t xml:space="preserve">	9</w:t>
+      </w:r>
+    </w:p>
+    <w:p>
+      <w:pPr>
+        <w:tabs>
+          <w:tab w:val="right" w:pos="9360" w:leader="dot"/>
+        </w:tabs>
+        <w:spacing w:after="80" w:before="80" w:line="300"/>
         <w:ind w:left="0"/>
       </w:pPr>
       <w:r>
@@ -491,12 +766,117 @@
           <w:rFonts w:ascii="Times New Roman" w:cs="Times New Roman" w:eastAsia="Times New Roman" w:hAnsi="Times New Roman"/>
           <w:b/>
           <w:bCs/>
-          <w:color w:val="0D3B6E"/>
-          <w:sz w:val="22"/>
-          <w:szCs w:val="22"/>
-        </w:rPr>
-        <w:t xml:space="preserve">4. </w:t>
-      </w:r>
+          <w:color w:val="1F2937"/>
+          <w:sz w:val="22"/>
+          <w:szCs w:val="22"/>
+        </w:rPr>
+        <w:t xml:space="preserve">8.  Self-Attention and the Transformer — 2017</w:t>
+      </w:r>
+      <w:r>
+        <w:rPr>
+          <w:rFonts w:ascii="Times New Roman" w:cs="Times New Roman" w:eastAsia="Times New Roman" w:hAnsi="Times New Roman"/>
+          <w:color w:val="1F2937"/>
+          <w:sz w:val="22"/>
+          <w:szCs w:val="22"/>
+        </w:rPr>
+        <w:t xml:space="preserve">	10</w:t>
+      </w:r>
+    </w:p>
+    <w:p>
+      <w:pPr>
+        <w:tabs>
+          <w:tab w:val="right" w:pos="9360" w:leader="dot"/>
+        </w:tabs>
+        <w:spacing w:after="80" w:before="80" w:line="300"/>
+        <w:ind w:left="360"/>
+      </w:pPr>
+      <w:r>
+        <w:rPr>
+          <w:rFonts w:ascii="Times New Roman" w:cs="Times New Roman" w:eastAsia="Times New Roman" w:hAnsi="Times New Roman"/>
+          <w:b w:val="false"/>
+          <w:bCs w:val="false"/>
+          <w:color w:val="1F2937"/>
+          <w:sz w:val="22"/>
+          <w:szCs w:val="22"/>
+        </w:rPr>
+        <w:t xml:space="preserve">8.1  Cross-Attention vs Self-Attention</w:t>
+      </w:r>
+      <w:r>
+        <w:rPr>
+          <w:rFonts w:ascii="Times New Roman" w:cs="Times New Roman" w:eastAsia="Times New Roman" w:hAnsi="Times New Roman"/>
+          <w:color w:val="1F2937"/>
+          <w:sz w:val="22"/>
+          <w:szCs w:val="22"/>
+        </w:rPr>
+        <w:t xml:space="preserve">	10</w:t>
+      </w:r>
+    </w:p>
+    <w:p>
+      <w:pPr>
+        <w:tabs>
+          <w:tab w:val="right" w:pos="9360" w:leader="dot"/>
+        </w:tabs>
+        <w:spacing w:after="80" w:before="80" w:line="300"/>
+        <w:ind w:left="360"/>
+      </w:pPr>
+      <w:r>
+        <w:rPr>
+          <w:rFonts w:ascii="Times New Roman" w:cs="Times New Roman" w:eastAsia="Times New Roman" w:hAnsi="Times New Roman"/>
+          <w:b w:val="false"/>
+          <w:bCs w:val="false"/>
+          <w:color w:val="1F2937"/>
+          <w:sz w:val="22"/>
+          <w:szCs w:val="22"/>
+        </w:rPr>
+        <w:t xml:space="preserve">8.2  The Formal Definition of Self-Attention</w:t>
+      </w:r>
+      <w:r>
+        <w:rPr>
+          <w:rFonts w:ascii="Times New Roman" w:cs="Times New Roman" w:eastAsia="Times New Roman" w:hAnsi="Times New Roman"/>
+          <w:color w:val="1F2937"/>
+          <w:sz w:val="22"/>
+          <w:szCs w:val="22"/>
+        </w:rPr>
+        <w:t xml:space="preserve">	11</w:t>
+      </w:r>
+    </w:p>
+    <w:p>
+      <w:pPr>
+        <w:tabs>
+          <w:tab w:val="right" w:pos="9360" w:leader="dot"/>
+        </w:tabs>
+        <w:spacing w:after="80" w:before="80" w:line="300"/>
+        <w:ind w:left="360"/>
+      </w:pPr>
+      <w:r>
+        <w:rPr>
+          <w:rFonts w:ascii="Times New Roman" w:cs="Times New Roman" w:eastAsia="Times New Roman" w:hAnsi="Times New Roman"/>
+          <w:b w:val="false"/>
+          <w:bCs w:val="false"/>
+          <w:color w:val="1F2937"/>
+          <w:sz w:val="22"/>
+          <w:szCs w:val="22"/>
+        </w:rPr>
+        <w:t xml:space="preserve">8.3  Why Self-Attention Solves the Long-Term Dependency Problem</w:t>
+      </w:r>
+      <w:r>
+        <w:rPr>
+          <w:rFonts w:ascii="Times New Roman" w:cs="Times New Roman" w:eastAsia="Times New Roman" w:hAnsi="Times New Roman"/>
+          <w:color w:val="1F2937"/>
+          <w:sz w:val="22"/>
+          <w:szCs w:val="22"/>
+        </w:rPr>
+        <w:t xml:space="preserve">	11</w:t>
+      </w:r>
+    </w:p>
+    <w:p>
+      <w:pPr>
+        <w:tabs>
+          <w:tab w:val="right" w:pos="9360" w:leader="dot"/>
+        </w:tabs>
+        <w:spacing w:after="80" w:before="80" w:line="300"/>
+        <w:ind w:left="0"/>
+      </w:pPr>
       <w:r>
         <w:rPr>
           <w:rFonts w:ascii="Times New Roman" w:cs="Times New Roman" w:eastAsia="Times New Roman" w:hAnsi="Times New Roman"/>
@@ -506,176 +886,169 @@
           <w:sz w:val="22"/>
           <w:szCs w:val="22"/>
         </w:rPr>
-        <w:t xml:space="preserve">The Encoder–Decoder Architecture</w:t>
-      </w:r>
-      <w:r>
-        <w:rPr>
-          <w:rFonts w:ascii="Times New Roman" w:cs="Times New Roman" w:eastAsia="Times New Roman" w:hAnsi="Times New Roman"/>
-          <w:sz w:val="22"/>
-          <w:szCs w:val="22"/>
-        </w:rPr>
-        <w:t xml:space="preserve">	</w:t>
-      </w:r>
-      <w:r>
-        <w:rPr>
-          <w:rFonts w:ascii="Times New Roman" w:cs="Times New Roman" w:eastAsia="Times New Roman" w:hAnsi="Times New Roman"/>
-          <w:color w:val="6B7280"/>
-          <w:sz w:val="22"/>
-          <w:szCs w:val="22"/>
-        </w:rPr>
-        <w:t xml:space="preserve">5</w:t>
+        <w:t xml:space="preserve">9.  The Historical Timeline — Thirty-Seven Years to Attention</w:t>
+      </w:r>
+      <w:r>
+        <w:rPr>
+          <w:rFonts w:ascii="Times New Roman" w:cs="Times New Roman" w:eastAsia="Times New Roman" w:hAnsi="Times New Roman"/>
+          <w:color w:val="1F2937"/>
+          <w:sz w:val="22"/>
+          <w:szCs w:val="22"/>
+        </w:rPr>
+        <w:t xml:space="preserve">	11</w:t>
       </w:r>
     </w:p>
     <w:p>
       <w:pPr>
         <w:tabs>
-          <w:tab w:val="right" w:pos="9300" w:leader="dot"/>
+          <w:tab w:val="right" w:pos="9360" w:leader="dot"/>
         </w:tabs>
-        <w:spacing w:after="0" w:before="40" w:line="320"/>
-        <w:ind w:left="480"/>
+        <w:spacing w:after="80" w:before="80" w:line="300"/>
+        <w:ind w:left="0"/>
+      </w:pPr>
+      <w:r>
+        <w:rPr>
+          <w:rFonts w:ascii="Times New Roman" w:cs="Times New Roman" w:eastAsia="Times New Roman" w:hAnsi="Times New Roman"/>
+          <w:b/>
+          <w:bCs/>
+          <w:color w:val="1F2937"/>
+          <w:sz w:val="22"/>
+          <w:szCs w:val="22"/>
+        </w:rPr>
+        <w:t xml:space="preserve">10.  Key Observations</w:t>
+      </w:r>
+      <w:r>
+        <w:rPr>
+          <w:rFonts w:ascii="Times New Roman" w:cs="Times New Roman" w:eastAsia="Times New Roman" w:hAnsi="Times New Roman"/>
+          <w:color w:val="1F2937"/>
+          <w:sz w:val="22"/>
+          <w:szCs w:val="22"/>
+        </w:rPr>
+        <w:t xml:space="preserve">	12</w:t>
+      </w:r>
+    </w:p>
+    <w:p>
+      <w:pPr>
+        <w:tabs>
+          <w:tab w:val="right" w:pos="9360" w:leader="dot"/>
+        </w:tabs>
+        <w:spacing w:after="80" w:before="80" w:line="300"/>
+        <w:ind w:left="0"/>
+      </w:pPr>
+      <w:r>
+        <w:rPr>
+          <w:rFonts w:ascii="Times New Roman" w:cs="Times New Roman" w:eastAsia="Times New Roman" w:hAnsi="Times New Roman"/>
+          <w:b/>
+          <w:bCs/>
+          <w:color w:val="1F2937"/>
+          <w:sz w:val="22"/>
+          <w:szCs w:val="22"/>
+        </w:rPr>
+        <w:t xml:space="preserve">11.  Experiments &amp; Open Questions</w:t>
+      </w:r>
+      <w:r>
+        <w:rPr>
+          <w:rFonts w:ascii="Times New Roman" w:cs="Times New Roman" w:eastAsia="Times New Roman" w:hAnsi="Times New Roman"/>
+          <w:color w:val="1F2937"/>
+          <w:sz w:val="22"/>
+          <w:szCs w:val="22"/>
+        </w:rPr>
+        <w:t xml:space="preserve">	13</w:t>
+      </w:r>
+    </w:p>
+    <w:p>
+      <w:pPr>
+        <w:tabs>
+          <w:tab w:val="right" w:pos="9360" w:leader="dot"/>
+        </w:tabs>
+        <w:spacing w:after="80" w:before="80" w:line="300"/>
+        <w:ind w:left="360"/>
       </w:pPr>
       <w:r>
         <w:rPr>
           <w:rFonts w:ascii="Times New Roman" w:cs="Times New Roman" w:eastAsia="Times New Roman" w:hAnsi="Times New Roman"/>
           <w:b w:val="false"/>
           <w:bCs w:val="false"/>
-          <w:color w:val="1A56A0"/>
-          <w:sz w:val="20"/>
-          <w:szCs w:val="20"/>
-        </w:rPr>
-        <w:t xml:space="preserve">4.1 </w:t>
-      </w:r>
+          <w:color w:val="1F2937"/>
+          <w:sz w:val="22"/>
+          <w:szCs w:val="22"/>
+        </w:rPr>
+        <w:t xml:space="preserve">11.1  Toy Bahdanau Alignment Matrix — A Hand-Computed Example</w:t>
+      </w:r>
+      <w:r>
+        <w:rPr>
+          <w:rFonts w:ascii="Times New Roman" w:cs="Times New Roman" w:eastAsia="Times New Roman" w:hAnsi="Times New Roman"/>
+          <w:color w:val="1F2937"/>
+          <w:sz w:val="22"/>
+          <w:szCs w:val="22"/>
+        </w:rPr>
+        <w:t xml:space="preserve">	13</w:t>
+      </w:r>
+    </w:p>
+    <w:p>
+      <w:pPr>
+        <w:tabs>
+          <w:tab w:val="right" w:pos="9360" w:leader="dot"/>
+        </w:tabs>
+        <w:spacing w:after="80" w:before="80" w:line="300"/>
+        <w:ind w:left="360"/>
+      </w:pPr>
       <w:r>
         <w:rPr>
           <w:rFonts w:ascii="Times New Roman" w:cs="Times New Roman" w:eastAsia="Times New Roman" w:hAnsi="Times New Roman"/>
           <w:b w:val="false"/>
           <w:bCs w:val="false"/>
           <w:color w:val="1F2937"/>
-          <w:sz w:val="20"/>
-          <w:szCs w:val="20"/>
-        </w:rPr>
-        <w:t xml:space="preserve">Why a Normal Neural Network Cannot Do This</w:t>
-      </w:r>
-      <w:r>
-        <w:rPr>
-          <w:rFonts w:ascii="Times New Roman" w:cs="Times New Roman" w:eastAsia="Times New Roman" w:hAnsi="Times New Roman"/>
-          <w:sz w:val="20"/>
-          <w:szCs w:val="20"/>
-        </w:rPr>
-        <w:t xml:space="preserve">	</w:t>
-      </w:r>
-      <w:r>
-        <w:rPr>
-          <w:rFonts w:ascii="Times New Roman" w:cs="Times New Roman" w:eastAsia="Times New Roman" w:hAnsi="Times New Roman"/>
-          <w:color w:val="6B7280"/>
-          <w:sz w:val="20"/>
-          <w:szCs w:val="20"/>
-        </w:rPr>
-        <w:t xml:space="preserve">5</w:t>
+          <w:sz w:val="22"/>
+          <w:szCs w:val="22"/>
+        </w:rPr>
+        <w:t xml:space="preserve">11.2  Open Question — Does "Attention Is All You Need" Still Hold Up?</w:t>
+      </w:r>
+      <w:r>
+        <w:rPr>
+          <w:rFonts w:ascii="Times New Roman" w:cs="Times New Roman" w:eastAsia="Times New Roman" w:hAnsi="Times New Roman"/>
+          <w:color w:val="1F2937"/>
+          <w:sz w:val="22"/>
+          <w:szCs w:val="22"/>
+        </w:rPr>
+        <w:t xml:space="preserve">	14</w:t>
       </w:r>
     </w:p>
     <w:p>
       <w:pPr>
         <w:tabs>
-          <w:tab w:val="right" w:pos="9300" w:leader="dot"/>
+          <w:tab w:val="right" w:pos="9360" w:leader="dot"/>
         </w:tabs>
-        <w:spacing w:after="0" w:before="40" w:line="320"/>
-        <w:ind w:left="480"/>
+        <w:spacing w:after="80" w:before="80" w:line="300"/>
+        <w:ind w:left="360"/>
       </w:pPr>
       <w:r>
         <w:rPr>
           <w:rFonts w:ascii="Times New Roman" w:cs="Times New Roman" w:eastAsia="Times New Roman" w:hAnsi="Times New Roman"/>
           <w:b w:val="false"/>
           <w:bCs w:val="false"/>
-          <w:color w:val="1A56A0"/>
-          <w:sz w:val="20"/>
-          <w:szCs w:val="20"/>
-        </w:rPr>
-        <w:t xml:space="preserve">4.2 </w:t>
-      </w:r>
-      <w:r>
-        <w:rPr>
-          <w:rFonts w:ascii="Times New Roman" w:cs="Times New Roman" w:eastAsia="Times New Roman" w:hAnsi="Times New Roman"/>
-          <w:b w:val="false"/>
-          <w:bCs w:val="false"/>
-          <w:color w:val="1F2937"/>
-          <w:sz w:val="20"/>
-          <w:szCs w:val="20"/>
-        </w:rPr>
-        <w:t xml:space="preserve">How the Encoder Works</w:t>
-      </w:r>
-      <w:r>
-        <w:rPr>
-          <w:rFonts w:ascii="Times New Roman" w:cs="Times New Roman" w:eastAsia="Times New Roman" w:hAnsi="Times New Roman"/>
-          <w:sz w:val="20"/>
-          <w:szCs w:val="20"/>
-        </w:rPr>
-        <w:t xml:space="preserve">	</w:t>
-      </w:r>
-      <w:r>
-        <w:rPr>
-          <w:rFonts w:ascii="Times New Roman" w:cs="Times New Roman" w:eastAsia="Times New Roman" w:hAnsi="Times New Roman"/>
-          <w:color w:val="6B7280"/>
-          <w:sz w:val="20"/>
-          <w:szCs w:val="20"/>
-        </w:rPr>
-        <w:t xml:space="preserve">5</w:t>
+          <w:color w:val="1F2937"/>
+          <w:sz w:val="22"/>
+          <w:szCs w:val="22"/>
+        </w:rPr>
+        <w:t xml:space="preserve">11.3  Proposed Future Work</w:t>
+      </w:r>
+      <w:r>
+        <w:rPr>
+          <w:rFonts w:ascii="Times New Roman" w:cs="Times New Roman" w:eastAsia="Times New Roman" w:hAnsi="Times New Roman"/>
+          <w:color w:val="1F2937"/>
+          <w:sz w:val="22"/>
+          <w:szCs w:val="22"/>
+        </w:rPr>
+        <w:t xml:space="preserve">	14</w:t>
       </w:r>
     </w:p>
     <w:p>
       <w:pPr>
         <w:tabs>
-          <w:tab w:val="right" w:pos="9300" w:leader="dot"/>
+          <w:tab w:val="right" w:pos="9360" w:leader="dot"/>
         </w:tabs>
-        <w:spacing w:after="0" w:before="40" w:line="320"/>
-        <w:ind w:left="480"/>
-      </w:pPr>
-      <w:r>
-        <w:rPr>
-          <w:rFonts w:ascii="Times New Roman" w:cs="Times New Roman" w:eastAsia="Times New Roman" w:hAnsi="Times New Roman"/>
-          <w:b w:val="false"/>
-          <w:bCs w:val="false"/>
-          <w:color w:val="1A56A0"/>
-          <w:sz w:val="20"/>
-          <w:szCs w:val="20"/>
-        </w:rPr>
-        <w:t xml:space="preserve">4.3 </w:t>
-      </w:r>
-      <w:r>
-        <w:rPr>
-          <w:rFonts w:ascii="Times New Roman" w:cs="Times New Roman" w:eastAsia="Times New Roman" w:hAnsi="Times New Roman"/>
-          <w:b w:val="false"/>
-          <w:bCs w:val="false"/>
-          <w:color w:val="1F2937"/>
-          <w:sz w:val="20"/>
-          <w:szCs w:val="20"/>
-        </w:rPr>
-        <w:t xml:space="preserve">The Decoder</w:t>
-      </w:r>
-      <w:r>
-        <w:rPr>
-          <w:rFonts w:ascii="Times New Roman" w:cs="Times New Roman" w:eastAsia="Times New Roman" w:hAnsi="Times New Roman"/>
-          <w:sz w:val="20"/>
-          <w:szCs w:val="20"/>
-        </w:rPr>
-        <w:t xml:space="preserve">	</w:t>
-      </w:r>
-      <w:r>
-        <w:rPr>
-          <w:rFonts w:ascii="Times New Roman" w:cs="Times New Roman" w:eastAsia="Times New Roman" w:hAnsi="Times New Roman"/>
-          <w:color w:val="6B7280"/>
-          <w:sz w:val="20"/>
-          <w:szCs w:val="20"/>
-        </w:rPr>
-        <w:t xml:space="preserve">6</w:t>
-      </w:r>
-    </w:p>
-    <w:p>
-      <w:pPr>
-        <w:tabs>
-          <w:tab w:val="right" w:pos="9300" w:leader="dot"/>
-        </w:tabs>
-        <w:spacing w:after="0" w:before="100" w:line="320"/>
+        <w:spacing w:after="80" w:before="80" w:line="300"/>
         <w:ind w:left="0"/>
       </w:pPr>
       <w:r>
@@ -683,12 +1056,30 @@
           <w:rFonts w:ascii="Times New Roman" w:cs="Times New Roman" w:eastAsia="Times New Roman" w:hAnsi="Times New Roman"/>
           <w:b/>
           <w:bCs/>
-          <w:color w:val="0D3B6E"/>
-          <w:sz w:val="22"/>
-          <w:szCs w:val="22"/>
-        </w:rPr>
-        <w:t xml:space="preserve">5. </w:t>
-      </w:r>
+          <w:color w:val="1F2937"/>
+          <w:sz w:val="22"/>
+          <w:szCs w:val="22"/>
+        </w:rPr>
+        <w:t xml:space="preserve">12.  Discussion — Relationship to Prior Work</w:t>
+      </w:r>
+      <w:r>
+        <w:rPr>
+          <w:rFonts w:ascii="Times New Roman" w:cs="Times New Roman" w:eastAsia="Times New Roman" w:hAnsi="Times New Roman"/>
+          <w:color w:val="1F2937"/>
+          <w:sz w:val="22"/>
+          <w:szCs w:val="22"/>
+        </w:rPr>
+        <w:t xml:space="preserve">	15</w:t>
+      </w:r>
+    </w:p>
+    <w:p>
+      <w:pPr>
+        <w:tabs>
+          <w:tab w:val="right" w:pos="9360" w:leader="dot"/>
+        </w:tabs>
+        <w:spacing w:after="80" w:before="80" w:line="300"/>
+        <w:ind w:left="0"/>
+      </w:pPr>
       <w:r>
         <w:rPr>
           <w:rFonts w:ascii="Times New Roman" w:cs="Times New Roman" w:eastAsia="Times New Roman" w:hAnsi="Times New Roman"/>
@@ -698,128 +1089,24 @@
           <w:sz w:val="22"/>
           <w:szCs w:val="22"/>
         </w:rPr>
-        <w:t xml:space="preserve">The Recurrent Neural Network — Mechanism and Failure</w:t>
-      </w:r>
-      <w:r>
-        <w:rPr>
-          <w:rFonts w:ascii="Times New Roman" w:cs="Times New Roman" w:eastAsia="Times New Roman" w:hAnsi="Times New Roman"/>
-          <w:sz w:val="22"/>
-          <w:szCs w:val="22"/>
-        </w:rPr>
-        <w:t xml:space="preserve">	</w:t>
-      </w:r>
-      <w:r>
-        <w:rPr>
-          <w:rFonts w:ascii="Times New Roman" w:cs="Times New Roman" w:eastAsia="Times New Roman" w:hAnsi="Times New Roman"/>
-          <w:color w:val="6B7280"/>
-          <w:sz w:val="22"/>
-          <w:szCs w:val="22"/>
-        </w:rPr>
-        <w:t xml:space="preserve">6</w:t>
+        <w:t xml:space="preserve">13.  What Comes Next</w:t>
+      </w:r>
+      <w:r>
+        <w:rPr>
+          <w:rFonts w:ascii="Times New Roman" w:cs="Times New Roman" w:eastAsia="Times New Roman" w:hAnsi="Times New Roman"/>
+          <w:color w:val="1F2937"/>
+          <w:sz w:val="22"/>
+          <w:szCs w:val="22"/>
+        </w:rPr>
+        <w:t xml:space="preserve">	16</w:t>
       </w:r>
     </w:p>
     <w:p>
       <w:pPr>
         <w:tabs>
-          <w:tab w:val="right" w:pos="9300" w:leader="dot"/>
+          <w:tab w:val="right" w:pos="9360" w:leader="dot"/>
         </w:tabs>
-        <w:spacing w:after="0" w:before="40" w:line="320"/>
-        <w:ind w:left="480"/>
-      </w:pPr>
-      <w:r>
-        <w:rPr>
-          <w:rFonts w:ascii="Times New Roman" w:cs="Times New Roman" w:eastAsia="Times New Roman" w:hAnsi="Times New Roman"/>
-          <w:b w:val="false"/>
-          <w:bCs w:val="false"/>
-          <w:color w:val="1A56A0"/>
-          <w:sz w:val="20"/>
-          <w:szCs w:val="20"/>
-        </w:rPr>
-        <w:t xml:space="preserve">5.1 </w:t>
-      </w:r>
-      <w:r>
-        <w:rPr>
-          <w:rFonts w:ascii="Times New Roman" w:cs="Times New Roman" w:eastAsia="Times New Roman" w:hAnsi="Times New Roman"/>
-          <w:b w:val="false"/>
-          <w:bCs w:val="false"/>
-          <w:color w:val="1F2937"/>
-          <w:sz w:val="20"/>
-          <w:szCs w:val="20"/>
-        </w:rPr>
-        <w:t xml:space="preserve">How an RNN Step Works</w:t>
-      </w:r>
-      <w:r>
-        <w:rPr>
-          <w:rFonts w:ascii="Times New Roman" w:cs="Times New Roman" w:eastAsia="Times New Roman" w:hAnsi="Times New Roman"/>
-          <w:sz w:val="20"/>
-          <w:szCs w:val="20"/>
-        </w:rPr>
-        <w:t xml:space="preserve">	</w:t>
-      </w:r>
-      <w:r>
-        <w:rPr>
-          <w:rFonts w:ascii="Times New Roman" w:cs="Times New Roman" w:eastAsia="Times New Roman" w:hAnsi="Times New Roman"/>
-          <w:color w:val="6B7280"/>
-          <w:sz w:val="20"/>
-          <w:szCs w:val="20"/>
-        </w:rPr>
-        <w:t xml:space="preserve">6</w:t>
-      </w:r>
-    </w:p>
-    <w:p>
-      <w:pPr>
-        <w:tabs>
-          <w:tab w:val="right" w:pos="9300" w:leader="dot"/>
-        </w:tabs>
-        <w:spacing w:after="0" w:before="40" w:line="320"/>
-        <w:ind w:left="480"/>
-      </w:pPr>
-      <w:r>
-        <w:rPr>
-          <w:rFonts w:ascii="Times New Roman" w:cs="Times New Roman" w:eastAsia="Times New Roman" w:hAnsi="Times New Roman"/>
-          <w:b w:val="false"/>
-          <w:bCs w:val="false"/>
-          <w:color w:val="1A56A0"/>
-          <w:sz w:val="20"/>
-          <w:szCs w:val="20"/>
-        </w:rPr>
-        <w:t xml:space="preserve">5.2 </w:t>
-      </w:r>
-      <w:r>
-        <w:rPr>
-          <w:rFonts w:ascii="Times New Roman" w:cs="Times New Roman" w:eastAsia="Times New Roman" w:hAnsi="Times New Roman"/>
-          <w:b w:val="false"/>
-          <w:bCs w:val="false"/>
-          <w:color w:val="1F2937"/>
-          <w:sz w:val="20"/>
-          <w:szCs w:val="20"/>
-        </w:rPr>
-        <w:t xml:space="preserve">The Critical Failure — The Information Bottleneck</w:t>
-      </w:r>
-      <w:r>
-        <w:rPr>
-          <w:rFonts w:ascii="Times New Roman" w:cs="Times New Roman" w:eastAsia="Times New Roman" w:hAnsi="Times New Roman"/>
-          <w:sz w:val="20"/>
-          <w:szCs w:val="20"/>
-        </w:rPr>
-        <w:t xml:space="preserve">	</w:t>
-      </w:r>
-      <w:r>
-        <w:rPr>
-          <w:rFonts w:ascii="Times New Roman" w:cs="Times New Roman" w:eastAsia="Times New Roman" w:hAnsi="Times New Roman"/>
-          <w:color w:val="6B7280"/>
-          <w:sz w:val="20"/>
-          <w:szCs w:val="20"/>
-        </w:rPr>
-        <w:t xml:space="preserve">7</w:t>
-      </w:r>
-    </w:p>
-    <w:p>
-      <w:pPr>
-        <w:tabs>
-          <w:tab w:val="right" w:pos="9300" w:leader="dot"/>
-        </w:tabs>
-        <w:spacing w:after="0" w:before="100" w:line="320"/>
+        <w:spacing w:after="80" w:before="80" w:line="300"/>
         <w:ind w:left="0"/>
       </w:pPr>
       <w:r>
@@ -827,860 +1114,20 @@
           <w:rFonts w:ascii="Times New Roman" w:cs="Times New Roman" w:eastAsia="Times New Roman" w:hAnsi="Times New Roman"/>
           <w:b/>
           <w:bCs/>
-          <w:color w:val="0D3B6E"/>
-          <w:sz w:val="22"/>
-          <w:szCs w:val="22"/>
-        </w:rPr>
-        <w:t xml:space="preserve">6. </w:t>
-      </w:r>
-      <w:r>
-        <w:rPr>
-          <w:rFonts w:ascii="Times New Roman" w:cs="Times New Roman" w:eastAsia="Times New Roman" w:hAnsi="Times New Roman"/>
-          <w:b/>
-          <w:bCs/>
-          <w:color w:val="1F2937"/>
-          <w:sz w:val="22"/>
-          <w:szCs w:val="22"/>
-        </w:rPr>
-        <w:t xml:space="preserve">LSTMs — A Partial Solution</w:t>
-      </w:r>
-      <w:r>
-        <w:rPr>
-          <w:rFonts w:ascii="Times New Roman" w:cs="Times New Roman" w:eastAsia="Times New Roman" w:hAnsi="Times New Roman"/>
-          <w:sz w:val="22"/>
-          <w:szCs w:val="22"/>
-        </w:rPr>
-        <w:t xml:space="preserve">	</w:t>
-      </w:r>
-      <w:r>
-        <w:rPr>
-          <w:rFonts w:ascii="Times New Roman" w:cs="Times New Roman" w:eastAsia="Times New Roman" w:hAnsi="Times New Roman"/>
-          <w:color w:val="6B7280"/>
-          <w:sz w:val="22"/>
-          <w:szCs w:val="22"/>
-        </w:rPr>
-        <w:t xml:space="preserve">8</w:t>
-      </w:r>
-    </w:p>
-    <w:p>
-      <w:pPr>
-        <w:tabs>
-          <w:tab w:val="right" w:pos="9300" w:leader="dot"/>
-        </w:tabs>
-        <w:spacing w:after="0" w:before="40" w:line="320"/>
-        <w:ind w:left="480"/>
-      </w:pPr>
-      <w:r>
-        <w:rPr>
-          <w:rFonts w:ascii="Times New Roman" w:cs="Times New Roman" w:eastAsia="Times New Roman" w:hAnsi="Times New Roman"/>
-          <w:b w:val="false"/>
-          <w:bCs w:val="false"/>
-          <w:color w:val="1A56A0"/>
-          <w:sz w:val="20"/>
-          <w:szCs w:val="20"/>
-        </w:rPr>
-        <w:t xml:space="preserve">6.1 </w:t>
-      </w:r>
-      <w:r>
-        <w:rPr>
-          <w:rFonts w:ascii="Times New Roman" w:cs="Times New Roman" w:eastAsia="Times New Roman" w:hAnsi="Times New Roman"/>
-          <w:b w:val="false"/>
-          <w:bCs w:val="false"/>
-          <w:color w:val="1F2937"/>
-          <w:sz w:val="20"/>
-          <w:szCs w:val="20"/>
-        </w:rPr>
-        <w:t xml:space="preserve">The Internal Architecture — Cell State and Gating</w:t>
-      </w:r>
-      <w:r>
-        <w:rPr>
-          <w:rFonts w:ascii="Times New Roman" w:cs="Times New Roman" w:eastAsia="Times New Roman" w:hAnsi="Times New Roman"/>
-          <w:sz w:val="20"/>
-          <w:szCs w:val="20"/>
-        </w:rPr>
-        <w:t xml:space="preserve">	</w:t>
-      </w:r>
-      <w:r>
-        <w:rPr>
-          <w:rFonts w:ascii="Times New Roman" w:cs="Times New Roman" w:eastAsia="Times New Roman" w:hAnsi="Times New Roman"/>
-          <w:color w:val="6B7280"/>
-          <w:sz w:val="20"/>
-          <w:szCs w:val="20"/>
-        </w:rPr>
-        <w:t xml:space="preserve">8</w:t>
-      </w:r>
-    </w:p>
-    <w:p>
-      <w:pPr>
-        <w:tabs>
-          <w:tab w:val="right" w:pos="9300" w:leader="dot"/>
-        </w:tabs>
-        <w:spacing w:after="0" w:before="100" w:line="320"/>
-        <w:ind w:left="0"/>
-      </w:pPr>
-      <w:r>
-        <w:rPr>
-          <w:rFonts w:ascii="Times New Roman" w:cs="Times New Roman" w:eastAsia="Times New Roman" w:hAnsi="Times New Roman"/>
-          <w:b/>
-          <w:bCs/>
-          <w:color w:val="0D3B6E"/>
-          <w:sz w:val="22"/>
-          <w:szCs w:val="22"/>
-        </w:rPr>
-        <w:t xml:space="preserve">7. </w:t>
-      </w:r>
-      <w:r>
-        <w:rPr>
-          <w:rFonts w:ascii="Times New Roman" w:cs="Times New Roman" w:eastAsia="Times New Roman" w:hAnsi="Times New Roman"/>
-          <w:b/>
-          <w:bCs/>
-          <w:color w:val="1F2937"/>
-          <w:sz w:val="22"/>
-          <w:szCs w:val="22"/>
-        </w:rPr>
-        <w:t xml:space="preserve">The Bahdanau Attention Mechanism — 2014</w:t>
-      </w:r>
-      <w:r>
-        <w:rPr>
-          <w:rFonts w:ascii="Times New Roman" w:cs="Times New Roman" w:eastAsia="Times New Roman" w:hAnsi="Times New Roman"/>
-          <w:sz w:val="22"/>
-          <w:szCs w:val="22"/>
-        </w:rPr>
-        <w:t xml:space="preserve">	</w:t>
-      </w:r>
-      <w:r>
-        <w:rPr>
-          <w:rFonts w:ascii="Times New Roman" w:cs="Times New Roman" w:eastAsia="Times New Roman" w:hAnsi="Times New Roman"/>
-          <w:color w:val="6B7280"/>
-          <w:sz w:val="22"/>
-          <w:szCs w:val="22"/>
-        </w:rPr>
-        <w:t xml:space="preserve">9</w:t>
-      </w:r>
-    </w:p>
-    <w:p>
-      <w:pPr>
-        <w:tabs>
-          <w:tab w:val="right" w:pos="9300" w:leader="dot"/>
-        </w:tabs>
-        <w:spacing w:after="0" w:before="40" w:line="320"/>
-        <w:ind w:left="480"/>
-      </w:pPr>
-      <w:r>
-        <w:rPr>
-          <w:rFonts w:ascii="Times New Roman" w:cs="Times New Roman" w:eastAsia="Times New Roman" w:hAnsi="Times New Roman"/>
-          <w:b w:val="false"/>
-          <w:bCs w:val="false"/>
-          <w:color w:val="1A56A0"/>
-          <w:sz w:val="20"/>
-          <w:szCs w:val="20"/>
-        </w:rPr>
-        <w:t xml:space="preserve">7.1 </w:t>
-      </w:r>
-      <w:r>
-        <w:rPr>
-          <w:rFonts w:ascii="Times New Roman" w:cs="Times New Roman" w:eastAsia="Times New Roman" w:hAnsi="Times New Roman"/>
-          <w:b w:val="false"/>
-          <w:bCs w:val="false"/>
-          <w:color w:val="1F2937"/>
-          <w:sz w:val="20"/>
-          <w:szCs w:val="20"/>
-        </w:rPr>
-        <w:t xml:space="preserve">The Core Mechanism</w:t>
-      </w:r>
-      <w:r>
-        <w:rPr>
-          <w:rFonts w:ascii="Times New Roman" w:cs="Times New Roman" w:eastAsia="Times New Roman" w:hAnsi="Times New Roman"/>
-          <w:sz w:val="20"/>
-          <w:szCs w:val="20"/>
-        </w:rPr>
-        <w:t xml:space="preserve">	</w:t>
-      </w:r>
-      <w:r>
-        <w:rPr>
-          <w:rFonts w:ascii="Times New Roman" w:cs="Times New Roman" w:eastAsia="Times New Roman" w:hAnsi="Times New Roman"/>
-          <w:color w:val="6B7280"/>
-          <w:sz w:val="20"/>
-          <w:szCs w:val="20"/>
-        </w:rPr>
-        <w:t xml:space="preserve">9</w:t>
-      </w:r>
-    </w:p>
-    <w:p>
-      <w:pPr>
-        <w:tabs>
-          <w:tab w:val="right" w:pos="9300" w:leader="dot"/>
-        </w:tabs>
-        <w:spacing w:after="0" w:before="40" w:line="320"/>
-        <w:ind w:left="480"/>
-      </w:pPr>
-      <w:r>
-        <w:rPr>
-          <w:rFonts w:ascii="Times New Roman" w:cs="Times New Roman" w:eastAsia="Times New Roman" w:hAnsi="Times New Roman"/>
-          <w:b w:val="false"/>
-          <w:bCs w:val="false"/>
-          <w:color w:val="1A56A0"/>
-          <w:sz w:val="20"/>
-          <w:szCs w:val="20"/>
-        </w:rPr>
-        <w:t xml:space="preserve">7.2 </w:t>
-      </w:r>
-      <w:r>
-        <w:rPr>
-          <w:rFonts w:ascii="Times New Roman" w:cs="Times New Roman" w:eastAsia="Times New Roman" w:hAnsi="Times New Roman"/>
-          <w:b w:val="false"/>
-          <w:bCs w:val="false"/>
-          <w:color w:val="1F2937"/>
-          <w:sz w:val="20"/>
-          <w:szCs w:val="20"/>
-        </w:rPr>
-        <w:t xml:space="preserve">Attention Weights in Practice — "Je suis étudiant"</w:t>
-      </w:r>
-      <w:r>
-        <w:rPr>
-          <w:rFonts w:ascii="Times New Roman" w:cs="Times New Roman" w:eastAsia="Times New Roman" w:hAnsi="Times New Roman"/>
-          <w:sz w:val="20"/>
-          <w:szCs w:val="20"/>
-        </w:rPr>
-        <w:t xml:space="preserve">	</w:t>
-      </w:r>
-      <w:r>
-        <w:rPr>
-          <w:rFonts w:ascii="Times New Roman" w:cs="Times New Roman" w:eastAsia="Times New Roman" w:hAnsi="Times New Roman"/>
-          <w:color w:val="6B7280"/>
-          <w:sz w:val="20"/>
-          <w:szCs w:val="20"/>
-        </w:rPr>
-        <w:t xml:space="preserve">9</w:t>
-      </w:r>
-    </w:p>
-    <w:p>
-      <w:pPr>
-        <w:tabs>
-          <w:tab w:val="right" w:pos="9300" w:leader="dot"/>
-        </w:tabs>
-        <w:spacing w:after="0" w:before="100" w:line="320"/>
-        <w:ind w:left="0"/>
-      </w:pPr>
-      <w:r>
-        <w:rPr>
-          <w:rFonts w:ascii="Times New Roman" w:cs="Times New Roman" w:eastAsia="Times New Roman" w:hAnsi="Times New Roman"/>
-          <w:b/>
-          <w:bCs/>
-          <w:color w:val="0D3B6E"/>
-          <w:sz w:val="22"/>
-          <w:szCs w:val="22"/>
-        </w:rPr>
-        <w:t xml:space="preserve">8. </w:t>
-      </w:r>
-      <w:r>
-        <w:rPr>
-          <w:rFonts w:ascii="Times New Roman" w:cs="Times New Roman" w:eastAsia="Times New Roman" w:hAnsi="Times New Roman"/>
-          <w:b/>
-          <w:bCs/>
-          <w:color w:val="1F2937"/>
-          <w:sz w:val="22"/>
-          <w:szCs w:val="22"/>
-        </w:rPr>
-        <w:t xml:space="preserve">Self-Attention and the Transformer — 2017</w:t>
-      </w:r>
-      <w:r>
-        <w:rPr>
-          <w:rFonts w:ascii="Times New Roman" w:cs="Times New Roman" w:eastAsia="Times New Roman" w:hAnsi="Times New Roman"/>
-          <w:sz w:val="22"/>
-          <w:szCs w:val="22"/>
-        </w:rPr>
-        <w:t xml:space="preserve">	</w:t>
-      </w:r>
-      <w:r>
-        <w:rPr>
-          <w:rFonts w:ascii="Times New Roman" w:cs="Times New Roman" w:eastAsia="Times New Roman" w:hAnsi="Times New Roman"/>
-          <w:color w:val="6B7280"/>
-          <w:sz w:val="22"/>
-          <w:szCs w:val="22"/>
-        </w:rPr>
-        <w:t xml:space="preserve">10</w:t>
-      </w:r>
-    </w:p>
-    <w:p>
-      <w:pPr>
-        <w:tabs>
-          <w:tab w:val="right" w:pos="9300" w:leader="dot"/>
-        </w:tabs>
-        <w:spacing w:after="0" w:before="40" w:line="320"/>
-        <w:ind w:left="480"/>
-      </w:pPr>
-      <w:r>
-        <w:rPr>
-          <w:rFonts w:ascii="Times New Roman" w:cs="Times New Roman" w:eastAsia="Times New Roman" w:hAnsi="Times New Roman"/>
-          <w:b w:val="false"/>
-          <w:bCs w:val="false"/>
-          <w:color w:val="1A56A0"/>
-          <w:sz w:val="20"/>
-          <w:szCs w:val="20"/>
-        </w:rPr>
-        <w:t xml:space="preserve">8.1 </w:t>
-      </w:r>
-      <w:r>
-        <w:rPr>
-          <w:rFonts w:ascii="Times New Roman" w:cs="Times New Roman" w:eastAsia="Times New Roman" w:hAnsi="Times New Roman"/>
-          <w:b w:val="false"/>
-          <w:bCs w:val="false"/>
-          <w:color w:val="1F2937"/>
-          <w:sz w:val="20"/>
-          <w:szCs w:val="20"/>
-        </w:rPr>
-        <w:t xml:space="preserve">Cross-Attention vs Self-Attention</w:t>
-      </w:r>
-      <w:r>
-        <w:rPr>
-          <w:rFonts w:ascii="Times New Roman" w:cs="Times New Roman" w:eastAsia="Times New Roman" w:hAnsi="Times New Roman"/>
-          <w:sz w:val="20"/>
-          <w:szCs w:val="20"/>
-        </w:rPr>
-        <w:t xml:space="preserve">	</w:t>
-      </w:r>
-      <w:r>
-        <w:rPr>
-          <w:rFonts w:ascii="Times New Roman" w:cs="Times New Roman" w:eastAsia="Times New Roman" w:hAnsi="Times New Roman"/>
-          <w:color w:val="6B7280"/>
-          <w:sz w:val="20"/>
-          <w:szCs w:val="20"/>
-        </w:rPr>
-        <w:t xml:space="preserve">10</w:t>
-      </w:r>
-    </w:p>
-    <w:p>
-      <w:pPr>
-        <w:tabs>
-          <w:tab w:val="right" w:pos="9300" w:leader="dot"/>
-        </w:tabs>
-        <w:spacing w:after="0" w:before="40" w:line="320"/>
-        <w:ind w:left="480"/>
-      </w:pPr>
-      <w:r>
-        <w:rPr>
-          <w:rFonts w:ascii="Times New Roman" w:cs="Times New Roman" w:eastAsia="Times New Roman" w:hAnsi="Times New Roman"/>
-          <w:b w:val="false"/>
-          <w:bCs w:val="false"/>
-          <w:color w:val="1A56A0"/>
-          <w:sz w:val="20"/>
-          <w:szCs w:val="20"/>
-        </w:rPr>
-        <w:t xml:space="preserve">8.2 </w:t>
-      </w:r>
-      <w:r>
-        <w:rPr>
-          <w:rFonts w:ascii="Times New Roman" w:cs="Times New Roman" w:eastAsia="Times New Roman" w:hAnsi="Times New Roman"/>
-          <w:b w:val="false"/>
-          <w:bCs w:val="false"/>
-          <w:color w:val="1F2937"/>
-          <w:sz w:val="20"/>
-          <w:szCs w:val="20"/>
-        </w:rPr>
-        <w:t xml:space="preserve">The Formal Definition of Self-Attention</w:t>
-      </w:r>
-      <w:r>
-        <w:rPr>
-          <w:rFonts w:ascii="Times New Roman" w:cs="Times New Roman" w:eastAsia="Times New Roman" w:hAnsi="Times New Roman"/>
-          <w:sz w:val="20"/>
-          <w:szCs w:val="20"/>
-        </w:rPr>
-        <w:t xml:space="preserve">	</w:t>
-      </w:r>
-      <w:r>
-        <w:rPr>
-          <w:rFonts w:ascii="Times New Roman" w:cs="Times New Roman" w:eastAsia="Times New Roman" w:hAnsi="Times New Roman"/>
-          <w:color w:val="6B7280"/>
-          <w:sz w:val="20"/>
-          <w:szCs w:val="20"/>
-        </w:rPr>
-        <w:t xml:space="preserve">11</w:t>
-      </w:r>
-    </w:p>
-    <w:p>
-      <w:pPr>
-        <w:tabs>
-          <w:tab w:val="right" w:pos="9300" w:leader="dot"/>
-        </w:tabs>
-        <w:spacing w:after="0" w:before="40" w:line="320"/>
-        <w:ind w:left="480"/>
-      </w:pPr>
-      <w:r>
-        <w:rPr>
-          <w:rFonts w:ascii="Times New Roman" w:cs="Times New Roman" w:eastAsia="Times New Roman" w:hAnsi="Times New Roman"/>
-          <w:b w:val="false"/>
-          <w:bCs w:val="false"/>
-          <w:color w:val="1A56A0"/>
-          <w:sz w:val="20"/>
-          <w:szCs w:val="20"/>
-        </w:rPr>
-        <w:t xml:space="preserve">8.3 </w:t>
-      </w:r>
-      <w:r>
-        <w:rPr>
-          <w:rFonts w:ascii="Times New Roman" w:cs="Times New Roman" w:eastAsia="Times New Roman" w:hAnsi="Times New Roman"/>
-          <w:b w:val="false"/>
-          <w:bCs w:val="false"/>
-          <w:color w:val="1F2937"/>
-          <w:sz w:val="20"/>
-          <w:szCs w:val="20"/>
-        </w:rPr>
-        <w:t xml:space="preserve">Why Self-Attention Solves the Long-Term Dependency Problem</w:t>
-      </w:r>
-      <w:r>
-        <w:rPr>
-          <w:rFonts w:ascii="Times New Roman" w:cs="Times New Roman" w:eastAsia="Times New Roman" w:hAnsi="Times New Roman"/>
-          <w:sz w:val="20"/>
-          <w:szCs w:val="20"/>
-        </w:rPr>
-        <w:t xml:space="preserve">	</w:t>
-      </w:r>
-      <w:r>
-        <w:rPr>
-          <w:rFonts w:ascii="Times New Roman" w:cs="Times New Roman" w:eastAsia="Times New Roman" w:hAnsi="Times New Roman"/>
-          <w:color w:val="6B7280"/>
-          <w:sz w:val="20"/>
-          <w:szCs w:val="20"/>
-        </w:rPr>
-        <w:t xml:space="preserve">11</w:t>
-      </w:r>
-    </w:p>
-    <w:p>
-      <w:pPr>
-        <w:tabs>
-          <w:tab w:val="right" w:pos="9300" w:leader="dot"/>
-        </w:tabs>
-        <w:spacing w:after="0" w:before="100" w:line="320"/>
-        <w:ind w:left="0"/>
-      </w:pPr>
-      <w:r>
-        <w:rPr>
-          <w:rFonts w:ascii="Times New Roman" w:cs="Times New Roman" w:eastAsia="Times New Roman" w:hAnsi="Times New Roman"/>
-          <w:b/>
-          <w:bCs/>
-          <w:color w:val="0D3B6E"/>
-          <w:sz w:val="22"/>
-          <w:szCs w:val="22"/>
-        </w:rPr>
-        <w:t xml:space="preserve">9. </w:t>
-      </w:r>
-      <w:r>
-        <w:rPr>
-          <w:rFonts w:ascii="Times New Roman" w:cs="Times New Roman" w:eastAsia="Times New Roman" w:hAnsi="Times New Roman"/>
-          <w:b/>
-          <w:bCs/>
-          <w:color w:val="1F2937"/>
-          <w:sz w:val="22"/>
-          <w:szCs w:val="22"/>
-        </w:rPr>
-        <w:t xml:space="preserve">The Historical Timeline — Thirty-Seven Years to Attention</w:t>
-      </w:r>
-      <w:r>
-        <w:rPr>
-          <w:rFonts w:ascii="Times New Roman" w:cs="Times New Roman" w:eastAsia="Times New Roman" w:hAnsi="Times New Roman"/>
-          <w:sz w:val="22"/>
-          <w:szCs w:val="22"/>
-        </w:rPr>
-        <w:t xml:space="preserve">	</w:t>
-      </w:r>
-      <w:r>
-        <w:rPr>
-          <w:rFonts w:ascii="Times New Roman" w:cs="Times New Roman" w:eastAsia="Times New Roman" w:hAnsi="Times New Roman"/>
-          <w:color w:val="6B7280"/>
-          <w:sz w:val="22"/>
-          <w:szCs w:val="22"/>
-        </w:rPr>
-        <w:t xml:space="preserve">11</w:t>
-      </w:r>
-    </w:p>
-    <w:p>
-      <w:pPr>
-        <w:tabs>
-          <w:tab w:val="right" w:pos="9300" w:leader="dot"/>
-        </w:tabs>
-        <w:spacing w:after="0" w:before="100" w:line="320"/>
-        <w:ind w:left="0"/>
-      </w:pPr>
-      <w:r>
-        <w:rPr>
-          <w:rFonts w:ascii="Times New Roman" w:cs="Times New Roman" w:eastAsia="Times New Roman" w:hAnsi="Times New Roman"/>
-          <w:b/>
-          <w:bCs/>
-          <w:color w:val="0D3B6E"/>
-          <w:sz w:val="22"/>
-          <w:szCs w:val="22"/>
-        </w:rPr>
-        <w:t xml:space="preserve">10. </w:t>
-      </w:r>
-      <w:r>
-        <w:rPr>
-          <w:rFonts w:ascii="Times New Roman" w:cs="Times New Roman" w:eastAsia="Times New Roman" w:hAnsi="Times New Roman"/>
-          <w:b/>
-          <w:bCs/>
-          <w:color w:val="1F2937"/>
-          <w:sz w:val="22"/>
-          <w:szCs w:val="22"/>
-        </w:rPr>
-        <w:t xml:space="preserve">Key Observations</w:t>
-      </w:r>
-      <w:r>
-        <w:rPr>
-          <w:rFonts w:ascii="Times New Roman" w:cs="Times New Roman" w:eastAsia="Times New Roman" w:hAnsi="Times New Roman"/>
-          <w:sz w:val="22"/>
-          <w:szCs w:val="22"/>
-        </w:rPr>
-        <w:t xml:space="preserve">	</w:t>
-      </w:r>
-      <w:r>
-        <w:rPr>
-          <w:rFonts w:ascii="Times New Roman" w:cs="Times New Roman" w:eastAsia="Times New Roman" w:hAnsi="Times New Roman"/>
-          <w:color w:val="6B7280"/>
-          <w:sz w:val="22"/>
-          <w:szCs w:val="22"/>
-        </w:rPr>
-        <w:t xml:space="preserve">12</w:t>
-      </w:r>
-    </w:p>
-    <w:p>
-      <w:pPr>
-        <w:tabs>
-          <w:tab w:val="right" w:pos="9300" w:leader="dot"/>
-        </w:tabs>
-        <w:spacing w:after="0" w:before="100" w:line="320"/>
-        <w:ind w:left="0"/>
-      </w:pPr>
-      <w:r>
-        <w:rPr>
-          <w:rFonts w:ascii="Times New Roman" w:cs="Times New Roman" w:eastAsia="Times New Roman" w:hAnsi="Times New Roman"/>
-          <w:b/>
-          <w:bCs/>
-          <w:color w:val="0D3B6E"/>
-          <w:sz w:val="22"/>
-          <w:szCs w:val="22"/>
-        </w:rPr>
-        <w:t xml:space="preserve">11. </w:t>
-      </w:r>
-      <w:r>
-        <w:rPr>
-          <w:rFonts w:ascii="Times New Roman" w:cs="Times New Roman" w:eastAsia="Times New Roman" w:hAnsi="Times New Roman"/>
-          <w:b/>
-          <w:bCs/>
-          <w:color w:val="1F2937"/>
-          <w:sz w:val="22"/>
-          <w:szCs w:val="22"/>
-        </w:rPr>
-        <w:t xml:space="preserve">Experiments &amp; Open Questions</w:t>
-      </w:r>
-      <w:r>
-        <w:rPr>
-          <w:rFonts w:ascii="Times New Roman" w:cs="Times New Roman" w:eastAsia="Times New Roman" w:hAnsi="Times New Roman"/>
-          <w:sz w:val="22"/>
-          <w:szCs w:val="22"/>
-        </w:rPr>
-        <w:t xml:space="preserve">	</w:t>
-      </w:r>
-      <w:r>
-        <w:rPr>
-          <w:rFonts w:ascii="Times New Roman" w:cs="Times New Roman" w:eastAsia="Times New Roman" w:hAnsi="Times New Roman"/>
-          <w:color w:val="6B7280"/>
-          <w:sz w:val="22"/>
-          <w:szCs w:val="22"/>
-        </w:rPr>
-        <w:t xml:space="preserve">13</w:t>
-      </w:r>
-    </w:p>
-    <w:p>
-      <w:pPr>
-        <w:tabs>
-          <w:tab w:val="right" w:pos="9300" w:leader="dot"/>
-        </w:tabs>
-        <w:spacing w:after="0" w:before="40" w:line="320"/>
-        <w:ind w:left="480"/>
-      </w:pPr>
-      <w:r>
-        <w:rPr>
-          <w:rFonts w:ascii="Times New Roman" w:cs="Times New Roman" w:eastAsia="Times New Roman" w:hAnsi="Times New Roman"/>
-          <w:b w:val="false"/>
-          <w:bCs w:val="false"/>
-          <w:color w:val="1A56A0"/>
-          <w:sz w:val="20"/>
-          <w:szCs w:val="20"/>
-        </w:rPr>
-        <w:t xml:space="preserve">11.1 </w:t>
-      </w:r>
-      <w:r>
-        <w:rPr>
-          <w:rFonts w:ascii="Times New Roman" w:cs="Times New Roman" w:eastAsia="Times New Roman" w:hAnsi="Times New Roman"/>
-          <w:b w:val="false"/>
-          <w:bCs w:val="false"/>
-          <w:color w:val="1F2937"/>
-          <w:sz w:val="20"/>
-          <w:szCs w:val="20"/>
-        </w:rPr>
-        <w:t xml:space="preserve">Toy Bahdanau Alignment Matrix — A Hand-Computed Example</w:t>
-      </w:r>
-      <w:r>
-        <w:rPr>
-          <w:rFonts w:ascii="Times New Roman" w:cs="Times New Roman" w:eastAsia="Times New Roman" w:hAnsi="Times New Roman"/>
-          <w:sz w:val="20"/>
-          <w:szCs w:val="20"/>
-        </w:rPr>
-        <w:t xml:space="preserve">	</w:t>
-      </w:r>
-      <w:r>
-        <w:rPr>
-          <w:rFonts w:ascii="Times New Roman" w:cs="Times New Roman" w:eastAsia="Times New Roman" w:hAnsi="Times New Roman"/>
-          <w:color w:val="6B7280"/>
-          <w:sz w:val="20"/>
-          <w:szCs w:val="20"/>
-        </w:rPr>
-        <w:t xml:space="preserve">13</w:t>
-      </w:r>
-    </w:p>
-    <w:p>
-      <w:pPr>
-        <w:tabs>
-          <w:tab w:val="right" w:pos="9300" w:leader="dot"/>
-        </w:tabs>
-        <w:spacing w:after="0" w:before="40" w:line="320"/>
-        <w:ind w:left="480"/>
-      </w:pPr>
-      <w:r>
-        <w:rPr>
-          <w:rFonts w:ascii="Times New Roman" w:cs="Times New Roman" w:eastAsia="Times New Roman" w:hAnsi="Times New Roman"/>
-          <w:b w:val="false"/>
-          <w:bCs w:val="false"/>
-          <w:color w:val="1A56A0"/>
-          <w:sz w:val="20"/>
-          <w:szCs w:val="20"/>
-        </w:rPr>
-        <w:t xml:space="preserve">11.2 </w:t>
-      </w:r>
-      <w:r>
-        <w:rPr>
-          <w:rFonts w:ascii="Times New Roman" w:cs="Times New Roman" w:eastAsia="Times New Roman" w:hAnsi="Times New Roman"/>
-          <w:b w:val="false"/>
-          <w:bCs w:val="false"/>
-          <w:color w:val="1F2937"/>
-          <w:sz w:val="20"/>
-          <w:szCs w:val="20"/>
-        </w:rPr>
-        <w:t xml:space="preserve">Open Question — Does "Attention Is All You Need" Still Hold Up?</w:t>
-      </w:r>
-      <w:r>
-        <w:rPr>
-          <w:rFonts w:ascii="Times New Roman" w:cs="Times New Roman" w:eastAsia="Times New Roman" w:hAnsi="Times New Roman"/>
-          <w:sz w:val="20"/>
-          <w:szCs w:val="20"/>
-        </w:rPr>
-        <w:t xml:space="preserve">	</w:t>
-      </w:r>
-      <w:r>
-        <w:rPr>
-          <w:rFonts w:ascii="Times New Roman" w:cs="Times New Roman" w:eastAsia="Times New Roman" w:hAnsi="Times New Roman"/>
-          <w:color w:val="6B7280"/>
-          <w:sz w:val="20"/>
-          <w:szCs w:val="20"/>
-        </w:rPr>
-        <w:t xml:space="preserve">14</w:t>
-      </w:r>
-    </w:p>
-    <w:p>
-      <w:pPr>
-        <w:tabs>
-          <w:tab w:val="right" w:pos="9300" w:leader="dot"/>
-        </w:tabs>
-        <w:spacing w:after="0" w:before="40" w:line="320"/>
-        <w:ind w:left="480"/>
-      </w:pPr>
-      <w:r>
-        <w:rPr>
-          <w:rFonts w:ascii="Times New Roman" w:cs="Times New Roman" w:eastAsia="Times New Roman" w:hAnsi="Times New Roman"/>
-          <w:b w:val="false"/>
-          <w:bCs w:val="false"/>
-          <w:color w:val="1A56A0"/>
-          <w:sz w:val="20"/>
-          <w:szCs w:val="20"/>
-        </w:rPr>
-        <w:t xml:space="preserve">11.3 </w:t>
-      </w:r>
-      <w:r>
-        <w:rPr>
-          <w:rFonts w:ascii="Times New Roman" w:cs="Times New Roman" w:eastAsia="Times New Roman" w:hAnsi="Times New Roman"/>
-          <w:b w:val="false"/>
-          <w:bCs w:val="false"/>
-          <w:color w:val="1F2937"/>
-          <w:sz w:val="20"/>
-          <w:szCs w:val="20"/>
-        </w:rPr>
-        <w:t xml:space="preserve">Proposed Future Work</w:t>
-      </w:r>
-      <w:r>
-        <w:rPr>
-          <w:rFonts w:ascii="Times New Roman" w:cs="Times New Roman" w:eastAsia="Times New Roman" w:hAnsi="Times New Roman"/>
-          <w:sz w:val="20"/>
-          <w:szCs w:val="20"/>
-        </w:rPr>
-        <w:t xml:space="preserve">	</w:t>
-      </w:r>
-      <w:r>
-        <w:rPr>
-          <w:rFonts w:ascii="Times New Roman" w:cs="Times New Roman" w:eastAsia="Times New Roman" w:hAnsi="Times New Roman"/>
-          <w:color w:val="6B7280"/>
-          <w:sz w:val="20"/>
-          <w:szCs w:val="20"/>
-        </w:rPr>
-        <w:t xml:space="preserve">14</w:t>
-      </w:r>
-    </w:p>
-    <w:p>
-      <w:pPr>
-        <w:tabs>
-          <w:tab w:val="right" w:pos="9300" w:leader="dot"/>
-        </w:tabs>
-        <w:spacing w:after="0" w:before="100" w:line="320"/>
-        <w:ind w:left="0"/>
-      </w:pPr>
-      <w:r>
-        <w:rPr>
-          <w:rFonts w:ascii="Times New Roman" w:cs="Times New Roman" w:eastAsia="Times New Roman" w:hAnsi="Times New Roman"/>
-          <w:b/>
-          <w:bCs/>
-          <w:color w:val="0D3B6E"/>
-          <w:sz w:val="22"/>
-          <w:szCs w:val="22"/>
-        </w:rPr>
-        <w:t xml:space="preserve">12. </w:t>
-      </w:r>
-      <w:r>
-        <w:rPr>
-          <w:rFonts w:ascii="Times New Roman" w:cs="Times New Roman" w:eastAsia="Times New Roman" w:hAnsi="Times New Roman"/>
-          <w:b/>
-          <w:bCs/>
-          <w:color w:val="1F2937"/>
-          <w:sz w:val="22"/>
-          <w:szCs w:val="22"/>
-        </w:rPr>
-        <w:t xml:space="preserve">Discussion — Relationship to Prior Work</w:t>
-      </w:r>
-      <w:r>
-        <w:rPr>
-          <w:rFonts w:ascii="Times New Roman" w:cs="Times New Roman" w:eastAsia="Times New Roman" w:hAnsi="Times New Roman"/>
-          <w:sz w:val="22"/>
-          <w:szCs w:val="22"/>
-        </w:rPr>
-        <w:t xml:space="preserve">	</w:t>
-      </w:r>
-      <w:r>
-        <w:rPr>
-          <w:rFonts w:ascii="Times New Roman" w:cs="Times New Roman" w:eastAsia="Times New Roman" w:hAnsi="Times New Roman"/>
-          <w:color w:val="6B7280"/>
-          <w:sz w:val="22"/>
-          <w:szCs w:val="22"/>
-        </w:rPr>
-        <w:t xml:space="preserve">15</w:t>
-      </w:r>
-    </w:p>
-    <w:p>
-      <w:pPr>
-        <w:tabs>
-          <w:tab w:val="right" w:pos="9300" w:leader="dot"/>
-        </w:tabs>
-        <w:spacing w:after="0" w:before="100" w:line="320"/>
-        <w:ind w:left="0"/>
-      </w:pPr>
-      <w:r>
-        <w:rPr>
-          <w:rFonts w:ascii="Times New Roman" w:cs="Times New Roman" w:eastAsia="Times New Roman" w:hAnsi="Times New Roman"/>
-          <w:b/>
-          <w:bCs/>
-          <w:color w:val="0D3B6E"/>
-          <w:sz w:val="22"/>
-          <w:szCs w:val="22"/>
-        </w:rPr>
-        <w:t xml:space="preserve">13. </w:t>
-      </w:r>
-      <w:r>
-        <w:rPr>
-          <w:rFonts w:ascii="Times New Roman" w:cs="Times New Roman" w:eastAsia="Times New Roman" w:hAnsi="Times New Roman"/>
-          <w:b/>
-          <w:bCs/>
-          <w:color w:val="1F2937"/>
-          <w:sz w:val="22"/>
-          <w:szCs w:val="22"/>
-        </w:rPr>
-        <w:t xml:space="preserve">What Comes Next</w:t>
-      </w:r>
-      <w:r>
-        <w:rPr>
-          <w:rFonts w:ascii="Times New Roman" w:cs="Times New Roman" w:eastAsia="Times New Roman" w:hAnsi="Times New Roman"/>
-          <w:sz w:val="22"/>
-          <w:szCs w:val="22"/>
-        </w:rPr>
-        <w:t xml:space="preserve">	</w:t>
-      </w:r>
-      <w:r>
-        <w:rPr>
-          <w:rFonts w:ascii="Times New Roman" w:cs="Times New Roman" w:eastAsia="Times New Roman" w:hAnsi="Times New Roman"/>
-          <w:color w:val="6B7280"/>
-          <w:sz w:val="22"/>
-          <w:szCs w:val="22"/>
-        </w:rPr>
-        <w:t xml:space="preserve">16</w:t>
-      </w:r>
-    </w:p>
-    <w:p>
-      <w:pPr>
-        <w:tabs>
-          <w:tab w:val="right" w:pos="9300" w:leader="dot"/>
-        </w:tabs>
-        <w:spacing w:after="0" w:before="100" w:line="320"/>
-        <w:ind w:left="0"/>
-      </w:pPr>
-      <w:r>
-        <w:rPr>
-          <w:rFonts w:ascii="Times New Roman" w:cs="Times New Roman" w:eastAsia="Times New Roman" w:hAnsi="Times New Roman"/>
-          <w:b/>
-          <w:bCs/>
-          <w:color w:val="0D3B6E"/>
-          <w:sz w:val="22"/>
-          <w:szCs w:val="22"/>
-        </w:rPr>
-        <w:t xml:space="preserve"> </w:t>
-      </w:r>
-      <w:r>
-        <w:rPr>
-          <w:rFonts w:ascii="Times New Roman" w:cs="Times New Roman" w:eastAsia="Times New Roman" w:hAnsi="Times New Roman"/>
-          <w:b/>
-          <w:bCs/>
-          <w:color w:val="1F2937"/>
-          <w:sz w:val="22"/>
-          <w:szCs w:val="22"/>
-        </w:rPr>
-        <w:t xml:space="preserve">References</w:t>
-      </w:r>
-      <w:r>
-        <w:rPr>
-          <w:rFonts w:ascii="Times New Roman" w:cs="Times New Roman" w:eastAsia="Times New Roman" w:hAnsi="Times New Roman"/>
-          <w:sz w:val="22"/>
-          <w:szCs w:val="22"/>
-        </w:rPr>
-        <w:t xml:space="preserve">	</w:t>
-      </w:r>
-      <w:r>
-        <w:rPr>
-          <w:rFonts w:ascii="Times New Roman" w:cs="Times New Roman" w:eastAsia="Times New Roman" w:hAnsi="Times New Roman"/>
-          <w:color w:val="6B7280"/>
-          <w:sz w:val="22"/>
-          <w:szCs w:val="22"/>
-        </w:rPr>
-        <w:t xml:space="preserve">17</w:t>
-      </w:r>
-    </w:p>
-    <w:p>
-      <w:r>
-        <w:br w:type="page"/>
+          <w:color w:val="1F2937"/>
+          <w:sz w:val="22"/>
+          <w:szCs w:val="22"/>
+        </w:rPr>
+        <w:t xml:space="preserve">       References</w:t>
+      </w:r>
+      <w:r>
+        <w:rPr>
+          <w:rFonts w:ascii="Times New Roman" w:cs="Times New Roman" w:eastAsia="Times New Roman" w:hAnsi="Times New Roman"/>
+          <w:color w:val="1F2937"/>
+          <w:sz w:val="22"/>
+          <w:szCs w:val="22"/>
+        </w:rPr>
+        <w:t xml:space="preserve">	17</w:t>
       </w:r>
     </w:p>
     <w:p>
@@ -1692,6 +1139,18 @@
           <w:docGrid w:linePitch="360"/>
         </w:sectPr>
       </w:pPr>
+    </w:p>
+    <w:p>
+      <w:pPr>
+        <w:spacing w:after="120" w:before="0"/>
+      </w:pPr>
+      <w:r>
+        <w:rPr>
+          <w:sz w:val="2"/>
+          <w:szCs w:val="2"/>
+        </w:rPr>
+        <w:t xml:space="preserve"/>
+      </w:r>
     </w:p>
     <w:tbl>
       <w:tblPr>
@@ -1712,7 +1171,6 @@
       <w:tr>
         <w:trPr>
           <w:cantSplit/>
-          <w:tblHeader/>
         </w:trPr>
         <w:tc>
           <w:tcPr>
@@ -1734,7 +1192,6 @@
           <w:p>
             <w:pPr>
               <w:spacing w:after="0" w:before="0" w:line="280"/>
-              <w:jc w:val="left"/>
             </w:pPr>
             <w:r>
               <w:rPr>
@@ -1771,7 +1228,6 @@
           <w:p>
             <w:pPr>
               <w:spacing w:after="0" w:before="0" w:line="280"/>
-              <w:jc w:val="left"/>
             </w:pPr>
             <w:r>
               <w:rPr>
@@ -1813,7 +1269,6 @@
           <w:p>
             <w:pPr>
               <w:spacing w:after="0" w:before="0" w:line="280"/>
-              <w:jc w:val="left"/>
             </w:pPr>
             <w:r>
               <w:rPr>
@@ -1850,7 +1305,6 @@
           <w:p>
             <w:pPr>
               <w:spacing w:after="0" w:before="0" w:line="280"/>
-              <w:jc w:val="left"/>
             </w:pPr>
             <w:r>
               <w:rPr>
@@ -1892,7 +1346,6 @@
           <w:p>
             <w:pPr>
               <w:spacing w:after="0" w:before="0" w:line="280"/>
-              <w:jc w:val="left"/>
             </w:pPr>
             <w:r>
               <w:rPr>
@@ -1929,7 +1382,6 @@
           <w:p>
             <w:pPr>
               <w:spacing w:after="0" w:before="0" w:line="280"/>
-              <w:jc w:val="left"/>
             </w:pPr>
             <w:r>
               <w:rPr>
@@ -1971,7 +1423,6 @@
           <w:p>
             <w:pPr>
               <w:spacing w:after="0" w:before="0" w:line="280"/>
-              <w:jc w:val="left"/>
             </w:pPr>
             <w:r>
               <w:rPr>
@@ -2008,7 +1459,6 @@
           <w:p>
             <w:pPr>
               <w:spacing w:after="0" w:before="0" w:line="280"/>
-              <w:jc w:val="left"/>
             </w:pPr>
             <w:r>
               <w:rPr>
@@ -2050,7 +1500,6 @@
           <w:p>
             <w:pPr>
               <w:spacing w:after="0" w:before="0" w:line="280"/>
-              <w:jc w:val="left"/>
             </w:pPr>
             <w:r>
               <w:rPr>
@@ -2087,7 +1536,6 @@
           <w:p>
             <w:pPr>
               <w:spacing w:after="0" w:before="0" w:line="280"/>
-              <w:jc w:val="left"/>
             </w:pPr>
             <w:r>
               <w:rPr>
@@ -2129,7 +1577,6 @@
           <w:p>
             <w:pPr>
               <w:spacing w:after="0" w:before="0" w:line="280"/>
-              <w:jc w:val="left"/>
             </w:pPr>
             <w:r>
               <w:rPr>
@@ -2166,7 +1613,6 @@
           <w:p>
             <w:pPr>
               <w:spacing w:after="0" w:before="0" w:line="280"/>
-              <w:jc w:val="left"/>
             </w:pPr>
             <w:r>
               <w:rPr>
@@ -2208,7 +1654,6 @@
           <w:p>
             <w:pPr>
               <w:spacing w:after="0" w:before="0" w:line="280"/>
-              <w:jc w:val="left"/>
             </w:pPr>
             <w:r>
               <w:rPr>
@@ -2245,7 +1690,6 @@
           <w:p>
             <w:pPr>
               <w:spacing w:after="0" w:before="0" w:line="280"/>
-              <w:jc w:val="left"/>
             </w:pPr>
             <w:r>
               <w:rPr>
@@ -2266,9 +1710,13 @@
     </w:tbl>
     <w:p>
       <w:pPr>
-        <w:spacing w:after="240" w:before="240"/>
-      </w:pPr>
-      <w:r>
+        <w:spacing w:after="120" w:before="240"/>
+      </w:pPr>
+      <w:r>
+        <w:rPr>
+          <w:sz w:val="2"/>
+          <w:szCs w:val="2"/>
+        </w:rPr>
         <w:t xml:space="preserve"/>
       </w:r>
     </w:p>
@@ -2299,10 +1747,6 @@
       <w:r>
         <w:rPr>
           <w:rFonts w:ascii="Times New Roman" w:cs="Times New Roman" w:eastAsia="Times New Roman" w:hAnsi="Times New Roman"/>
-          <w:b w:val="false"/>
-          <w:bCs w:val="false"/>
-          <w:i w:val="false"/>
-          <w:iCs w:val="false"/>
           <w:color w:val="1F2937"/>
           <w:sz w:val="22"/>
           <w:szCs w:val="22"/>
@@ -2312,6 +1756,7 @@
     </w:p>
     <w:p>
       <w:pPr>
+        <w:keepLines/>
         <w:pBdr>
           <w:left w:val="single" w:color="2E75B6" w:sz="16" w:space="8"/>
         </w:pBdr>
@@ -2331,6 +1776,7 @@
     </w:p>
     <w:p>
       <w:pPr>
+        <w:keepLines/>
         <w:pBdr>
           <w:left w:val="single" w:color="2E75B6" w:sz="16" w:space="8"/>
         </w:pBdr>
@@ -2350,6 +1796,7 @@
     </w:p>
     <w:p>
       <w:pPr>
+        <w:keepLines/>
         <w:pBdr>
           <w:left w:val="single" w:color="2E75B6" w:sz="16" w:space="8"/>
         </w:pBdr>
@@ -2369,6 +1816,7 @@
     </w:p>
     <w:p>
       <w:pPr>
+        <w:keepLines/>
         <w:pBdr>
           <w:left w:val="single" w:color="2E75B6" w:sz="16" w:space="8"/>
         </w:pBdr>
@@ -2383,11 +1831,12 @@
           <w:sz w:val="19"/>
           <w:szCs w:val="19"/>
         </w:rPr>
-        <w:t xml:space="preserve"> </w:t>
-      </w:r>
-    </w:p>
-    <w:p>
-      <w:pPr>
+        <w:t xml:space="preserve"/>
+      </w:r>
+    </w:p>
+    <w:p>
+      <w:pPr>
+        <w:keepLines/>
         <w:pBdr>
           <w:left w:val="single" w:color="2E75B6" w:sz="16" w:space="8"/>
         </w:pBdr>
@@ -2407,6 +1856,7 @@
     </w:p>
     <w:p>
       <w:pPr>
+        <w:keepLines/>
         <w:pBdr>
           <w:left w:val="single" w:color="2E75B6" w:sz="16" w:space="8"/>
         </w:pBdr>
@@ -2426,11 +1876,12 @@
     </w:p>
     <w:p>
       <w:pPr>
-        <w:pBdr>
-          <w:left w:val="single" w:color="2E75B6" w:sz="16" w:space="8"/>
-        </w:pBdr>
-        <w:shd w:fill="F3F4F6" w:val="clear"/>
-        <w:spacing w:after="140" w:before="0" w:line="260"/>
+        <w:keepLines/>
+        <w:pBdr>
+          <w:left w:val="single" w:color="2E75B6" w:sz="16" w:space="8"/>
+        </w:pBdr>
+        <w:shd w:fill="F3F4F6" w:val="clear"/>
+        <w:spacing w:after="120" w:before="0" w:line="260"/>
         <w:ind w:left="120" w:right="120"/>
       </w:pPr>
       <w:r>
@@ -2451,10 +1902,6 @@
       <w:r>
         <w:rPr>
           <w:rFonts w:ascii="Times New Roman" w:cs="Times New Roman" w:eastAsia="Times New Roman" w:hAnsi="Times New Roman"/>
-          <w:b w:val="false"/>
-          <w:bCs w:val="false"/>
-          <w:i w:val="false"/>
-          <w:iCs w:val="false"/>
           <w:color w:val="1F2937"/>
           <w:sz w:val="22"/>
           <w:szCs w:val="22"/>
@@ -2489,10 +1936,6 @@
       <w:r>
         <w:rPr>
           <w:rFonts w:ascii="Times New Roman" w:cs="Times New Roman" w:eastAsia="Times New Roman" w:hAnsi="Times New Roman"/>
-          <w:b w:val="false"/>
-          <w:bCs w:val="false"/>
-          <w:i w:val="false"/>
-          <w:iCs w:val="false"/>
           <w:color w:val="1F2937"/>
           <w:sz w:val="22"/>
           <w:szCs w:val="22"/>
@@ -2513,9 +1956,9 @@
         </w:tblBorders>
       </w:tblPr>
       <w:tblGrid>
-        <w:gridCol w:w="2800"/>
-        <w:gridCol w:w="4460"/>
-        <w:gridCol w:w="2100"/>
+        <w:gridCol w:w="2400"/>
+        <w:gridCol w:w="5160"/>
+        <w:gridCol w:w="1800"/>
       </w:tblGrid>
       <w:tr>
         <w:trPr>
@@ -2524,123 +1967,7 @@
         </w:trPr>
         <w:tc>
           <w:tcPr>
-            <w:tcW w:type="dxa" w:w="2800"/>
-            <w:tcBorders>
-              <w:top w:val="single" w:color="CCCCCC" w:sz="2"/>
-              <w:left w:val="single" w:color="CCCCCC" w:sz="2"/>
-              <w:bottom w:val="single" w:color="CCCCCC" w:sz="2"/>
-              <w:right w:val="single" w:color="CCCCCC" w:sz="2"/>
-            </w:tcBorders>
-            <w:shd w:fill="0D3B6E" w:val="clear"/>
-            <w:tcMar>
-              <w:top w:type="dxa" w:w="100"/>
-              <w:left w:type="dxa" w:w="150"/>
-              <w:bottom w:type="dxa" w:w="100"/>
-              <w:right w:type="dxa" w:w="150"/>
-            </w:tcMar>
-          </w:tcPr>
-          <w:p>
-            <w:pPr>
-              <w:spacing w:after="0" w:before="0" w:line="280"/>
-              <w:jc w:val="center"/>
-            </w:pPr>
-            <w:r>
-              <w:rPr>
-                <w:rFonts w:ascii="Times New Roman" w:cs="Times New Roman" w:eastAsia="Times New Roman" w:hAnsi="Times New Roman"/>
-                <w:b/>
-                <w:bCs/>
-                <w:i w:val="false"/>
-                <w:iCs w:val="false"/>
-                <w:color w:val="FFFFFF"/>
-                <w:sz w:val="22"/>
-                <w:szCs w:val="22"/>
-              </w:rPr>
-              <w:t xml:space="preserve">Type</w:t>
-            </w:r>
-          </w:p>
-        </w:tc>
-        <w:tc>
-          <w:tcPr>
-            <w:tcW w:type="dxa" w:w="4460"/>
-            <w:tcBorders>
-              <w:top w:val="single" w:color="CCCCCC" w:sz="2"/>
-              <w:left w:val="single" w:color="CCCCCC" w:sz="2"/>
-              <w:bottom w:val="single" w:color="CCCCCC" w:sz="2"/>
-              <w:right w:val="single" w:color="CCCCCC" w:sz="2"/>
-            </w:tcBorders>
-            <w:shd w:fill="0D3B6E" w:val="clear"/>
-            <w:tcMar>
-              <w:top w:type="dxa" w:w="100"/>
-              <w:left w:type="dxa" w:w="150"/>
-              <w:bottom w:type="dxa" w:w="100"/>
-              <w:right w:type="dxa" w:w="150"/>
-            </w:tcMar>
-          </w:tcPr>
-          <w:p>
-            <w:pPr>
-              <w:spacing w:after="0" w:before="0" w:line="280"/>
-              <w:jc w:val="center"/>
-            </w:pPr>
-            <w:r>
-              <w:rPr>
-                <w:rFonts w:ascii="Times New Roman" w:cs="Times New Roman" w:eastAsia="Times New Roman" w:hAnsi="Times New Roman"/>
-                <w:b/>
-                <w:bCs/>
-                <w:i w:val="false"/>
-                <w:iCs w:val="false"/>
-                <w:color w:val="FFFFFF"/>
-                <w:sz w:val="22"/>
-                <w:szCs w:val="22"/>
-              </w:rPr>
-              <w:t xml:space="preserve">What It Is</w:t>
-            </w:r>
-          </w:p>
-        </w:tc>
-        <w:tc>
-          <w:tcPr>
-            <w:tcW w:type="dxa" w:w="2100"/>
-            <w:tcBorders>
-              <w:top w:val="single" w:color="CCCCCC" w:sz="2"/>
-              <w:left w:val="single" w:color="CCCCCC" w:sz="2"/>
-              <w:bottom w:val="single" w:color="CCCCCC" w:sz="2"/>
-              <w:right w:val="single" w:color="CCCCCC" w:sz="2"/>
-            </w:tcBorders>
-            <w:shd w:fill="0D3B6E" w:val="clear"/>
-            <w:tcMar>
-              <w:top w:type="dxa" w:w="100"/>
-              <w:left w:type="dxa" w:w="150"/>
-              <w:bottom w:type="dxa" w:w="100"/>
-              <w:right w:type="dxa" w:w="150"/>
-            </w:tcMar>
-          </w:tcPr>
-          <w:p>
-            <w:pPr>
-              <w:spacing w:after="0" w:before="0" w:line="280"/>
-              <w:jc w:val="center"/>
-            </w:pPr>
-            <w:r>
-              <w:rPr>
-                <w:rFonts w:ascii="Times New Roman" w:cs="Times New Roman" w:eastAsia="Times New Roman" w:hAnsi="Times New Roman"/>
-                <w:b/>
-                <w:bCs/>
-                <w:i w:val="false"/>
-                <w:iCs w:val="false"/>
-                <w:color w:val="FFFFFF"/>
-                <w:sz w:val="22"/>
-                <w:szCs w:val="22"/>
-              </w:rPr>
-              <w:t xml:space="preserve">Covered In</w:t>
-            </w:r>
-          </w:p>
-        </w:tc>
-      </w:tr>
-      <w:tr>
-        <w:trPr>
-          <w:cantSplit/>
-        </w:trPr>
-        <w:tc>
-          <w:tcPr>
-            <w:tcW w:type="dxa" w:w="2800"/>
+            <w:tcW w:type="dxa" w:w="2400"/>
             <w:tcBorders>
               <w:top w:val="single" w:color="CCCCCC" w:sz="2"/>
               <w:left w:val="single" w:color="CCCCCC" w:sz="2"/>
@@ -2658,7 +1985,119 @@
           <w:p>
             <w:pPr>
               <w:spacing w:after="0" w:before="0" w:line="280"/>
-              <w:jc w:val="left"/>
+            </w:pPr>
+            <w:r>
+              <w:rPr>
+                <w:rFonts w:ascii="Times New Roman" w:cs="Times New Roman" w:eastAsia="Times New Roman" w:hAnsi="Times New Roman"/>
+                <w:b/>
+                <w:bCs/>
+                <w:i w:val="false"/>
+                <w:iCs w:val="false"/>
+                <w:color w:val="1F2937"/>
+                <w:sz w:val="22"/>
+                <w:szCs w:val="22"/>
+              </w:rPr>
+              <w:t xml:space="preserve">Type</w:t>
+            </w:r>
+          </w:p>
+        </w:tc>
+        <w:tc>
+          <w:tcPr>
+            <w:tcW w:type="dxa" w:w="5160"/>
+            <w:tcBorders>
+              <w:top w:val="single" w:color="CCCCCC" w:sz="2"/>
+              <w:left w:val="single" w:color="CCCCCC" w:sz="2"/>
+              <w:bottom w:val="single" w:color="CCCCCC" w:sz="2"/>
+              <w:right w:val="single" w:color="CCCCCC" w:sz="2"/>
+            </w:tcBorders>
+            <w:shd w:fill="F9FAFB" w:val="clear"/>
+            <w:tcMar>
+              <w:top w:type="dxa" w:w="100"/>
+              <w:left w:type="dxa" w:w="150"/>
+              <w:bottom w:type="dxa" w:w="100"/>
+              <w:right w:type="dxa" w:w="150"/>
+            </w:tcMar>
+          </w:tcPr>
+          <w:p>
+            <w:pPr>
+              <w:spacing w:after="0" w:before="0" w:line="280"/>
+            </w:pPr>
+            <w:r>
+              <w:rPr>
+                <w:rFonts w:ascii="Times New Roman" w:cs="Times New Roman" w:eastAsia="Times New Roman" w:hAnsi="Times New Roman"/>
+                <w:b/>
+                <w:bCs/>
+                <w:i w:val="false"/>
+                <w:iCs w:val="false"/>
+                <w:color w:val="1F2937"/>
+                <w:sz w:val="22"/>
+                <w:szCs w:val="22"/>
+              </w:rPr>
+              <w:t xml:space="preserve">What It Is</w:t>
+            </w:r>
+          </w:p>
+        </w:tc>
+        <w:tc>
+          <w:tcPr>
+            <w:tcW w:type="dxa" w:w="1800"/>
+            <w:tcBorders>
+              <w:top w:val="single" w:color="CCCCCC" w:sz="2"/>
+              <w:left w:val="single" w:color="CCCCCC" w:sz="2"/>
+              <w:bottom w:val="single" w:color="CCCCCC" w:sz="2"/>
+              <w:right w:val="single" w:color="CCCCCC" w:sz="2"/>
+            </w:tcBorders>
+            <w:shd w:fill="F9FAFB" w:val="clear"/>
+            <w:tcMar>
+              <w:top w:type="dxa" w:w="100"/>
+              <w:left w:type="dxa" w:w="150"/>
+              <w:bottom w:type="dxa" w:w="100"/>
+              <w:right w:type="dxa" w:w="150"/>
+            </w:tcMar>
+          </w:tcPr>
+          <w:p>
+            <w:pPr>
+              <w:spacing w:after="0" w:before="0" w:line="280"/>
+            </w:pPr>
+            <w:r>
+              <w:rPr>
+                <w:rFonts w:ascii="Times New Roman" w:cs="Times New Roman" w:eastAsia="Times New Roman" w:hAnsi="Times New Roman"/>
+                <w:b/>
+                <w:bCs/>
+                <w:i w:val="false"/>
+                <w:iCs w:val="false"/>
+                <w:color w:val="1F2937"/>
+                <w:sz w:val="22"/>
+                <w:szCs w:val="22"/>
+              </w:rPr>
+              <w:t xml:space="preserve">Covered In</w:t>
+            </w:r>
+          </w:p>
+        </w:tc>
+      </w:tr>
+      <w:tr>
+        <w:trPr>
+          <w:cantSplit/>
+        </w:trPr>
+        <w:tc>
+          <w:tcPr>
+            <w:tcW w:type="dxa" w:w="2400"/>
+            <w:tcBorders>
+              <w:top w:val="single" w:color="CCCCCC" w:sz="2"/>
+              <w:left w:val="single" w:color="CCCCCC" w:sz="2"/>
+              <w:bottom w:val="single" w:color="CCCCCC" w:sz="2"/>
+              <w:right w:val="single" w:color="CCCCCC" w:sz="2"/>
+            </w:tcBorders>
+            <w:shd w:fill="FFFFFF" w:val="clear"/>
+            <w:tcMar>
+              <w:top w:type="dxa" w:w="100"/>
+              <w:left w:type="dxa" w:w="150"/>
+              <w:bottom w:type="dxa" w:w="100"/>
+              <w:right w:type="dxa" w:w="150"/>
+            </w:tcMar>
+          </w:tcPr>
+          <w:p>
+            <w:pPr>
+              <w:spacing w:after="0" w:before="0" w:line="280"/>
             </w:pPr>
             <w:r>
               <w:rPr>
@@ -2677,7 +2116,7 @@
         </w:tc>
         <w:tc>
           <w:tcPr>
-            <w:tcW w:type="dxa" w:w="4460"/>
+            <w:tcW w:type="dxa" w:w="5160"/>
             <w:tcBorders>
               <w:top w:val="single" w:color="CCCCCC" w:sz="2"/>
               <w:left w:val="single" w:color="CCCCCC" w:sz="2"/>
@@ -2695,7 +2134,6 @@
           <w:p>
             <w:pPr>
               <w:spacing w:after="0" w:before="0" w:line="280"/>
-              <w:jc w:val="left"/>
             </w:pPr>
             <w:r>
               <w:rPr>
@@ -2714,7 +2152,7 @@
         </w:tc>
         <w:tc>
           <w:tcPr>
-            <w:tcW w:type="dxa" w:w="2100"/>
+            <w:tcW w:type="dxa" w:w="1800"/>
             <w:tcBorders>
               <w:top w:val="single" w:color="CCCCCC" w:sz="2"/>
               <w:left w:val="single" w:color="CCCCCC" w:sz="2"/>
@@ -2732,7 +2170,6 @@
           <w:p>
             <w:pPr>
               <w:spacing w:after="0" w:before="0" w:line="280"/>
-              <w:jc w:val="left"/>
             </w:pPr>
             <w:r>
               <w:rPr>
@@ -2756,14 +2193,14 @@
         </w:trPr>
         <w:tc>
           <w:tcPr>
-            <w:tcW w:type="dxa" w:w="2800"/>
+            <w:tcW w:type="dxa" w:w="2400"/>
             <w:tcBorders>
               <w:top w:val="single" w:color="CCCCCC" w:sz="2"/>
               <w:left w:val="single" w:color="CCCCCC" w:sz="2"/>
               <w:bottom w:val="single" w:color="CCCCCC" w:sz="2"/>
               <w:right w:val="single" w:color="CCCCCC" w:sz="2"/>
             </w:tcBorders>
-            <w:shd w:fill="F9FAFB" w:val="clear"/>
+            <w:shd w:fill="FFFFFF" w:val="clear"/>
             <w:tcMar>
               <w:top w:type="dxa" w:w="100"/>
               <w:left w:type="dxa" w:w="150"/>
@@ -2774,7 +2211,6 @@
           <w:p>
             <w:pPr>
               <w:spacing w:after="0" w:before="0" w:line="280"/>
-              <w:jc w:val="left"/>
             </w:pPr>
             <w:r>
               <w:rPr>
@@ -2793,7 +2229,7 @@
         </w:tc>
         <w:tc>
           <w:tcPr>
-            <w:tcW w:type="dxa" w:w="4460"/>
+            <w:tcW w:type="dxa" w:w="5160"/>
             <w:tcBorders>
               <w:top w:val="single" w:color="CCCCCC" w:sz="2"/>
               <w:left w:val="single" w:color="CCCCCC" w:sz="2"/>
@@ -2811,7 +2247,6 @@
           <w:p>
             <w:pPr>
               <w:spacing w:after="0" w:before="0" w:line="280"/>
-              <w:jc w:val="left"/>
             </w:pPr>
             <w:r>
               <w:rPr>
@@ -2830,7 +2265,7 @@
         </w:tc>
         <w:tc>
           <w:tcPr>
-            <w:tcW w:type="dxa" w:w="2100"/>
+            <w:tcW w:type="dxa" w:w="1800"/>
             <w:tcBorders>
               <w:top w:val="single" w:color="CCCCCC" w:sz="2"/>
               <w:left w:val="single" w:color="CCCCCC" w:sz="2"/>
@@ -2848,7 +2283,6 @@
           <w:p>
             <w:pPr>
               <w:spacing w:after="0" w:before="0" w:line="280"/>
-              <w:jc w:val="left"/>
             </w:pPr>
             <w:r>
               <w:rPr>
@@ -2872,14 +2306,14 @@
         </w:trPr>
         <w:tc>
           <w:tcPr>
-            <w:tcW w:type="dxa" w:w="2800"/>
+            <w:tcW w:type="dxa" w:w="2400"/>
             <w:tcBorders>
               <w:top w:val="single" w:color="CCCCCC" w:sz="2"/>
               <w:left w:val="single" w:color="CCCCCC" w:sz="2"/>
               <w:bottom w:val="single" w:color="CCCCCC" w:sz="2"/>
               <w:right w:val="single" w:color="CCCCCC" w:sz="2"/>
             </w:tcBorders>
-            <w:shd w:fill="F9FAFB" w:val="clear"/>
+            <w:shd w:fill="FFFFFF" w:val="clear"/>
             <w:tcMar>
               <w:top w:type="dxa" w:w="100"/>
               <w:left w:type="dxa" w:w="150"/>
@@ -2890,7 +2324,6 @@
           <w:p>
             <w:pPr>
               <w:spacing w:after="0" w:before="0" w:line="280"/>
-              <w:jc w:val="left"/>
             </w:pPr>
             <w:r>
               <w:rPr>
@@ -2909,7 +2342,7 @@
         </w:tc>
         <w:tc>
           <w:tcPr>
-            <w:tcW w:type="dxa" w:w="4460"/>
+            <w:tcW w:type="dxa" w:w="5160"/>
             <w:tcBorders>
               <w:top w:val="single" w:color="CCCCCC" w:sz="2"/>
               <w:left w:val="single" w:color="CCCCCC" w:sz="2"/>
@@ -2927,7 +2360,6 @@
           <w:p>
             <w:pPr>
               <w:spacing w:after="0" w:before="0" w:line="280"/>
-              <w:jc w:val="left"/>
             </w:pPr>
             <w:r>
               <w:rPr>
@@ -2946,7 +2378,7 @@
         </w:tc>
         <w:tc>
           <w:tcPr>
-            <w:tcW w:type="dxa" w:w="2100"/>
+            <w:tcW w:type="dxa" w:w="1800"/>
             <w:tcBorders>
               <w:top w:val="single" w:color="CCCCCC" w:sz="2"/>
               <w:left w:val="single" w:color="CCCCCC" w:sz="2"/>
@@ -2964,7 +2396,6 @@
           <w:p>
             <w:pPr>
               <w:spacing w:after="0" w:before="0" w:line="280"/>
-              <w:jc w:val="left"/>
             </w:pPr>
             <w:r>
               <w:rPr>
@@ -2988,14 +2419,14 @@
         </w:trPr>
         <w:tc>
           <w:tcPr>
-            <w:tcW w:type="dxa" w:w="2800"/>
+            <w:tcW w:type="dxa" w:w="2400"/>
             <w:tcBorders>
               <w:top w:val="single" w:color="CCCCCC" w:sz="2"/>
               <w:left w:val="single" w:color="CCCCCC" w:sz="2"/>
               <w:bottom w:val="single" w:color="CCCCCC" w:sz="2"/>
               <w:right w:val="single" w:color="CCCCCC" w:sz="2"/>
             </w:tcBorders>
-            <w:shd w:fill="F9FAFB" w:val="clear"/>
+            <w:shd w:fill="FFFFFF" w:val="clear"/>
             <w:tcMar>
               <w:top w:type="dxa" w:w="100"/>
               <w:left w:type="dxa" w:w="150"/>
@@ -3006,7 +2437,6 @@
           <w:p>
             <w:pPr>
               <w:spacing w:after="0" w:before="0" w:line="280"/>
-              <w:jc w:val="left"/>
             </w:pPr>
             <w:r>
               <w:rPr>
@@ -3025,7 +2455,7 @@
         </w:tc>
         <w:tc>
           <w:tcPr>
-            <w:tcW w:type="dxa" w:w="4460"/>
+            <w:tcW w:type="dxa" w:w="5160"/>
             <w:tcBorders>
               <w:top w:val="single" w:color="CCCCCC" w:sz="2"/>
               <w:left w:val="single" w:color="CCCCCC" w:sz="2"/>
@@ -3043,7 +2473,6 @@
           <w:p>
             <w:pPr>
               <w:spacing w:after="0" w:before="0" w:line="280"/>
-              <w:jc w:val="left"/>
             </w:pPr>
             <w:r>
               <w:rPr>
@@ -3062,7 +2491,7 @@
         </w:tc>
         <w:tc>
           <w:tcPr>
-            <w:tcW w:type="dxa" w:w="2100"/>
+            <w:tcW w:type="dxa" w:w="1800"/>
             <w:tcBorders>
               <w:top w:val="single" w:color="CCCCCC" w:sz="2"/>
               <w:left w:val="single" w:color="CCCCCC" w:sz="2"/>
@@ -3080,7 +2509,6 @@
           <w:p>
             <w:pPr>
               <w:spacing w:after="0" w:before="0" w:line="280"/>
-              <w:jc w:val="left"/>
             </w:pPr>
             <w:r>
               <w:rPr>
@@ -3101,7 +2529,7 @@
     </w:tbl>
     <w:p>
       <w:pPr>
-        <w:spacing w:after="240" w:before="80" w:line="280"/>
+        <w:spacing w:after="200" w:before="80"/>
         <w:jc w:val="center"/>
       </w:pPr>
       <w:r>
@@ -3124,10 +2552,6 @@
       <w:r>
         <w:rPr>
           <w:rFonts w:ascii="Times New Roman" w:cs="Times New Roman" w:eastAsia="Times New Roman" w:hAnsi="Times New Roman"/>
-          <w:b w:val="false"/>
-          <w:bCs w:val="false"/>
-          <w:i w:val="false"/>
-          <w:iCs w:val="false"/>
           <w:color w:val="1F2937"/>
           <w:sz w:val="22"/>
           <w:szCs w:val="22"/>
@@ -3143,10 +2567,6 @@
       <w:r>
         <w:rPr>
           <w:rFonts w:ascii="Times New Roman" w:cs="Times New Roman" w:eastAsia="Times New Roman" w:hAnsi="Times New Roman"/>
-          <w:b w:val="false"/>
-          <w:bCs w:val="false"/>
-          <w:i w:val="false"/>
-          <w:iCs w:val="false"/>
           <w:color w:val="1F2937"/>
           <w:sz w:val="22"/>
           <w:szCs w:val="22"/>
@@ -3181,10 +2601,6 @@
       <w:r>
         <w:rPr>
           <w:rFonts w:ascii="Times New Roman" w:cs="Times New Roman" w:eastAsia="Times New Roman" w:hAnsi="Times New Roman"/>
-          <w:b w:val="false"/>
-          <w:bCs w:val="false"/>
-          <w:i w:val="false"/>
-          <w:iCs w:val="false"/>
           <w:color w:val="1F2937"/>
           <w:sz w:val="22"/>
           <w:szCs w:val="22"/>
@@ -3197,14 +2613,14 @@
         <w:pStyle w:val="Heading2"/>
         <w:keepNext/>
         <w:keepLines/>
-        <w:spacing w:after="140" w:before="240"/>
+        <w:spacing w:after="120" w:before="240"/>
       </w:pPr>
       <w:r>
         <w:rPr>
           <w:rFonts w:ascii="Calibri" w:cs="Calibri" w:eastAsia="Calibri" w:hAnsi="Calibri"/>
           <w:b/>
           <w:bCs/>
-          <w:color w:val="1A56A0"/>
+          <w:color w:val="0D3B6E"/>
           <w:sz w:val="26"/>
           <w:szCs w:val="26"/>
         </w:rPr>
@@ -3219,10 +2635,6 @@
       <w:r>
         <w:rPr>
           <w:rFonts w:ascii="Times New Roman" w:cs="Times New Roman" w:eastAsia="Times New Roman" w:hAnsi="Times New Roman"/>
-          <w:b w:val="false"/>
-          <w:bCs w:val="false"/>
-          <w:i w:val="false"/>
-          <w:iCs w:val="false"/>
           <w:color w:val="1F2937"/>
           <w:sz w:val="22"/>
           <w:szCs w:val="22"/>
@@ -3232,6 +2644,7 @@
     </w:p>
     <w:p>
       <w:pPr>
+        <w:keepLines/>
         <w:pBdr>
           <w:left w:val="single" w:color="2E75B6" w:sz="16" w:space="8"/>
         </w:pBdr>
@@ -3251,6 +2664,7 @@
     </w:p>
     <w:p>
       <w:pPr>
+        <w:keepLines/>
         <w:pBdr>
           <w:left w:val="single" w:color="2E75B6" w:sz="16" w:space="8"/>
         </w:pBdr>
@@ -3270,6 +2684,7 @@
     </w:p>
     <w:p>
       <w:pPr>
+        <w:keepLines/>
         <w:pBdr>
           <w:left w:val="single" w:color="2E75B6" w:sz="16" w:space="8"/>
         </w:pBdr>
@@ -3289,6 +2704,7 @@
     </w:p>
     <w:p>
       <w:pPr>
+        <w:keepLines/>
         <w:pBdr>
           <w:left w:val="single" w:color="2E75B6" w:sz="16" w:space="8"/>
         </w:pBdr>
@@ -3303,11 +2719,12 @@
           <w:sz w:val="19"/>
           <w:szCs w:val="19"/>
         </w:rPr>
-        <w:t xml:space="preserve"> </w:t>
-      </w:r>
-    </w:p>
-    <w:p>
-      <w:pPr>
+        <w:t xml:space="preserve"/>
+      </w:r>
+    </w:p>
+    <w:p>
+      <w:pPr>
+        <w:keepLines/>
         <w:pBdr>
           <w:left w:val="single" w:color="2E75B6" w:sz="16" w:space="8"/>
         </w:pBdr>
@@ -3327,6 +2744,7 @@
     </w:p>
     <w:p>
       <w:pPr>
+        <w:keepLines/>
         <w:pBdr>
           <w:left w:val="single" w:color="2E75B6" w:sz="16" w:space="8"/>
         </w:pBdr>
@@ -3346,6 +2764,7 @@
     </w:p>
     <w:p>
       <w:pPr>
+        <w:keepLines/>
         <w:pBdr>
           <w:left w:val="single" w:color="2E75B6" w:sz="16" w:space="8"/>
         </w:pBdr>
@@ -3360,11 +2779,12 @@
           <w:sz w:val="19"/>
           <w:szCs w:val="19"/>
         </w:rPr>
-        <w:t xml:space="preserve"> </w:t>
-      </w:r>
-    </w:p>
-    <w:p>
-      <w:pPr>
+        <w:t xml:space="preserve"/>
+      </w:r>
+    </w:p>
+    <w:p>
+      <w:pPr>
+        <w:keepLines/>
         <w:pBdr>
           <w:left w:val="single" w:color="2E75B6" w:sz="16" w:space="8"/>
         </w:pBdr>
@@ -3384,11 +2804,12 @@
     </w:p>
     <w:p>
       <w:pPr>
-        <w:pBdr>
-          <w:left w:val="single" w:color="2E75B6" w:sz="16" w:space="8"/>
-        </w:pBdr>
-        <w:shd w:fill="F3F4F6" w:val="clear"/>
-        <w:spacing w:after="140" w:before="0" w:line="260"/>
+        <w:keepLines/>
+        <w:pBdr>
+          <w:left w:val="single" w:color="2E75B6" w:sz="16" w:space="8"/>
+        </w:pBdr>
+        <w:shd w:fill="F3F4F6" w:val="clear"/>
+        <w:spacing w:after="120" w:before="0" w:line="260"/>
         <w:ind w:left="120" w:right="120"/>
       </w:pPr>
       <w:r>
@@ -3409,10 +2830,6 @@
       <w:r>
         <w:rPr>
           <w:rFonts w:ascii="Times New Roman" w:cs="Times New Roman" w:eastAsia="Times New Roman" w:hAnsi="Times New Roman"/>
-          <w:b w:val="false"/>
-          <w:bCs w:val="false"/>
-          <w:i w:val="false"/>
-          <w:iCs w:val="false"/>
           <w:color w:val="1F2937"/>
           <w:sz w:val="22"/>
           <w:szCs w:val="22"/>
@@ -3436,7 +2853,7 @@
           <w:sz w:val="32"/>
           <w:szCs w:val="32"/>
         </w:rPr>
-        <w:t xml:space="preserve">4.  The Encoder–Decoder Architecture — The First Solution</w:t>
+        <w:t xml:space="preserve">4.  The Encoder–Decoder Architecture</w:t>
       </w:r>
     </w:p>
     <w:p>
@@ -3462,11 +2879,9 @@
           <w:rFonts w:ascii="Times New Roman" w:cs="Times New Roman" w:eastAsia="Times New Roman" w:hAnsi="Times New Roman"/>
           <w:b/>
           <w:bCs/>
-          <w:i w:val="false"/>
-          <w:iCs w:val="false"/>
-          <w:color w:val="1A56A0"/>
-          <w:sz w:val="20"/>
-          <w:szCs w:val="20"/>
+          <w:color w:val="1F2937"/>
+          <w:sz w:val="22"/>
+          <w:szCs w:val="22"/>
         </w:rPr>
         <w:t xml:space="preserve"> [7]</w:t>
       </w:r>
@@ -3489,14 +2904,14 @@
         <w:pStyle w:val="Heading2"/>
         <w:keepNext/>
         <w:keepLines/>
-        <w:spacing w:after="140" w:before="240"/>
+        <w:spacing w:after="120" w:before="240"/>
       </w:pPr>
       <w:r>
         <w:rPr>
           <w:rFonts w:ascii="Calibri" w:cs="Calibri" w:eastAsia="Calibri" w:hAnsi="Calibri"/>
           <w:b/>
           <w:bCs/>
-          <w:color w:val="1A56A0"/>
+          <w:color w:val="0D3B6E"/>
           <w:sz w:val="26"/>
           <w:szCs w:val="26"/>
         </w:rPr>
@@ -3511,10 +2926,6 @@
       <w:r>
         <w:rPr>
           <w:rFonts w:ascii="Times New Roman" w:cs="Times New Roman" w:eastAsia="Times New Roman" w:hAnsi="Times New Roman"/>
-          <w:b w:val="false"/>
-          <w:bCs w:val="false"/>
-          <w:i w:val="false"/>
-          <w:iCs w:val="false"/>
           <w:color w:val="1F2937"/>
           <w:sz w:val="22"/>
           <w:szCs w:val="22"/>
@@ -3527,14 +2938,14 @@
         <w:pStyle w:val="Heading2"/>
         <w:keepNext/>
         <w:keepLines/>
-        <w:spacing w:after="140" w:before="240"/>
+        <w:spacing w:after="120" w:before="240"/>
       </w:pPr>
       <w:r>
         <w:rPr>
           <w:rFonts w:ascii="Calibri" w:cs="Calibri" w:eastAsia="Calibri" w:hAnsi="Calibri"/>
           <w:b/>
           <w:bCs/>
-          <w:color w:val="1A56A0"/>
+          <w:color w:val="0D3B6E"/>
           <w:sz w:val="26"/>
           <w:szCs w:val="26"/>
         </w:rPr>
@@ -3549,10 +2960,6 @@
       <w:r>
         <w:rPr>
           <w:rFonts w:ascii="Times New Roman" w:cs="Times New Roman" w:eastAsia="Times New Roman" w:hAnsi="Times New Roman"/>
-          <w:b w:val="false"/>
-          <w:bCs w:val="false"/>
-          <w:i w:val="false"/>
-          <w:iCs w:val="false"/>
           <w:color w:val="1F2937"/>
           <w:sz w:val="22"/>
           <w:szCs w:val="22"/>
@@ -3562,6 +2969,7 @@
     </w:p>
     <w:p>
       <w:pPr>
+        <w:keepLines/>
         <w:pBdr>
           <w:left w:val="single" w:color="2E75B6" w:sz="16" w:space="8"/>
         </w:pBdr>
@@ -3581,6 +2989,7 @@
     </w:p>
     <w:p>
       <w:pPr>
+        <w:keepLines/>
         <w:pBdr>
           <w:left w:val="single" w:color="2E75B6" w:sz="16" w:space="8"/>
         </w:pBdr>
@@ -3595,11 +3004,12 @@
           <w:sz w:val="19"/>
           <w:szCs w:val="19"/>
         </w:rPr>
-        <w:t xml:space="preserve"> </w:t>
-      </w:r>
-    </w:p>
-    <w:p>
-      <w:pPr>
+        <w:t xml:space="preserve"/>
+      </w:r>
+    </w:p>
+    <w:p>
+      <w:pPr>
+        <w:keepLines/>
         <w:pBdr>
           <w:left w:val="single" w:color="2E75B6" w:sz="16" w:space="8"/>
         </w:pBdr>
@@ -3619,6 +3029,7 @@
     </w:p>
     <w:p>
       <w:pPr>
+        <w:keepLines/>
         <w:pBdr>
           <w:left w:val="single" w:color="2E75B6" w:sz="16" w:space="8"/>
         </w:pBdr>
@@ -3638,6 +3049,7 @@
     </w:p>
     <w:p>
       <w:pPr>
+        <w:keepLines/>
         <w:pBdr>
           <w:left w:val="single" w:color="2E75B6" w:sz="16" w:space="8"/>
         </w:pBdr>
@@ -3657,6 +3069,7 @@
     </w:p>
     <w:p>
       <w:pPr>
+        <w:keepLines/>
         <w:pBdr>
           <w:left w:val="single" w:color="2E75B6" w:sz="16" w:space="8"/>
         </w:pBdr>
@@ -3671,11 +3084,12 @@
           <w:sz w:val="19"/>
           <w:szCs w:val="19"/>
         </w:rPr>
-        <w:t xml:space="preserve"> </w:t>
-      </w:r>
-    </w:p>
-    <w:p>
-      <w:pPr>
+        <w:t xml:space="preserve"/>
+      </w:r>
+    </w:p>
+    <w:p>
+      <w:pPr>
+        <w:keepLines/>
         <w:pBdr>
           <w:left w:val="single" w:color="2E75B6" w:sz="16" w:space="8"/>
         </w:pBdr>
@@ -3695,6 +3109,7 @@
     </w:p>
     <w:p>
       <w:pPr>
+        <w:keepLines/>
         <w:pBdr>
           <w:left w:val="single" w:color="2E75B6" w:sz="16" w:space="8"/>
         </w:pBdr>
@@ -3714,6 +3129,7 @@
     </w:p>
     <w:p>
       <w:pPr>
+        <w:keepLines/>
         <w:pBdr>
           <w:left w:val="single" w:color="2E75B6" w:sz="16" w:space="8"/>
         </w:pBdr>
@@ -3728,11 +3144,12 @@
           <w:sz w:val="19"/>
           <w:szCs w:val="19"/>
         </w:rPr>
-        <w:t xml:space="preserve">#   Encoder updates hidden state: now contains memory of the first word.</w:t>
-      </w:r>
-    </w:p>
-    <w:p>
-      <w:pPr>
+        <w:t xml:space="preserve"/>
+      </w:r>
+    </w:p>
+    <w:p>
+      <w:pPr>
+        <w:keepLines/>
         <w:pBdr>
           <w:left w:val="single" w:color="2E75B6" w:sz="16" w:space="8"/>
         </w:pBdr>
@@ -3747,11 +3164,12 @@
           <w:sz w:val="19"/>
           <w:szCs w:val="19"/>
         </w:rPr>
-        <w:t xml:space="preserve"> </w:t>
-      </w:r>
-    </w:p>
-    <w:p>
-      <w:pPr>
+        <w:t xml:space="preserve"># Step 2: 'du' arrives</w:t>
+      </w:r>
+    </w:p>
+    <w:p>
+      <w:pPr>
+        <w:keepLines/>
         <w:pBdr>
           <w:left w:val="single" w:color="2E75B6" w:sz="16" w:space="8"/>
         </w:pBdr>
@@ -3766,11 +3184,12 @@
           <w:sz w:val="19"/>
           <w:szCs w:val="19"/>
         </w:rPr>
-        <w:t xml:space="preserve"># Step 2: 'du' arrives</w:t>
-      </w:r>
-    </w:p>
-    <w:p>
-      <w:pPr>
+        <w:t xml:space="preserve">#   hidden_state_1 + embedding('du') -&gt; hidden_state_2</w:t>
+      </w:r>
+    </w:p>
+    <w:p>
+      <w:pPr>
+        <w:keepLines/>
         <w:pBdr>
           <w:left w:val="single" w:color="2E75B6" w:sz="16" w:space="8"/>
         </w:pBdr>
@@ -3785,11 +3204,12 @@
           <w:sz w:val="19"/>
           <w:szCs w:val="19"/>
         </w:rPr>
-        <w:t xml:space="preserve">#   hidden_state_1 + embedding('du') -&gt; hidden_state_2</w:t>
-      </w:r>
-    </w:p>
-    <w:p>
-      <w:pPr>
+        <w:t xml:space="preserve"/>
+      </w:r>
+    </w:p>
+    <w:p>
+      <w:pPr>
+        <w:keepLines/>
         <w:pBdr>
           <w:left w:val="single" w:color="2E75B6" w:sz="16" w:space="8"/>
         </w:pBdr>
@@ -3804,11 +3224,12 @@
           <w:sz w:val="19"/>
           <w:szCs w:val="19"/>
         </w:rPr>
-        <w:t xml:space="preserve">#   Hidden state gets updated: now contains memory of the first two words.</w:t>
-      </w:r>
-    </w:p>
-    <w:p>
-      <w:pPr>
+        <w:t xml:space="preserve"># After processing all words:</w:t>
+      </w:r>
+    </w:p>
+    <w:p>
+      <w:pPr>
+        <w:keepLines/>
         <w:pBdr>
           <w:left w:val="single" w:color="2E75B6" w:sz="16" w:space="8"/>
         </w:pBdr>
@@ -3823,159 +3244,27 @@
           <w:sz w:val="19"/>
           <w:szCs w:val="19"/>
         </w:rPr>
-        <w:t xml:space="preserve"> </w:t>
-      </w:r>
-    </w:p>
-    <w:p>
-      <w:pPr>
-        <w:pBdr>
-          <w:left w:val="single" w:color="2E75B6" w:sz="16" w:space="8"/>
-        </w:pBdr>
-        <w:shd w:fill="F3F4F6" w:val="clear"/>
-        <w:spacing w:after="0" w:before="0" w:line="260"/>
-        <w:ind w:left="120" w:right="120"/>
-      </w:pPr>
-      <w:r>
-        <w:rPr>
-          <w:rFonts w:ascii="Consolas" w:cs="Consolas" w:eastAsia="Consolas" w:hAnsi="Consolas"/>
-          <w:color w:val="1F2937"/>
-          <w:sz w:val="19"/>
-          <w:szCs w:val="19"/>
-        </w:rPr>
-        <w:t xml:space="preserve"># Step 3: 'mir' arrives</w:t>
-      </w:r>
-    </w:p>
-    <w:p>
-      <w:pPr>
-        <w:pBdr>
-          <w:left w:val="single" w:color="2E75B6" w:sz="16" w:space="8"/>
-        </w:pBdr>
-        <w:shd w:fill="F3F4F6" w:val="clear"/>
-        <w:spacing w:after="0" w:before="0" w:line="260"/>
-        <w:ind w:left="120" w:right="120"/>
-      </w:pPr>
-      <w:r>
-        <w:rPr>
-          <w:rFonts w:ascii="Consolas" w:cs="Consolas" w:eastAsia="Consolas" w:hAnsi="Consolas"/>
-          <w:color w:val="1F2937"/>
-          <w:sz w:val="19"/>
-          <w:szCs w:val="19"/>
-        </w:rPr>
-        <w:t xml:space="preserve">#   hidden_state_2 + embedding('mir') -&gt; hidden_state_3</w:t>
-      </w:r>
-    </w:p>
-    <w:p>
-      <w:pPr>
-        <w:pBdr>
-          <w:left w:val="single" w:color="2E75B6" w:sz="16" w:space="8"/>
-        </w:pBdr>
-        <w:shd w:fill="F3F4F6" w:val="clear"/>
-        <w:spacing w:after="0" w:before="0" w:line="260"/>
-        <w:ind w:left="120" w:right="120"/>
-      </w:pPr>
-      <w:r>
-        <w:rPr>
-          <w:rFonts w:ascii="Consolas" w:cs="Consolas" w:eastAsia="Consolas" w:hAnsi="Consolas"/>
-          <w:color w:val="1F2937"/>
-          <w:sz w:val="19"/>
-          <w:szCs w:val="19"/>
-        </w:rPr>
-        <w:t xml:space="preserve">#   ... continues for all input words ...</w:t>
-      </w:r>
-    </w:p>
-    <w:p>
-      <w:pPr>
-        <w:pBdr>
-          <w:left w:val="single" w:color="2E75B6" w:sz="16" w:space="8"/>
-        </w:pBdr>
-        <w:shd w:fill="F3F4F6" w:val="clear"/>
-        <w:spacing w:after="0" w:before="0" w:line="260"/>
-        <w:ind w:left="120" w:right="120"/>
-      </w:pPr>
-      <w:r>
-        <w:rPr>
-          <w:rFonts w:ascii="Consolas" w:cs="Consolas" w:eastAsia="Consolas" w:hAnsi="Consolas"/>
-          <w:color w:val="1F2937"/>
-          <w:sz w:val="19"/>
-          <w:szCs w:val="19"/>
-        </w:rPr>
-        <w:t xml:space="preserve"> </w:t>
-      </w:r>
-    </w:p>
-    <w:p>
-      <w:pPr>
-        <w:pBdr>
-          <w:left w:val="single" w:color="2E75B6" w:sz="16" w:space="8"/>
-        </w:pBdr>
-        <w:shd w:fill="F3F4F6" w:val="clear"/>
-        <w:spacing w:after="0" w:before="0" w:line="260"/>
-        <w:ind w:left="120" w:right="120"/>
-      </w:pPr>
-      <w:r>
-        <w:rPr>
-          <w:rFonts w:ascii="Consolas" w:cs="Consolas" w:eastAsia="Consolas" w:hAnsi="Consolas"/>
-          <w:color w:val="1F2937"/>
-          <w:sz w:val="19"/>
-          <w:szCs w:val="19"/>
-        </w:rPr>
-        <w:t xml:space="preserve"># After processing all words:</w:t>
-      </w:r>
-    </w:p>
-    <w:p>
-      <w:pPr>
-        <w:pBdr>
-          <w:left w:val="single" w:color="2E75B6" w:sz="16" w:space="8"/>
-        </w:pBdr>
-        <w:shd w:fill="F3F4F6" w:val="clear"/>
-        <w:spacing w:after="0" w:before="0" w:line="260"/>
-        <w:ind w:left="120" w:right="120"/>
-      </w:pPr>
-      <w:r>
-        <w:rPr>
-          <w:rFonts w:ascii="Consolas" w:cs="Consolas" w:eastAsia="Consolas" w:hAnsi="Consolas"/>
-          <w:color w:val="1F2937"/>
-          <w:sz w:val="19"/>
-          <w:szCs w:val="19"/>
-        </w:rPr>
         <w:t xml:space="preserve">#   FINAL HIDDEN STATE = CONTEXT VECTOR</w:t>
       </w:r>
     </w:p>
     <w:p>
       <w:pPr>
-        <w:pBdr>
-          <w:left w:val="single" w:color="2E75B6" w:sz="16" w:space="8"/>
-        </w:pBdr>
-        <w:shd w:fill="F3F4F6" w:val="clear"/>
-        <w:spacing w:after="0" w:before="0" w:line="260"/>
-        <w:ind w:left="120" w:right="120"/>
-      </w:pPr>
-      <w:r>
-        <w:rPr>
-          <w:rFonts w:ascii="Consolas" w:cs="Consolas" w:eastAsia="Consolas" w:hAnsi="Consolas"/>
-          <w:color w:val="1F2937"/>
-          <w:sz w:val="19"/>
-          <w:szCs w:val="19"/>
-        </w:rPr>
-        <w:t xml:space="preserve"># This single vector is supposed to encode the complete meaning of the input.</w:t>
-      </w:r>
-    </w:p>
-    <w:p>
-      <w:pPr>
-        <w:pBdr>
-          <w:left w:val="single" w:color="2E75B6" w:sz="16" w:space="8"/>
-        </w:pBdr>
-        <w:shd w:fill="F3F4F6" w:val="clear"/>
-        <w:spacing w:after="140" w:before="0" w:line="260"/>
-        <w:ind w:left="120" w:right="120"/>
-      </w:pPr>
-      <w:r>
-        <w:rPr>
-          <w:rFonts w:ascii="Consolas" w:cs="Consolas" w:eastAsia="Consolas" w:hAnsi="Consolas"/>
-          <w:color w:val="1F2937"/>
-          <w:sz w:val="19"/>
-          <w:szCs w:val="19"/>
-        </w:rPr>
-        <w:t xml:space="preserve"># It is then passed to the decoder to generate the translation.</w:t>
+        <w:keepLines/>
+        <w:pBdr>
+          <w:left w:val="single" w:color="2E75B6" w:sz="16" w:space="8"/>
+        </w:pBdr>
+        <w:shd w:fill="F3F4F6" w:val="clear"/>
+        <w:spacing w:after="120" w:before="0" w:line="260"/>
+        <w:ind w:left="120" w:right="120"/>
+      </w:pPr>
+      <w:r>
+        <w:rPr>
+          <w:rFonts w:ascii="Consolas" w:cs="Consolas" w:eastAsia="Consolas" w:hAnsi="Consolas"/>
+          <w:color w:val="1F2937"/>
+          <w:sz w:val="19"/>
+          <w:szCs w:val="19"/>
+        </w:rPr>
+        <w:t xml:space="preserve"># This single vector encodes the complete meaning of the input.</w:t>
       </w:r>
     </w:p>
     <w:p>
@@ -3986,10 +3275,6 @@
       <w:r>
         <w:rPr>
           <w:rFonts w:ascii="Times New Roman" w:cs="Times New Roman" w:eastAsia="Times New Roman" w:hAnsi="Times New Roman"/>
-          <w:b w:val="false"/>
-          <w:bCs w:val="false"/>
-          <w:i w:val="false"/>
-          <w:iCs w:val="false"/>
           <w:color w:val="1F2937"/>
           <w:sz w:val="22"/>
           <w:szCs w:val="22"/>
@@ -4002,14 +3287,14 @@
         <w:pStyle w:val="Heading2"/>
         <w:keepNext/>
         <w:keepLines/>
-        <w:spacing w:after="140" w:before="240"/>
+        <w:spacing w:after="120" w:before="240"/>
       </w:pPr>
       <w:r>
         <w:rPr>
           <w:rFonts w:ascii="Calibri" w:cs="Calibri" w:eastAsia="Calibri" w:hAnsi="Calibri"/>
           <w:b/>
           <w:bCs/>
-          <w:color w:val="1A56A0"/>
+          <w:color w:val="0D3B6E"/>
           <w:sz w:val="26"/>
           <w:szCs w:val="26"/>
         </w:rPr>
@@ -4024,10 +3309,6 @@
       <w:r>
         <w:rPr>
           <w:rFonts w:ascii="Times New Roman" w:cs="Times New Roman" w:eastAsia="Times New Roman" w:hAnsi="Times New Roman"/>
-          <w:b w:val="false"/>
-          <w:bCs w:val="false"/>
-          <w:i w:val="false"/>
-          <w:iCs w:val="false"/>
           <w:color w:val="1F2937"/>
           <w:sz w:val="22"/>
           <w:szCs w:val="22"/>
@@ -4043,10 +3324,6 @@
       <w:r>
         <w:rPr>
           <w:rFonts w:ascii="Times New Roman" w:cs="Times New Roman" w:eastAsia="Times New Roman" w:hAnsi="Times New Roman"/>
-          <w:b w:val="false"/>
-          <w:bCs w:val="false"/>
-          <w:i w:val="false"/>
-          <w:iCs w:val="false"/>
           <w:color w:val="1F2937"/>
           <w:sz w:val="22"/>
           <w:szCs w:val="22"/>
@@ -4061,13 +3338,16 @@
           <w:ilvl w:val="0"/>
           <w:numId w:val="2"/>
         </w:numPr>
-        <w:spacing w:after="80" w:before="40" w:line="320"/>
+        <w:spacing w:after="120" w:before="60" w:line="320"/>
+        <w:jc w:val="both"/>
       </w:pPr>
       <w:r>
         <w:rPr>
           <w:rFonts w:ascii="Times New Roman" w:cs="Times New Roman" w:eastAsia="Times New Roman" w:hAnsi="Times New Roman"/>
           <w:b w:val="false"/>
           <w:bCs w:val="false"/>
+          <w:i w:val="false"/>
+          <w:iCs w:val="false"/>
           <w:color w:val="1F2937"/>
           <w:sz w:val="22"/>
           <w:szCs w:val="22"/>
@@ -4082,13 +3362,16 @@
           <w:ilvl w:val="0"/>
           <w:numId w:val="2"/>
         </w:numPr>
-        <w:spacing w:after="80" w:before="40" w:line="320"/>
+        <w:spacing w:after="120" w:before="60" w:line="320"/>
+        <w:jc w:val="both"/>
       </w:pPr>
       <w:r>
         <w:rPr>
           <w:rFonts w:ascii="Times New Roman" w:cs="Times New Roman" w:eastAsia="Times New Roman" w:hAnsi="Times New Roman"/>
           <w:b w:val="false"/>
           <w:bCs w:val="false"/>
+          <w:i w:val="false"/>
+          <w:iCs w:val="false"/>
           <w:color w:val="1F2937"/>
           <w:sz w:val="22"/>
           <w:szCs w:val="22"/>
@@ -4103,13 +3386,16 @@
           <w:ilvl w:val="0"/>
           <w:numId w:val="2"/>
         </w:numPr>
-        <w:spacing w:after="80" w:before="40" w:line="320"/>
+        <w:spacing w:after="120" w:before="60" w:line="320"/>
+        <w:jc w:val="both"/>
       </w:pPr>
       <w:r>
         <w:rPr>
           <w:rFonts w:ascii="Times New Roman" w:cs="Times New Roman" w:eastAsia="Times New Roman" w:hAnsi="Times New Roman"/>
           <w:b w:val="false"/>
           <w:bCs w:val="false"/>
+          <w:i w:val="false"/>
+          <w:iCs w:val="false"/>
           <w:color w:val="1F2937"/>
           <w:sz w:val="22"/>
           <w:szCs w:val="22"/>
@@ -4124,13 +3410,16 @@
           <w:ilvl w:val="0"/>
           <w:numId w:val="2"/>
         </w:numPr>
-        <w:spacing w:after="80" w:before="40" w:line="320"/>
+        <w:spacing w:after="120" w:before="60" w:line="320"/>
+        <w:jc w:val="both"/>
       </w:pPr>
       <w:r>
         <w:rPr>
           <w:rFonts w:ascii="Times New Roman" w:cs="Times New Roman" w:eastAsia="Times New Roman" w:hAnsi="Times New Roman"/>
           <w:b w:val="false"/>
           <w:bCs w:val="false"/>
+          <w:i w:val="false"/>
+          <w:iCs w:val="false"/>
           <w:color w:val="1F2937"/>
           <w:sz w:val="22"/>
           <w:szCs w:val="22"/>
@@ -4145,22 +3434,6 @@
           <w:ilvl w:val="0"/>
           <w:numId w:val="2"/>
         </w:numPr>
-        <w:spacing w:after="80" w:before="40" w:line="320"/>
-      </w:pPr>
-      <w:r>
-        <w:rPr>
-          <w:rFonts w:ascii="Times New Roman" w:cs="Times New Roman" w:eastAsia="Times New Roman" w:hAnsi="Times New Roman"/>
-          <w:b w:val="false"/>
-          <w:bCs w:val="false"/>
-          <w:color w:val="1F2937"/>
-          <w:sz w:val="22"/>
-          <w:szCs w:val="22"/>
-        </w:rPr>
-        <w:t xml:space="preserve">The decoder also maintains its own hidden state, which it updates at each generation step to track what it has already produced.</w:t>
-      </w:r>
-    </w:p>
-    <w:p>
-      <w:pPr>
         <w:spacing w:after="120" w:before="60" w:line="320"/>
         <w:jc w:val="both"/>
       </w:pPr>
@@ -4171,6 +3444,21 @@
           <w:bCs w:val="false"/>
           <w:i w:val="false"/>
           <w:iCs w:val="false"/>
+          <w:color w:val="1F2937"/>
+          <w:sz w:val="22"/>
+          <w:szCs w:val="22"/>
+        </w:rPr>
+        <w:t xml:space="preserve">The decoder also maintains its own hidden state, which it updates at each generation step to track what it has already produced.</w:t>
+      </w:r>
+    </w:p>
+    <w:p>
+      <w:pPr>
+        <w:spacing w:after="120" w:before="60" w:line="320"/>
+        <w:jc w:val="both"/>
+      </w:pPr>
+      <w:r>
+        <w:rPr>
+          <w:rFonts w:ascii="Times New Roman" w:cs="Times New Roman" w:eastAsia="Times New Roman" w:hAnsi="Times New Roman"/>
           <w:color w:val="1F2937"/>
           <w:sz w:val="22"/>
           <w:szCs w:val="22"/>
@@ -4220,11 +3508,9 @@
           <w:rFonts w:ascii="Times New Roman" w:cs="Times New Roman" w:eastAsia="Times New Roman" w:hAnsi="Times New Roman"/>
           <w:b/>
           <w:bCs/>
-          <w:i w:val="false"/>
-          <w:iCs w:val="false"/>
-          <w:color w:val="1A56A0"/>
-          <w:sz w:val="20"/>
-          <w:szCs w:val="20"/>
+          <w:color w:val="1F2937"/>
+          <w:sz w:val="22"/>
+          <w:szCs w:val="22"/>
         </w:rPr>
         <w:t xml:space="preserve"> [5]</w:t>
       </w:r>
@@ -4247,14 +3533,14 @@
         <w:pStyle w:val="Heading2"/>
         <w:keepNext/>
         <w:keepLines/>
-        <w:spacing w:after="140" w:before="240"/>
+        <w:spacing w:after="120" w:before="240"/>
       </w:pPr>
       <w:r>
         <w:rPr>
           <w:rFonts w:ascii="Calibri" w:cs="Calibri" w:eastAsia="Calibri" w:hAnsi="Calibri"/>
           <w:b/>
           <w:bCs/>
-          <w:color w:val="1A56A0"/>
+          <w:color w:val="0D3B6E"/>
           <w:sz w:val="26"/>
           <w:szCs w:val="26"/>
         </w:rPr>
@@ -4269,10 +3555,6 @@
       <w:r>
         <w:rPr>
           <w:rFonts w:ascii="Times New Roman" w:cs="Times New Roman" w:eastAsia="Times New Roman" w:hAnsi="Times New Roman"/>
-          <w:b w:val="false"/>
-          <w:bCs w:val="false"/>
-          <w:i w:val="false"/>
-          <w:iCs w:val="false"/>
           <w:color w:val="1F2937"/>
           <w:sz w:val="22"/>
           <w:szCs w:val="22"/>
@@ -4282,6 +3564,7 @@
     </w:p>
     <w:p>
       <w:pPr>
+        <w:keepLines/>
         <w:pBdr>
           <w:left w:val="single" w:color="2E75B6" w:sz="16" w:space="8"/>
         </w:pBdr>
@@ -4301,6 +3584,7 @@
     </w:p>
     <w:p>
       <w:pPr>
+        <w:keepLines/>
         <w:pBdr>
           <w:left w:val="single" w:color="2E75B6" w:sz="16" w:space="8"/>
         </w:pBdr>
@@ -4320,6 +3604,7 @@
     </w:p>
     <w:p>
       <w:pPr>
+        <w:keepLines/>
         <w:pBdr>
           <w:left w:val="single" w:color="2E75B6" w:sz="16" w:space="8"/>
         </w:pBdr>
@@ -4339,6 +3624,7 @@
     </w:p>
     <w:p>
       <w:pPr>
+        <w:keepLines/>
         <w:pBdr>
           <w:left w:val="single" w:color="2E75B6" w:sz="16" w:space="8"/>
         </w:pBdr>
@@ -4358,6 +3644,7 @@
     </w:p>
     <w:p>
       <w:pPr>
+        <w:keepLines/>
         <w:pBdr>
           <w:left w:val="single" w:color="2E75B6" w:sz="16" w:space="8"/>
         </w:pBdr>
@@ -4377,6 +3664,7 @@
     </w:p>
     <w:p>
       <w:pPr>
+        <w:keepLines/>
         <w:pBdr>
           <w:left w:val="single" w:color="2E75B6" w:sz="16" w:space="8"/>
         </w:pBdr>
@@ -4396,6 +3684,7 @@
     </w:p>
     <w:p>
       <w:pPr>
+        <w:keepLines/>
         <w:pBdr>
           <w:left w:val="single" w:color="2E75B6" w:sz="16" w:space="8"/>
         </w:pBdr>
@@ -4410,11 +3699,12 @@
           <w:sz w:val="19"/>
           <w:szCs w:val="19"/>
         </w:rPr>
-        <w:t xml:space="preserve"> </w:t>
-      </w:r>
-    </w:p>
-    <w:p>
-      <w:pPr>
+        <w:t xml:space="preserve"/>
+      </w:r>
+    </w:p>
+    <w:p>
+      <w:pPr>
+        <w:keepLines/>
         <w:pBdr>
           <w:left w:val="single" w:color="2E75B6" w:sz="16" w:space="8"/>
         </w:pBdr>
@@ -4434,11 +3724,12 @@
     </w:p>
     <w:p>
       <w:pPr>
-        <w:pBdr>
-          <w:left w:val="single" w:color="2E75B6" w:sz="16" w:space="8"/>
-        </w:pBdr>
-        <w:shd w:fill="F3F4F6" w:val="clear"/>
-        <w:spacing w:after="140" w:before="0" w:line="260"/>
+        <w:keepLines/>
+        <w:pBdr>
+          <w:left w:val="single" w:color="2E75B6" w:sz="16" w:space="8"/>
+        </w:pBdr>
+        <w:shd w:fill="F3F4F6" w:val="clear"/>
+        <w:spacing w:after="120" w:before="0" w:line="260"/>
         <w:ind w:left="120" w:right="120"/>
       </w:pPr>
       <w:r>
@@ -4459,19 +3750,16 @@
       <w:r>
         <w:rPr>
           <w:rFonts w:ascii="Times New Roman" w:cs="Times New Roman" w:eastAsia="Times New Roman" w:hAnsi="Times New Roman"/>
-          <w:b w:val="false"/>
-          <w:bCs w:val="false"/>
-          <w:i w:val="false"/>
-          <w:iCs w:val="false"/>
-          <w:color w:val="1F2937"/>
-          <w:sz w:val="22"/>
-          <w:szCs w:val="22"/>
-        </w:rPr>
-        <w:t xml:space="preserve">A concrete trace on a complete translation example makes the encoding and decoding phases explicit. Using the same French-to-English example introduced earlier:</w:t>
-      </w:r>
-    </w:p>
-    <w:p>
-      <w:pPr>
+          <w:color w:val="1F2937"/>
+          <w:sz w:val="22"/>
+          <w:szCs w:val="22"/>
+        </w:rPr>
+        <w:t xml:space="preserve">A concrete trace on a complete translation example makes the encoding and decoding phases explicit. Using the French-to-English example 'Je suis etudiant' → 'I am a student':</w:t>
+      </w:r>
+    </w:p>
+    <w:p>
+      <w:pPr>
+        <w:keepLines/>
         <w:pBdr>
           <w:left w:val="single" w:color="2E75B6" w:sz="16" w:space="8"/>
         </w:pBdr>
@@ -4486,11 +3774,12 @@
           <w:sz w:val="19"/>
           <w:szCs w:val="19"/>
         </w:rPr>
-        <w:t xml:space="preserve"># Example: French 'Je suis etudiant' -&gt; English 'I am a student'</w:t>
-      </w:r>
-    </w:p>
-    <w:p>
-      <w:pPr>
+        <w:t xml:space="preserve"># ENCODING PHASE:</w:t>
+      </w:r>
+    </w:p>
+    <w:p>
+      <w:pPr>
+        <w:keepLines/>
         <w:pBdr>
           <w:left w:val="single" w:color="2E75B6" w:sz="16" w:space="8"/>
         </w:pBdr>
@@ -4505,11 +3794,12 @@
           <w:sz w:val="19"/>
           <w:szCs w:val="19"/>
         </w:rPr>
-        <w:t xml:space="preserve"> </w:t>
-      </w:r>
-    </w:p>
-    <w:p>
-      <w:pPr>
+        <w:t xml:space="preserve">#   t=1:  embedding('Je')       + hidden_state[0] -&gt; hidden_state[1]</w:t>
+      </w:r>
+    </w:p>
+    <w:p>
+      <w:pPr>
+        <w:keepLines/>
         <w:pBdr>
           <w:left w:val="single" w:color="2E75B6" w:sz="16" w:space="8"/>
         </w:pBdr>
@@ -4524,11 +3814,12 @@
           <w:sz w:val="19"/>
           <w:szCs w:val="19"/>
         </w:rPr>
-        <w:t xml:space="preserve"># ENCODING PHASE:</w:t>
-      </w:r>
-    </w:p>
-    <w:p>
-      <w:pPr>
+        <w:t xml:space="preserve">#   t=2:  embedding('suis')     + hidden_state[1] -&gt; hidden_state[2]</w:t>
+      </w:r>
+    </w:p>
+    <w:p>
+      <w:pPr>
+        <w:keepLines/>
         <w:pBdr>
           <w:left w:val="single" w:color="2E75B6" w:sz="16" w:space="8"/>
         </w:pBdr>
@@ -4543,11 +3834,12 @@
           <w:sz w:val="19"/>
           <w:szCs w:val="19"/>
         </w:rPr>
-        <w:t xml:space="preserve">#   t=1:  embedding('Je')       + hidden_state[0] -&gt; hidden_state[1]</w:t>
-      </w:r>
-    </w:p>
-    <w:p>
-      <w:pPr>
+        <w:t xml:space="preserve">#   t=3:  embedding('etudiant') + hidden_state[2] -&gt; hidden_state[3]</w:t>
+      </w:r>
+    </w:p>
+    <w:p>
+      <w:pPr>
+        <w:keepLines/>
         <w:pBdr>
           <w:left w:val="single" w:color="2E75B6" w:sz="16" w:space="8"/>
         </w:pBdr>
@@ -4562,11 +3854,12 @@
           <w:sz w:val="19"/>
           <w:szCs w:val="19"/>
         </w:rPr>
-        <w:t xml:space="preserve">#   t=2:  embedding('suis')     + hidden_state[1] -&gt; hidden_state[2]</w:t>
-      </w:r>
-    </w:p>
-    <w:p>
-      <w:pPr>
+        <w:t xml:space="preserve">#</w:t>
+      </w:r>
+    </w:p>
+    <w:p>
+      <w:pPr>
+        <w:keepLines/>
         <w:pBdr>
           <w:left w:val="single" w:color="2E75B6" w:sz="16" w:space="8"/>
         </w:pBdr>
@@ -4581,11 +3874,12 @@
           <w:sz w:val="19"/>
           <w:szCs w:val="19"/>
         </w:rPr>
-        <w:t xml:space="preserve">#   t=3:  embedding('etudiant') + hidden_state[2] -&gt; hidden_state[3]</w:t>
-      </w:r>
-    </w:p>
-    <w:p>
-      <w:pPr>
+        <w:t xml:space="preserve">#   hidden_state[3] = FINAL HIDDEN STATE = CONTEXT VECTOR</w:t>
+      </w:r>
+    </w:p>
+    <w:p>
+      <w:pPr>
+        <w:keepLines/>
         <w:pBdr>
           <w:left w:val="single" w:color="2E75B6" w:sz="16" w:space="8"/>
         </w:pBdr>
@@ -4600,11 +3894,12 @@
           <w:sz w:val="19"/>
           <w:szCs w:val="19"/>
         </w:rPr>
-        <w:t xml:space="preserve">#</w:t>
-      </w:r>
-    </w:p>
-    <w:p>
-      <w:pPr>
+        <w:t xml:space="preserve">#   This is the only thing passed to the decoder.</w:t>
+      </w:r>
+    </w:p>
+    <w:p>
+      <w:pPr>
+        <w:keepLines/>
         <w:pBdr>
           <w:left w:val="single" w:color="2E75B6" w:sz="16" w:space="8"/>
         </w:pBdr>
@@ -4619,11 +3914,12 @@
           <w:sz w:val="19"/>
           <w:szCs w:val="19"/>
         </w:rPr>
-        <w:t xml:space="preserve">#   hidden_state[3] = FINAL HIDDEN STATE = CONTEXT VECTOR</w:t>
-      </w:r>
-    </w:p>
-    <w:p>
-      <w:pPr>
+        <w:t xml:space="preserve"/>
+      </w:r>
+    </w:p>
+    <w:p>
+      <w:pPr>
+        <w:keepLines/>
         <w:pBdr>
           <w:left w:val="single" w:color="2E75B6" w:sz="16" w:space="8"/>
         </w:pBdr>
@@ -4638,11 +3934,12 @@
           <w:sz w:val="19"/>
           <w:szCs w:val="19"/>
         </w:rPr>
-        <w:t xml:space="preserve">#   Contains accumulated information about the entire French sentence.</w:t>
-      </w:r>
-    </w:p>
-    <w:p>
-      <w:pPr>
+        <w:t xml:space="preserve"># DECODING PHASE (one word at a time):</w:t>
+      </w:r>
+    </w:p>
+    <w:p>
+      <w:pPr>
+        <w:keepLines/>
         <w:pBdr>
           <w:left w:val="single" w:color="2E75B6" w:sz="16" w:space="8"/>
         </w:pBdr>
@@ -4657,11 +3954,12 @@
           <w:sz w:val="19"/>
           <w:szCs w:val="19"/>
         </w:rPr>
-        <w:t xml:space="preserve">#   This is the only thing passed to the decoder.</w:t>
-      </w:r>
-    </w:p>
-    <w:p>
-      <w:pPr>
+        <w:t xml:space="preserve">#   context_vector   + &lt;start&gt;   -&gt; 'I'        + decoder_hidden[1]</w:t>
+      </w:r>
+    </w:p>
+    <w:p>
+      <w:pPr>
+        <w:keepLines/>
         <w:pBdr>
           <w:left w:val="single" w:color="2E75B6" w:sz="16" w:space="8"/>
         </w:pBdr>
@@ -4676,11 +3974,12 @@
           <w:sz w:val="19"/>
           <w:szCs w:val="19"/>
         </w:rPr>
-        <w:t xml:space="preserve"> </w:t>
-      </w:r>
-    </w:p>
-    <w:p>
-      <w:pPr>
+        <w:t xml:space="preserve">#   decoder_hidden[1] + 'I'      -&gt; 'am'       + decoder_hidden[2]</w:t>
+      </w:r>
+    </w:p>
+    <w:p>
+      <w:pPr>
+        <w:keepLines/>
         <w:pBdr>
           <w:left w:val="single" w:color="2E75B6" w:sz="16" w:space="8"/>
         </w:pBdr>
@@ -4695,73 +3994,17 @@
           <w:sz w:val="19"/>
           <w:szCs w:val="19"/>
         </w:rPr>
-        <w:t xml:space="preserve"># DECODING PHASE (one word at a time):</w:t>
-      </w:r>
-    </w:p>
-    <w:p>
-      <w:pPr>
-        <w:pBdr>
-          <w:left w:val="single" w:color="2E75B6" w:sz="16" w:space="8"/>
-        </w:pBdr>
-        <w:shd w:fill="F3F4F6" w:val="clear"/>
-        <w:spacing w:after="0" w:before="0" w:line="260"/>
-        <w:ind w:left="120" w:right="120"/>
-      </w:pPr>
-      <w:r>
-        <w:rPr>
-          <w:rFonts w:ascii="Consolas" w:cs="Consolas" w:eastAsia="Consolas" w:hAnsi="Consolas"/>
-          <w:color w:val="1F2937"/>
-          <w:sz w:val="19"/>
-          <w:szCs w:val="19"/>
-        </w:rPr>
-        <w:t xml:space="preserve">#   context_vector   + &lt;start&gt;   -&gt; 'I'        + decoder_hidden[1]</w:t>
-      </w:r>
-    </w:p>
-    <w:p>
-      <w:pPr>
-        <w:pBdr>
-          <w:left w:val="single" w:color="2E75B6" w:sz="16" w:space="8"/>
-        </w:pBdr>
-        <w:shd w:fill="F3F4F6" w:val="clear"/>
-        <w:spacing w:after="0" w:before="0" w:line="260"/>
-        <w:ind w:left="120" w:right="120"/>
-      </w:pPr>
-      <w:r>
-        <w:rPr>
-          <w:rFonts w:ascii="Consolas" w:cs="Consolas" w:eastAsia="Consolas" w:hAnsi="Consolas"/>
-          <w:color w:val="1F2937"/>
-          <w:sz w:val="19"/>
-          <w:szCs w:val="19"/>
-        </w:rPr>
-        <w:t xml:space="preserve">#   decoder_hidden[1] + 'I'      -&gt; 'am'       + decoder_hidden[2]</w:t>
-      </w:r>
-    </w:p>
-    <w:p>
-      <w:pPr>
-        <w:pBdr>
-          <w:left w:val="single" w:color="2E75B6" w:sz="16" w:space="8"/>
-        </w:pBdr>
-        <w:shd w:fill="F3F4F6" w:val="clear"/>
-        <w:spacing w:after="0" w:before="0" w:line="260"/>
-        <w:ind w:left="120" w:right="120"/>
-      </w:pPr>
-      <w:r>
-        <w:rPr>
-          <w:rFonts w:ascii="Consolas" w:cs="Consolas" w:eastAsia="Consolas" w:hAnsi="Consolas"/>
-          <w:color w:val="1F2937"/>
-          <w:sz w:val="19"/>
-          <w:szCs w:val="19"/>
-        </w:rPr>
         <w:t xml:space="preserve">#   decoder_hidden[2] + 'am'     -&gt; 'a'        + decoder_hidden[3]</w:t>
       </w:r>
     </w:p>
     <w:p>
       <w:pPr>
-        <w:pBdr>
-          <w:left w:val="single" w:color="2E75B6" w:sz="16" w:space="8"/>
-        </w:pBdr>
-        <w:shd w:fill="F3F4F6" w:val="clear"/>
-        <w:spacing w:after="140" w:before="0" w:line="260"/>
+        <w:keepLines/>
+        <w:pBdr>
+          <w:left w:val="single" w:color="2E75B6" w:sz="16" w:space="8"/>
+        </w:pBdr>
+        <w:shd w:fill="F3F4F6" w:val="clear"/>
+        <w:spacing w:after="120" w:before="0" w:line="260"/>
         <w:ind w:left="120" w:right="120"/>
       </w:pPr>
       <w:r>
@@ -4779,14 +4022,14 @@
         <w:pStyle w:val="Heading2"/>
         <w:keepNext/>
         <w:keepLines/>
-        <w:spacing w:after="140" w:before="240"/>
+        <w:spacing w:after="120" w:before="240"/>
       </w:pPr>
       <w:r>
         <w:rPr>
           <w:rFonts w:ascii="Calibri" w:cs="Calibri" w:eastAsia="Calibri" w:hAnsi="Calibri"/>
           <w:b/>
           <w:bCs/>
-          <w:color w:val="1A56A0"/>
+          <w:color w:val="0D3B6E"/>
           <w:sz w:val="26"/>
           <w:szCs w:val="26"/>
         </w:rPr>
@@ -4801,10 +4044,6 @@
       <w:r>
         <w:rPr>
           <w:rFonts w:ascii="Times New Roman" w:cs="Times New Roman" w:eastAsia="Times New Roman" w:hAnsi="Times New Roman"/>
-          <w:b w:val="false"/>
-          <w:bCs w:val="false"/>
-          <w:i w:val="false"/>
-          <w:iCs w:val="false"/>
           <w:color w:val="1F2937"/>
           <w:sz w:val="22"/>
           <w:szCs w:val="22"/>
@@ -4814,6 +4053,7 @@
     </w:p>
     <w:p>
       <w:pPr>
+        <w:keepLines/>
         <w:pBdr>
           <w:left w:val="single" w:color="2E75B6" w:sz="16" w:space="8"/>
         </w:pBdr>
@@ -4833,6 +4073,7 @@
     </w:p>
     <w:p>
       <w:pPr>
+        <w:keepLines/>
         <w:pBdr>
           <w:left w:val="single" w:color="2E75B6" w:sz="16" w:space="8"/>
         </w:pBdr>
@@ -4852,6 +4093,7 @@
     </w:p>
     <w:p>
       <w:pPr>
+        <w:keepLines/>
         <w:pBdr>
           <w:left w:val="single" w:color="2E75B6" w:sz="16" w:space="8"/>
         </w:pBdr>
@@ -4871,6 +4113,7 @@
     </w:p>
     <w:p>
       <w:pPr>
+        <w:keepLines/>
         <w:pBdr>
           <w:left w:val="single" w:color="2E75B6" w:sz="16" w:space="8"/>
         </w:pBdr>
@@ -4890,6 +4133,7 @@
     </w:p>
     <w:p>
       <w:pPr>
+        <w:keepLines/>
         <w:pBdr>
           <w:left w:val="single" w:color="2E75B6" w:sz="16" w:space="8"/>
         </w:pBdr>
@@ -4909,6 +4153,7 @@
     </w:p>
     <w:p>
       <w:pPr>
+        <w:keepLines/>
         <w:pBdr>
           <w:left w:val="single" w:color="2E75B6" w:sz="16" w:space="8"/>
         </w:pBdr>
@@ -4928,6 +4173,7 @@
     </w:p>
     <w:p>
       <w:pPr>
+        <w:keepLines/>
         <w:pBdr>
           <w:left w:val="single" w:color="2E75B6" w:sz="16" w:space="8"/>
         </w:pBdr>
@@ -4947,6 +4193,7 @@
     </w:p>
     <w:p>
       <w:pPr>
+        <w:keepLines/>
         <w:pBdr>
           <w:left w:val="single" w:color="2E75B6" w:sz="16" w:space="8"/>
         </w:pBdr>
@@ -4966,6 +4213,7 @@
     </w:p>
     <w:p>
       <w:pPr>
+        <w:keepLines/>
         <w:pBdr>
           <w:left w:val="single" w:color="2E75B6" w:sz="16" w:space="8"/>
         </w:pBdr>
@@ -4985,6 +4233,7 @@
     </w:p>
     <w:p>
       <w:pPr>
+        <w:keepLines/>
         <w:pBdr>
           <w:left w:val="single" w:color="2E75B6" w:sz="16" w:space="8"/>
         </w:pBdr>
@@ -5004,6 +4253,7 @@
     </w:p>
     <w:p>
       <w:pPr>
+        <w:keepLines/>
         <w:pBdr>
           <w:left w:val="single" w:color="2E75B6" w:sz="16" w:space="8"/>
         </w:pBdr>
@@ -5023,6 +4273,7 @@
     </w:p>
     <w:p>
       <w:pPr>
+        <w:keepLines/>
         <w:pBdr>
           <w:left w:val="single" w:color="2E75B6" w:sz="16" w:space="8"/>
         </w:pBdr>
@@ -5042,11 +4293,12 @@
     </w:p>
     <w:p>
       <w:pPr>
-        <w:pBdr>
-          <w:left w:val="single" w:color="2E75B6" w:sz="16" w:space="8"/>
-        </w:pBdr>
-        <w:shd w:fill="F3F4F6" w:val="clear"/>
-        <w:spacing w:after="140" w:before="0" w:line="260"/>
+        <w:keepLines/>
+        <w:pBdr>
+          <w:left w:val="single" w:color="2E75B6" w:sz="16" w:space="8"/>
+        </w:pBdr>
+        <w:shd w:fill="F3F4F6" w:val="clear"/>
+        <w:spacing w:after="120" w:before="0" w:line="260"/>
         <w:ind w:left="120" w:right="120"/>
       </w:pPr>
       <w:r>
@@ -5067,10 +4319,6 @@
       <w:r>
         <w:rPr>
           <w:rFonts w:ascii="Times New Roman" w:cs="Times New Roman" w:eastAsia="Times New Roman" w:hAnsi="Times New Roman"/>
-          <w:b w:val="false"/>
-          <w:bCs w:val="false"/>
-          <w:i w:val="false"/>
-          <w:iCs w:val="false"/>
           <w:color w:val="1F2937"/>
           <w:sz w:val="22"/>
           <w:szCs w:val="22"/>
@@ -5120,11 +4368,9 @@
           <w:rFonts w:ascii="Times New Roman" w:cs="Times New Roman" w:eastAsia="Times New Roman" w:hAnsi="Times New Roman"/>
           <w:b/>
           <w:bCs/>
-          <w:i w:val="false"/>
-          <w:iCs w:val="false"/>
-          <w:color w:val="1A56A0"/>
-          <w:sz w:val="20"/>
-          <w:szCs w:val="20"/>
+          <w:color w:val="1F2937"/>
+          <w:sz w:val="22"/>
+          <w:szCs w:val="22"/>
         </w:rPr>
         <w:t xml:space="preserve"> [1]</w:t>
       </w:r>
@@ -5146,11 +4392,9 @@
           <w:rFonts w:ascii="Times New Roman" w:cs="Times New Roman" w:eastAsia="Times New Roman" w:hAnsi="Times New Roman"/>
           <w:b/>
           <w:bCs/>
-          <w:i w:val="false"/>
-          <w:iCs w:val="false"/>
-          <w:color w:val="1A56A0"/>
-          <w:sz w:val="20"/>
-          <w:szCs w:val="20"/>
+          <w:color w:val="1F2937"/>
+          <w:sz w:val="22"/>
+          <w:szCs w:val="22"/>
         </w:rPr>
         <w:t xml:space="preserve"> [6]</w:t>
       </w:r>
@@ -5173,14 +4417,14 @@
         <w:pStyle w:val="Heading2"/>
         <w:keepNext/>
         <w:keepLines/>
-        <w:spacing w:after="140" w:before="240"/>
+        <w:spacing w:after="120" w:before="240"/>
       </w:pPr>
       <w:r>
         <w:rPr>
           <w:rFonts w:ascii="Calibri" w:cs="Calibri" w:eastAsia="Calibri" w:hAnsi="Calibri"/>
           <w:b/>
           <w:bCs/>
-          <w:color w:val="1A56A0"/>
+          <w:color w:val="0D3B6E"/>
           <w:sz w:val="26"/>
           <w:szCs w:val="26"/>
         </w:rPr>
@@ -5195,10 +4439,6 @@
       <w:r>
         <w:rPr>
           <w:rFonts w:ascii="Times New Roman" w:cs="Times New Roman" w:eastAsia="Times New Roman" w:hAnsi="Times New Roman"/>
-          <w:b w:val="false"/>
-          <w:bCs w:val="false"/>
-          <w:i w:val="false"/>
-          <w:iCs w:val="false"/>
           <w:color w:val="1F2937"/>
           <w:sz w:val="22"/>
           <w:szCs w:val="22"/>
@@ -5208,6 +4448,7 @@
     </w:p>
     <w:p>
       <w:pPr>
+        <w:keepLines/>
         <w:pBdr>
           <w:left w:val="single" w:color="2E75B6" w:sz="16" w:space="8"/>
         </w:pBdr>
@@ -5227,6 +4468,7 @@
     </w:p>
     <w:p>
       <w:pPr>
+        <w:keepLines/>
         <w:pBdr>
           <w:left w:val="single" w:color="2E75B6" w:sz="16" w:space="8"/>
         </w:pBdr>
@@ -5246,6 +4488,7 @@
     </w:p>
     <w:p>
       <w:pPr>
+        <w:keepLines/>
         <w:pBdr>
           <w:left w:val="single" w:color="2E75B6" w:sz="16" w:space="8"/>
         </w:pBdr>
@@ -5265,6 +4508,7 @@
     </w:p>
     <w:p>
       <w:pPr>
+        <w:keepLines/>
         <w:pBdr>
           <w:left w:val="single" w:color="2E75B6" w:sz="16" w:space="8"/>
         </w:pBdr>
@@ -5279,11 +4523,12 @@
           <w:sz w:val="19"/>
           <w:szCs w:val="19"/>
         </w:rPr>
-        <w:t xml:space="preserve"> </w:t>
-      </w:r>
-    </w:p>
-    <w:p>
-      <w:pPr>
+        <w:t xml:space="preserve"/>
+      </w:r>
+    </w:p>
+    <w:p>
+      <w:pPr>
+        <w:keepLines/>
         <w:pBdr>
           <w:left w:val="single" w:color="2E75B6" w:sz="16" w:space="8"/>
         </w:pBdr>
@@ -5303,6 +4548,7 @@
     </w:p>
     <w:p>
       <w:pPr>
+        <w:keepLines/>
         <w:pBdr>
           <w:left w:val="single" w:color="2E75B6" w:sz="16" w:space="8"/>
         </w:pBdr>
@@ -5317,11 +4563,12 @@
           <w:sz w:val="19"/>
           <w:szCs w:val="19"/>
         </w:rPr>
-        <w:t xml:space="preserve"> </w:t>
-      </w:r>
-    </w:p>
-    <w:p>
-      <w:pPr>
+        <w:t xml:space="preserve"/>
+      </w:r>
+    </w:p>
+    <w:p>
+      <w:pPr>
+        <w:keepLines/>
         <w:pBdr>
           <w:left w:val="single" w:color="2E75B6" w:sz="16" w:space="8"/>
         </w:pBdr>
@@ -5341,6 +4588,7 @@
     </w:p>
     <w:p>
       <w:pPr>
+        <w:keepLines/>
         <w:pBdr>
           <w:left w:val="single" w:color="2E75B6" w:sz="16" w:space="8"/>
         </w:pBdr>
@@ -5360,6 +4608,7 @@
     </w:p>
     <w:p>
       <w:pPr>
+        <w:keepLines/>
         <w:pBdr>
           <w:left w:val="single" w:color="2E75B6" w:sz="16" w:space="8"/>
         </w:pBdr>
@@ -5379,6 +4628,7 @@
     </w:p>
     <w:p>
       <w:pPr>
+        <w:keepLines/>
         <w:pBdr>
           <w:left w:val="single" w:color="2E75B6" w:sz="16" w:space="8"/>
         </w:pBdr>
@@ -5393,11 +4643,12 @@
           <w:sz w:val="19"/>
           <w:szCs w:val="19"/>
         </w:rPr>
-        <w:t xml:space="preserve"> </w:t>
-      </w:r>
-    </w:p>
-    <w:p>
-      <w:pPr>
+        <w:t xml:space="preserve"/>
+      </w:r>
+    </w:p>
+    <w:p>
+      <w:pPr>
+        <w:keepLines/>
         <w:pBdr>
           <w:left w:val="single" w:color="2E75B6" w:sz="16" w:space="8"/>
         </w:pBdr>
@@ -5417,6 +4668,7 @@
     </w:p>
     <w:p>
       <w:pPr>
+        <w:keepLines/>
         <w:pBdr>
           <w:left w:val="single" w:color="2E75B6" w:sz="16" w:space="8"/>
         </w:pBdr>
@@ -5436,6 +4688,7 @@
     </w:p>
     <w:p>
       <w:pPr>
+        <w:keepLines/>
         <w:pBdr>
           <w:left w:val="single" w:color="2E75B6" w:sz="16" w:space="8"/>
         </w:pBdr>
@@ -5455,6 +4708,7 @@
     </w:p>
     <w:p>
       <w:pPr>
+        <w:keepLines/>
         <w:pBdr>
           <w:left w:val="single" w:color="2E75B6" w:sz="16" w:space="8"/>
         </w:pBdr>
@@ -5469,11 +4723,12 @@
           <w:sz w:val="19"/>
           <w:szCs w:val="19"/>
         </w:rPr>
-        <w:t xml:space="preserve"> </w:t>
-      </w:r>
-    </w:p>
-    <w:p>
-      <w:pPr>
+        <w:t xml:space="preserve"/>
+      </w:r>
+    </w:p>
+    <w:p>
+      <w:pPr>
+        <w:keepLines/>
         <w:pBdr>
           <w:left w:val="single" w:color="2E75B6" w:sz="16" w:space="8"/>
         </w:pBdr>
@@ -5493,11 +4748,12 @@
     </w:p>
     <w:p>
       <w:pPr>
-        <w:pBdr>
-          <w:left w:val="single" w:color="2E75B6" w:sz="16" w:space="8"/>
-        </w:pBdr>
-        <w:shd w:fill="F3F4F6" w:val="clear"/>
-        <w:spacing w:after="140" w:before="0" w:line="260"/>
+        <w:keepLines/>
+        <w:pBdr>
+          <w:left w:val="single" w:color="2E75B6" w:sz="16" w:space="8"/>
+        </w:pBdr>
+        <w:shd w:fill="F3F4F6" w:val="clear"/>
+        <w:spacing w:after="120" w:before="0" w:line="260"/>
         <w:ind w:left="120" w:right="120"/>
       </w:pPr>
       <w:r>
@@ -5518,10 +4774,6 @@
       <w:r>
         <w:rPr>
           <w:rFonts w:ascii="Times New Roman" w:cs="Times New Roman" w:eastAsia="Times New Roman" w:hAnsi="Times New Roman"/>
-          <w:b w:val="false"/>
-          <w:bCs w:val="false"/>
-          <w:i w:val="false"/>
-          <w:iCs w:val="false"/>
           <w:color w:val="1F2937"/>
           <w:sz w:val="22"/>
           <w:szCs w:val="22"/>
@@ -5536,7 +4788,8 @@
           <w:ilvl w:val="0"/>
           <w:numId w:val="2"/>
         </w:numPr>
-        <w:spacing w:after="80" w:before="40" w:line="320"/>
+        <w:spacing w:after="120" w:before="60" w:line="320"/>
+        <w:jc w:val="both"/>
       </w:pPr>
       <w:r>
         <w:rPr>
@@ -5562,7 +4815,7 @@
           <w:sz w:val="22"/>
           <w:szCs w:val="22"/>
         </w:rPr>
-        <w:t xml:space="preserve">— Decides what information to remove from the cell state. It takes the previous hidden state and current input, and produces values between 0 (forget completely) and 1 (keep completely). This allows the model to drop information that is no longer relevant to the current context.</w:t>
+        <w:t xml:space="preserve">— Decides what information to remove from the cell state. Takes the previous hidden state and current input, and produces values between 0 (forget completely) and 1 (keep completely). Allows the model to drop information no longer relevant to the current context.</w:t>
       </w:r>
     </w:p>
     <w:p>
@@ -5572,7 +4825,8 @@
           <w:ilvl w:val="0"/>
           <w:numId w:val="2"/>
         </w:numPr>
-        <w:spacing w:after="80" w:before="40" w:line="320"/>
+        <w:spacing w:after="120" w:before="60" w:line="320"/>
+        <w:jc w:val="both"/>
       </w:pPr>
       <w:r>
         <w:rPr>
@@ -5598,7 +4852,7 @@
           <w:sz w:val="22"/>
           <w:szCs w:val="22"/>
         </w:rPr>
-        <w:t xml:space="preserve">— Decides what new information to add to the cell state. It operates through two components: a sigmoid layer determining which values to update, and a tanh layer producing the candidate values themselves. Together they selectively incorporate relevant signals from the current input.</w:t>
+        <w:t xml:space="preserve">— Decides what new information to add to the cell state. Operates through two components: a sigmoid layer determining which values to update, and a tanh layer producing the candidate values themselves. Together they selectively incorporate relevant signals from the current input.</w:t>
       </w:r>
     </w:p>
     <w:p>
@@ -5608,7 +4862,8 @@
           <w:ilvl w:val="0"/>
           <w:numId w:val="2"/>
         </w:numPr>
-        <w:spacing w:after="80" w:before="40" w:line="320"/>
+        <w:spacing w:after="120" w:before="60" w:line="320"/>
+        <w:jc w:val="both"/>
       </w:pPr>
       <w:r>
         <w:rPr>
@@ -5645,15 +4900,11 @@
       <w:r>
         <w:rPr>
           <w:rFonts w:ascii="Times New Roman" w:cs="Times New Roman" w:eastAsia="Times New Roman" w:hAnsi="Times New Roman"/>
-          <w:b w:val="false"/>
-          <w:bCs w:val="false"/>
-          <w:i w:val="false"/>
-          <w:iCs w:val="false"/>
-          <w:color w:val="1F2937"/>
-          <w:sz w:val="22"/>
-          <w:szCs w:val="22"/>
-        </w:rPr>
-        <w:t xml:space="preserve">The cell state update itself is the crux of why LSTMs work. The formula c_t = f_t • c_{t-1} + i_t • ̃c_t is an additive combination of the previous cell state (multiplied by the forget gate) and candidate new information (multiplied by the input gate). Gradients flowing backward through this additive path are not repeatedly multiplied by small numbers, which is what causes vanishing gradients in vanilla RNNs.</w:t>
+          <w:color w:val="1F2937"/>
+          <w:sz w:val="22"/>
+          <w:szCs w:val="22"/>
+        </w:rPr>
+        <w:t xml:space="preserve">The cell state update itself is the crux of why LSTMs work. The formula c_t = f_t · c_{t-1} + i_t · ĉ_t is an additive combination of the previous cell state (multiplied by the forget gate) and candidate new information (multiplied by the input gate). Gradients flowing backward through this additive path are not repeatedly multiplied by small numbers, which is what causes vanishing gradients in vanilla RNNs.</w:t>
       </w:r>
     </w:p>
     <w:p>
@@ -5664,10 +4915,6 @@
       <w:r>
         <w:rPr>
           <w:rFonts w:ascii="Times New Roman" w:cs="Times New Roman" w:eastAsia="Times New Roman" w:hAnsi="Times New Roman"/>
-          <w:b w:val="false"/>
-          <w:bCs w:val="false"/>
-          <w:i w:val="false"/>
-          <w:iCs w:val="false"/>
           <w:color w:val="1F2937"/>
           <w:sz w:val="22"/>
           <w:szCs w:val="22"/>
@@ -5710,31 +4957,16 @@
           <w:sz w:val="22"/>
           <w:szCs w:val="22"/>
         </w:rPr>
-        <w:t xml:space="preserve">In 2014, Bahdanau et al. published </w:t>
-      </w:r>
-      <w:r>
-        <w:rPr>
-          <w:rFonts w:ascii="Times New Roman" w:cs="Times New Roman" w:eastAsia="Times New Roman" w:hAnsi="Times New Roman"/>
-          <w:b w:val="false"/>
-          <w:bCs w:val="false"/>
-          <w:i/>
-          <w:iCs/>
-          <w:color w:val="1F2937"/>
-          <w:sz w:val="22"/>
-          <w:szCs w:val="22"/>
-        </w:rPr>
-        <w:t xml:space="preserve">Neural Machine Translation by Jointly Learning to Align and Translate</w:t>
+        <w:t xml:space="preserve">In 2014, Bahdanau et al. published "Neural Machine Translation by Jointly Learning to Align and Translate"</w:t>
       </w:r>
       <w:r>
         <w:rPr>
           <w:rFonts w:ascii="Times New Roman" w:cs="Times New Roman" w:eastAsia="Times New Roman" w:hAnsi="Times New Roman"/>
           <w:b/>
           <w:bCs/>
-          <w:i w:val="false"/>
-          <w:iCs w:val="false"/>
-          <w:color w:val="1A56A0"/>
-          <w:sz w:val="20"/>
-          <w:szCs w:val="20"/>
+          <w:color w:val="1F2937"/>
+          <w:sz w:val="22"/>
+          <w:szCs w:val="22"/>
         </w:rPr>
         <w:t xml:space="preserve"> [2]</w:t>
       </w:r>
@@ -5757,14 +4989,14 @@
         <w:pStyle w:val="Heading2"/>
         <w:keepNext/>
         <w:keepLines/>
-        <w:spacing w:after="140" w:before="240"/>
+        <w:spacing w:after="120" w:before="240"/>
       </w:pPr>
       <w:r>
         <w:rPr>
           <w:rFonts w:ascii="Calibri" w:cs="Calibri" w:eastAsia="Calibri" w:hAnsi="Calibri"/>
           <w:b/>
           <w:bCs/>
-          <w:color w:val="1A56A0"/>
+          <w:color w:val="0D3B6E"/>
           <w:sz w:val="26"/>
           <w:szCs w:val="26"/>
         </w:rPr>
@@ -5779,10 +5011,6 @@
       <w:r>
         <w:rPr>
           <w:rFonts w:ascii="Times New Roman" w:cs="Times New Roman" w:eastAsia="Times New Roman" w:hAnsi="Times New Roman"/>
-          <w:b w:val="false"/>
-          <w:bCs w:val="false"/>
-          <w:i w:val="false"/>
-          <w:iCs w:val="false"/>
           <w:color w:val="1F2937"/>
           <w:sz w:val="22"/>
           <w:szCs w:val="22"/>
@@ -5795,14 +5023,14 @@
         <w:pStyle w:val="Heading2"/>
         <w:keepNext/>
         <w:keepLines/>
-        <w:spacing w:after="140" w:before="240"/>
+        <w:spacing w:after="120" w:before="240"/>
       </w:pPr>
       <w:r>
         <w:rPr>
           <w:rFonts w:ascii="Calibri" w:cs="Calibri" w:eastAsia="Calibri" w:hAnsi="Calibri"/>
           <w:b/>
           <w:bCs/>
-          <w:color w:val="1A56A0"/>
+          <w:color w:val="0D3B6E"/>
           <w:sz w:val="26"/>
           <w:szCs w:val="26"/>
         </w:rPr>
@@ -5817,10 +5045,6 @@
       <w:r>
         <w:rPr>
           <w:rFonts w:ascii="Times New Roman" w:cs="Times New Roman" w:eastAsia="Times New Roman" w:hAnsi="Times New Roman"/>
-          <w:b w:val="false"/>
-          <w:bCs w:val="false"/>
-          <w:i w:val="false"/>
-          <w:iCs w:val="false"/>
           <w:color w:val="1F2937"/>
           <w:sz w:val="22"/>
           <w:szCs w:val="22"/>
@@ -5830,6 +5054,7 @@
     </w:p>
     <w:p>
       <w:pPr>
+        <w:keepLines/>
         <w:pBdr>
           <w:left w:val="single" w:color="2E75B6" w:sz="16" w:space="8"/>
         </w:pBdr>
@@ -5844,11 +5069,12 @@
           <w:sz w:val="19"/>
           <w:szCs w:val="19"/>
         </w:rPr>
-        <w:t xml:space="preserve"># French: 'Je suis etudiant'  →  English: 'I am a student'</w:t>
-      </w:r>
-    </w:p>
-    <w:p>
-      <w:pPr>
+        <w:t xml:space="preserve"># French: 'Je suis etudiant'  -&gt;  English: 'I am a student'</w:t>
+      </w:r>
+    </w:p>
+    <w:p>
+      <w:pPr>
+        <w:keepLines/>
         <w:pBdr>
           <w:left w:val="single" w:color="2E75B6" w:sz="16" w:space="8"/>
         </w:pBdr>
@@ -5863,11 +5089,12 @@
           <w:sz w:val="19"/>
           <w:szCs w:val="19"/>
         </w:rPr>
-        <w:t xml:space="preserve"> </w:t>
-      </w:r>
-    </w:p>
-    <w:p>
-      <w:pPr>
+        <w:t xml:space="preserve"/>
+      </w:r>
+    </w:p>
+    <w:p>
+      <w:pPr>
+        <w:keepLines/>
         <w:pBdr>
           <w:left w:val="single" w:color="2E75B6" w:sz="16" w:space="8"/>
         </w:pBdr>
@@ -5887,6 +5114,7 @@
     </w:p>
     <w:p>
       <w:pPr>
+        <w:keepLines/>
         <w:pBdr>
           <w:left w:val="single" w:color="2E75B6" w:sz="16" w:space="8"/>
         </w:pBdr>
@@ -5906,6 +5134,7 @@
     </w:p>
     <w:p>
       <w:pPr>
+        <w:keepLines/>
         <w:pBdr>
           <w:left w:val="single" w:color="2E75B6" w:sz="16" w:space="8"/>
         </w:pBdr>
@@ -5920,11 +5149,12 @@
           <w:sz w:val="19"/>
           <w:szCs w:val="19"/>
         </w:rPr>
-        <w:t xml:space="preserve"> </w:t>
-      </w:r>
-    </w:p>
-    <w:p>
-      <w:pPr>
+        <w:t xml:space="preserve"/>
+      </w:r>
+    </w:p>
+    <w:p>
+      <w:pPr>
+        <w:keepLines/>
         <w:pBdr>
           <w:left w:val="single" w:color="2E75B6" w:sz="16" w:space="8"/>
         </w:pBdr>
@@ -5944,6 +5174,7 @@
     </w:p>
     <w:p>
       <w:pPr>
+        <w:keepLines/>
         <w:pBdr>
           <w:left w:val="single" w:color="2E75B6" w:sz="16" w:space="8"/>
         </w:pBdr>
@@ -5963,6 +5194,7 @@
     </w:p>
     <w:p>
       <w:pPr>
+        <w:keepLines/>
         <w:pBdr>
           <w:left w:val="single" w:color="2E75B6" w:sz="16" w:space="8"/>
         </w:pBdr>
@@ -5977,11 +5209,12 @@
           <w:sz w:val="19"/>
           <w:szCs w:val="19"/>
         </w:rPr>
-        <w:t xml:space="preserve"> </w:t>
-      </w:r>
-    </w:p>
-    <w:p>
-      <w:pPr>
+        <w:t xml:space="preserve"/>
+      </w:r>
+    </w:p>
+    <w:p>
+      <w:pPr>
+        <w:keepLines/>
         <w:pBdr>
           <w:left w:val="single" w:color="2E75B6" w:sz="16" w:space="8"/>
         </w:pBdr>
@@ -6001,6 +5234,7 @@
     </w:p>
     <w:p>
       <w:pPr>
+        <w:keepLines/>
         <w:pBdr>
           <w:left w:val="single" w:color="2E75B6" w:sz="16" w:space="8"/>
         </w:pBdr>
@@ -6015,11 +5249,12 @@
           <w:sz w:val="19"/>
           <w:szCs w:val="19"/>
         </w:rPr>
-        <w:t xml:space="preserve"> </w:t>
-      </w:r>
-    </w:p>
-    <w:p>
-      <w:pPr>
+        <w:t xml:space="preserve"/>
+      </w:r>
+    </w:p>
+    <w:p>
+      <w:pPr>
+        <w:keepLines/>
         <w:pBdr>
           <w:left w:val="single" w:color="2E75B6" w:sz="16" w:space="8"/>
         </w:pBdr>
@@ -6039,6 +5274,7 @@
     </w:p>
     <w:p>
       <w:pPr>
+        <w:keepLines/>
         <w:pBdr>
           <w:left w:val="single" w:color="2E75B6" w:sz="16" w:space="8"/>
         </w:pBdr>
@@ -6058,6 +5294,7 @@
     </w:p>
     <w:p>
       <w:pPr>
+        <w:keepLines/>
         <w:pBdr>
           <w:left w:val="single" w:color="2E75B6" w:sz="16" w:space="8"/>
         </w:pBdr>
@@ -6077,6 +5314,7 @@
     </w:p>
     <w:p>
       <w:pPr>
+        <w:keepLines/>
         <w:pBdr>
           <w:left w:val="single" w:color="2E75B6" w:sz="16" w:space="8"/>
         </w:pBdr>
@@ -6091,11 +5329,12 @@
           <w:sz w:val="19"/>
           <w:szCs w:val="19"/>
         </w:rPr>
-        <w:t xml:space="preserve"> </w:t>
-      </w:r>
-    </w:p>
-    <w:p>
-      <w:pPr>
+        <w:t xml:space="preserve"/>
+      </w:r>
+    </w:p>
+    <w:p>
+      <w:pPr>
+        <w:keepLines/>
         <w:pBdr>
           <w:left w:val="single" w:color="2E75B6" w:sz="16" w:space="8"/>
         </w:pBdr>
@@ -6115,6 +5354,7 @@
     </w:p>
     <w:p>
       <w:pPr>
+        <w:keepLines/>
         <w:pBdr>
           <w:left w:val="single" w:color="2E75B6" w:sz="16" w:space="8"/>
         </w:pBdr>
@@ -6134,6 +5374,7 @@
     </w:p>
     <w:p>
       <w:pPr>
+        <w:keepLines/>
         <w:pBdr>
           <w:left w:val="single" w:color="2E75B6" w:sz="16" w:space="8"/>
         </w:pBdr>
@@ -6153,6 +5394,7 @@
     </w:p>
     <w:p>
       <w:pPr>
+        <w:keepLines/>
         <w:pBdr>
           <w:left w:val="single" w:color="2E75B6" w:sz="16" w:space="8"/>
         </w:pBdr>
@@ -6167,11 +5409,12 @@
           <w:sz w:val="19"/>
           <w:szCs w:val="19"/>
         </w:rPr>
-        <w:t xml:space="preserve"> </w:t>
-      </w:r>
-    </w:p>
-    <w:p>
-      <w:pPr>
+        <w:t xml:space="preserve"/>
+      </w:r>
+    </w:p>
+    <w:p>
+      <w:pPr>
+        <w:keepLines/>
         <w:pBdr>
           <w:left w:val="single" w:color="2E75B6" w:sz="16" w:space="8"/>
         </w:pBdr>
@@ -6191,11 +5434,12 @@
     </w:p>
     <w:p>
       <w:pPr>
-        <w:pBdr>
-          <w:left w:val="single" w:color="2E75B6" w:sz="16" w:space="8"/>
-        </w:pBdr>
-        <w:shd w:fill="F3F4F6" w:val="clear"/>
-        <w:spacing w:after="0" w:before="0" w:line="260"/>
+        <w:keepLines/>
+        <w:pBdr>
+          <w:left w:val="single" w:color="2E75B6" w:sz="16" w:space="8"/>
+        </w:pBdr>
+        <w:shd w:fill="F3F4F6" w:val="clear"/>
+        <w:spacing w:after="120" w:before="0" w:line="260"/>
         <w:ind w:left="120" w:right="120"/>
       </w:pPr>
       <w:r>
@@ -6206,25 +5450,6 @@
           <w:szCs w:val="19"/>
         </w:rPr>
         <w:t xml:space="preserve"># It LEARNED from training data how to align words across languages.</w:t>
-      </w:r>
-    </w:p>
-    <w:p>
-      <w:pPr>
-        <w:pBdr>
-          <w:left w:val="single" w:color="2E75B6" w:sz="16" w:space="8"/>
-        </w:pBdr>
-        <w:shd w:fill="F3F4F6" w:val="clear"/>
-        <w:spacing w:after="140" w:before="0" w:line="260"/>
-        <w:ind w:left="120" w:right="120"/>
-      </w:pPr>
-      <w:r>
-        <w:rPr>
-          <w:rFonts w:ascii="Consolas" w:cs="Consolas" w:eastAsia="Consolas" w:hAnsi="Consolas"/>
-          <w:color w:val="1F2937"/>
-          <w:sz w:val="19"/>
-          <w:szCs w:val="19"/>
-        </w:rPr>
-        <w:t xml:space="preserve"># The alignment is data-driven — discovered through training.</w:t>
       </w:r>
     </w:p>
     <w:p>
@@ -6235,10 +5460,6 @@
       <w:r>
         <w:rPr>
           <w:rFonts w:ascii="Times New Roman" w:cs="Times New Roman" w:eastAsia="Times New Roman" w:hAnsi="Times New Roman"/>
-          <w:b w:val="false"/>
-          <w:bCs w:val="false"/>
-          <w:i w:val="false"/>
-          <w:iCs w:val="false"/>
           <w:color w:val="1F2937"/>
           <w:sz w:val="22"/>
           <w:szCs w:val="22"/>
@@ -6248,6 +5469,7 @@
     </w:p>
     <w:p>
       <w:pPr>
+        <w:keepLines/>
         <w:pBdr>
           <w:left w:val="single" w:color="F59E0B" w:sz="24" w:space="12"/>
         </w:pBdr>
@@ -6329,11 +5551,9 @@
           <w:rFonts w:ascii="Times New Roman" w:cs="Times New Roman" w:eastAsia="Times New Roman" w:hAnsi="Times New Roman"/>
           <w:b/>
           <w:bCs/>
-          <w:i w:val="false"/>
-          <w:iCs w:val="false"/>
-          <w:color w:val="1A56A0"/>
-          <w:sz w:val="20"/>
-          <w:szCs w:val="20"/>
+          <w:color w:val="1F2937"/>
+          <w:sz w:val="22"/>
+          <w:szCs w:val="22"/>
         </w:rPr>
         <w:t xml:space="preserve"> [3]</w:t>
       </w:r>
@@ -6348,20 +5568,18 @@
           <w:sz w:val="22"/>
           <w:szCs w:val="22"/>
         </w:rPr>
-        <w:t xml:space="preserve">. Their paper — </w:t>
-      </w:r>
-      <w:r>
-        <w:rPr>
-          <w:rFonts w:ascii="Times New Roman" w:cs="Times New Roman" w:eastAsia="Times New Roman" w:hAnsi="Times New Roman"/>
-          <w:b w:val="false"/>
-          <w:bCs w:val="false"/>
-          <w:i/>
-          <w:iCs/>
-          <w:color w:val="1F2937"/>
-          <w:sz w:val="22"/>
-          <w:szCs w:val="22"/>
-        </w:rPr>
-        <w:t xml:space="preserve">Attention Is All You Need</w:t>
+        <w:t xml:space="preserve">. Their paper — "Attention Is All You Need" — introduced the Transformer, which uses only self-attention and replaces the RNN entirely. This is the architecture underlying GPT-2</w:t>
+      </w:r>
+      <w:r>
+        <w:rPr>
+          <w:rFonts w:ascii="Times New Roman" w:cs="Times New Roman" w:eastAsia="Times New Roman" w:hAnsi="Times New Roman"/>
+          <w:b/>
+          <w:bCs/>
+          <w:color w:val="1F2937"/>
+          <w:sz w:val="22"/>
+          <w:szCs w:val="22"/>
+        </w:rPr>
+        <w:t xml:space="preserve"> [4]</w:t>
       </w:r>
       <w:r>
         <w:rPr>
@@ -6374,32 +5592,6 @@
           <w:sz w:val="22"/>
           <w:szCs w:val="22"/>
         </w:rPr>
-        <w:t xml:space="preserve"> — introduced the Transformer, which uses only self-attention and replaces the RNN entirely. This is the architecture underlying GPT-2</w:t>
-      </w:r>
-      <w:r>
-        <w:rPr>
-          <w:rFonts w:ascii="Times New Roman" w:cs="Times New Roman" w:eastAsia="Times New Roman" w:hAnsi="Times New Roman"/>
-          <w:b/>
-          <w:bCs/>
-          <w:i w:val="false"/>
-          <w:iCs w:val="false"/>
-          <w:color w:val="1A56A0"/>
-          <w:sz w:val="20"/>
-          <w:szCs w:val="20"/>
-        </w:rPr>
-        <w:t xml:space="preserve"> [4]</w:t>
-      </w:r>
-      <w:r>
-        <w:rPr>
-          <w:rFonts w:ascii="Times New Roman" w:cs="Times New Roman" w:eastAsia="Times New Roman" w:hAnsi="Times New Roman"/>
-          <w:b w:val="false"/>
-          <w:bCs w:val="false"/>
-          <w:i w:val="false"/>
-          <w:iCs w:val="false"/>
-          <w:color w:val="1F2937"/>
-          <w:sz w:val="22"/>
-          <w:szCs w:val="22"/>
-        </w:rPr>
         <w:t xml:space="preserve">, GPT-3, and every major large language model since.</w:t>
       </w:r>
     </w:p>
@@ -6408,14 +5600,14 @@
         <w:pStyle w:val="Heading2"/>
         <w:keepNext/>
         <w:keepLines/>
-        <w:spacing w:after="140" w:before="240"/>
+        <w:spacing w:after="120" w:before="240"/>
       </w:pPr>
       <w:r>
         <w:rPr>
           <w:rFonts w:ascii="Calibri" w:cs="Calibri" w:eastAsia="Calibri" w:hAnsi="Calibri"/>
           <w:b/>
           <w:bCs/>
-          <w:color w:val="1A56A0"/>
+          <w:color w:val="0D3B6E"/>
           <w:sz w:val="26"/>
           <w:szCs w:val="26"/>
         </w:rPr>
@@ -6430,10 +5622,6 @@
       <w:r>
         <w:rPr>
           <w:rFonts w:ascii="Times New Roman" w:cs="Times New Roman" w:eastAsia="Times New Roman" w:hAnsi="Times New Roman"/>
-          <w:b w:val="false"/>
-          <w:bCs w:val="false"/>
-          <w:i w:val="false"/>
-          <w:iCs w:val="false"/>
           <w:color w:val="1F2937"/>
           <w:sz w:val="22"/>
           <w:szCs w:val="22"/>
@@ -6454,9 +5642,9 @@
         </w:tblBorders>
       </w:tblPr>
       <w:tblGrid>
-        <w:gridCol w:w="2800"/>
-        <w:gridCol w:w="3280"/>
-        <w:gridCol w:w="3280"/>
+        <w:gridCol w:w="2400"/>
+        <w:gridCol w:w="3480"/>
+        <w:gridCol w:w="3480"/>
       </w:tblGrid>
       <w:tr>
         <w:trPr>
@@ -6465,123 +5653,7 @@
         </w:trPr>
         <w:tc>
           <w:tcPr>
-            <w:tcW w:type="dxa" w:w="2800"/>
-            <w:tcBorders>
-              <w:top w:val="single" w:color="CCCCCC" w:sz="2"/>
-              <w:left w:val="single" w:color="CCCCCC" w:sz="2"/>
-              <w:bottom w:val="single" w:color="CCCCCC" w:sz="2"/>
-              <w:right w:val="single" w:color="CCCCCC" w:sz="2"/>
-            </w:tcBorders>
-            <w:shd w:fill="0D3B6E" w:val="clear"/>
-            <w:tcMar>
-              <w:top w:type="dxa" w:w="100"/>
-              <w:left w:type="dxa" w:w="150"/>
-              <w:bottom w:type="dxa" w:w="100"/>
-              <w:right w:type="dxa" w:w="150"/>
-            </w:tcMar>
-          </w:tcPr>
-          <w:p>
-            <w:pPr>
-              <w:spacing w:after="0" w:before="0" w:line="280"/>
-              <w:jc w:val="center"/>
-            </w:pPr>
-            <w:r>
-              <w:rPr>
-                <w:rFonts w:ascii="Times New Roman" w:cs="Times New Roman" w:eastAsia="Times New Roman" w:hAnsi="Times New Roman"/>
-                <w:b/>
-                <w:bCs/>
-                <w:i w:val="false"/>
-                <w:iCs w:val="false"/>
-                <w:color w:val="FFFFFF"/>
-                <w:sz w:val="22"/>
-                <w:szCs w:val="22"/>
-              </w:rPr>
-              <w:t xml:space="preserve">Property</w:t>
-            </w:r>
-          </w:p>
-        </w:tc>
-        <w:tc>
-          <w:tcPr>
-            <w:tcW w:type="dxa" w:w="3280"/>
-            <w:tcBorders>
-              <w:top w:val="single" w:color="CCCCCC" w:sz="2"/>
-              <w:left w:val="single" w:color="CCCCCC" w:sz="2"/>
-              <w:bottom w:val="single" w:color="CCCCCC" w:sz="2"/>
-              <w:right w:val="single" w:color="CCCCCC" w:sz="2"/>
-            </w:tcBorders>
-            <w:shd w:fill="0D3B6E" w:val="clear"/>
-            <w:tcMar>
-              <w:top w:type="dxa" w:w="100"/>
-              <w:left w:type="dxa" w:w="150"/>
-              <w:bottom w:type="dxa" w:w="100"/>
-              <w:right w:type="dxa" w:w="150"/>
-            </w:tcMar>
-          </w:tcPr>
-          <w:p>
-            <w:pPr>
-              <w:spacing w:after="0" w:before="0" w:line="280"/>
-              <w:jc w:val="center"/>
-            </w:pPr>
-            <w:r>
-              <w:rPr>
-                <w:rFonts w:ascii="Times New Roman" w:cs="Times New Roman" w:eastAsia="Times New Roman" w:hAnsi="Times New Roman"/>
-                <w:b/>
-                <w:bCs/>
-                <w:i w:val="false"/>
-                <w:iCs w:val="false"/>
-                <w:color w:val="FFFFFF"/>
-                <w:sz w:val="22"/>
-                <w:szCs w:val="22"/>
-              </w:rPr>
-              <w:t xml:space="preserve">Cross-Attention (Bahdanau)</w:t>
-            </w:r>
-          </w:p>
-        </w:tc>
-        <w:tc>
-          <w:tcPr>
-            <w:tcW w:type="dxa" w:w="3280"/>
-            <w:tcBorders>
-              <w:top w:val="single" w:color="CCCCCC" w:sz="2"/>
-              <w:left w:val="single" w:color="CCCCCC" w:sz="2"/>
-              <w:bottom w:val="single" w:color="CCCCCC" w:sz="2"/>
-              <w:right w:val="single" w:color="CCCCCC" w:sz="2"/>
-            </w:tcBorders>
-            <w:shd w:fill="0D3B6E" w:val="clear"/>
-            <w:tcMar>
-              <w:top w:type="dxa" w:w="100"/>
-              <w:left w:type="dxa" w:w="150"/>
-              <w:bottom w:type="dxa" w:w="100"/>
-              <w:right w:type="dxa" w:w="150"/>
-            </w:tcMar>
-          </w:tcPr>
-          <w:p>
-            <w:pPr>
-              <w:spacing w:after="0" w:before="0" w:line="280"/>
-              <w:jc w:val="center"/>
-            </w:pPr>
-            <w:r>
-              <w:rPr>
-                <w:rFonts w:ascii="Times New Roman" w:cs="Times New Roman" w:eastAsia="Times New Roman" w:hAnsi="Times New Roman"/>
-                <w:b/>
-                <w:bCs/>
-                <w:i w:val="false"/>
-                <w:iCs w:val="false"/>
-                <w:color w:val="FFFFFF"/>
-                <w:sz w:val="22"/>
-                <w:szCs w:val="22"/>
-              </w:rPr>
-              <w:t xml:space="preserve">Self-Attention (Transformers)</w:t>
-            </w:r>
-          </w:p>
-        </w:tc>
-      </w:tr>
-      <w:tr>
-        <w:trPr>
-          <w:cantSplit/>
-        </w:trPr>
-        <w:tc>
-          <w:tcPr>
-            <w:tcW w:type="dxa" w:w="2800"/>
+            <w:tcW w:type="dxa" w:w="2400"/>
             <w:tcBorders>
               <w:top w:val="single" w:color="CCCCCC" w:sz="2"/>
               <w:left w:val="single" w:color="CCCCCC" w:sz="2"/>
@@ -6599,7 +5671,119 @@
           <w:p>
             <w:pPr>
               <w:spacing w:after="0" w:before="0" w:line="280"/>
-              <w:jc w:val="left"/>
+            </w:pPr>
+            <w:r>
+              <w:rPr>
+                <w:rFonts w:ascii="Times New Roman" w:cs="Times New Roman" w:eastAsia="Times New Roman" w:hAnsi="Times New Roman"/>
+                <w:b/>
+                <w:bCs/>
+                <w:i w:val="false"/>
+                <w:iCs w:val="false"/>
+                <w:color w:val="1F2937"/>
+                <w:sz w:val="22"/>
+                <w:szCs w:val="22"/>
+              </w:rPr>
+              <w:t xml:space="preserve">Property</w:t>
+            </w:r>
+          </w:p>
+        </w:tc>
+        <w:tc>
+          <w:tcPr>
+            <w:tcW w:type="dxa" w:w="3480"/>
+            <w:tcBorders>
+              <w:top w:val="single" w:color="CCCCCC" w:sz="2"/>
+              <w:left w:val="single" w:color="CCCCCC" w:sz="2"/>
+              <w:bottom w:val="single" w:color="CCCCCC" w:sz="2"/>
+              <w:right w:val="single" w:color="CCCCCC" w:sz="2"/>
+            </w:tcBorders>
+            <w:shd w:fill="F9FAFB" w:val="clear"/>
+            <w:tcMar>
+              <w:top w:type="dxa" w:w="100"/>
+              <w:left w:type="dxa" w:w="150"/>
+              <w:bottom w:type="dxa" w:w="100"/>
+              <w:right w:type="dxa" w:w="150"/>
+            </w:tcMar>
+          </w:tcPr>
+          <w:p>
+            <w:pPr>
+              <w:spacing w:after="0" w:before="0" w:line="280"/>
+            </w:pPr>
+            <w:r>
+              <w:rPr>
+                <w:rFonts w:ascii="Times New Roman" w:cs="Times New Roman" w:eastAsia="Times New Roman" w:hAnsi="Times New Roman"/>
+                <w:b/>
+                <w:bCs/>
+                <w:i w:val="false"/>
+                <w:iCs w:val="false"/>
+                <w:color w:val="1F2937"/>
+                <w:sz w:val="22"/>
+                <w:szCs w:val="22"/>
+              </w:rPr>
+              <w:t xml:space="preserve">Cross-Attention (Bahdanau)</w:t>
+            </w:r>
+          </w:p>
+        </w:tc>
+        <w:tc>
+          <w:tcPr>
+            <w:tcW w:type="dxa" w:w="3480"/>
+            <w:tcBorders>
+              <w:top w:val="single" w:color="CCCCCC" w:sz="2"/>
+              <w:left w:val="single" w:color="CCCCCC" w:sz="2"/>
+              <w:bottom w:val="single" w:color="CCCCCC" w:sz="2"/>
+              <w:right w:val="single" w:color="CCCCCC" w:sz="2"/>
+            </w:tcBorders>
+            <w:shd w:fill="F9FAFB" w:val="clear"/>
+            <w:tcMar>
+              <w:top w:type="dxa" w:w="100"/>
+              <w:left w:type="dxa" w:w="150"/>
+              <w:bottom w:type="dxa" w:w="100"/>
+              <w:right w:type="dxa" w:w="150"/>
+            </w:tcMar>
+          </w:tcPr>
+          <w:p>
+            <w:pPr>
+              <w:spacing w:after="0" w:before="0" w:line="280"/>
+            </w:pPr>
+            <w:r>
+              <w:rPr>
+                <w:rFonts w:ascii="Times New Roman" w:cs="Times New Roman" w:eastAsia="Times New Roman" w:hAnsi="Times New Roman"/>
+                <w:b/>
+                <w:bCs/>
+                <w:i w:val="false"/>
+                <w:iCs w:val="false"/>
+                <w:color w:val="1F2937"/>
+                <w:sz w:val="22"/>
+                <w:szCs w:val="22"/>
+              </w:rPr>
+              <w:t xml:space="preserve">Self-Attention (Transformers)</w:t>
+            </w:r>
+          </w:p>
+        </w:tc>
+      </w:tr>
+      <w:tr>
+        <w:trPr>
+          <w:cantSplit/>
+        </w:trPr>
+        <w:tc>
+          <w:tcPr>
+            <w:tcW w:type="dxa" w:w="2400"/>
+            <w:tcBorders>
+              <w:top w:val="single" w:color="CCCCCC" w:sz="2"/>
+              <w:left w:val="single" w:color="CCCCCC" w:sz="2"/>
+              <w:bottom w:val="single" w:color="CCCCCC" w:sz="2"/>
+              <w:right w:val="single" w:color="CCCCCC" w:sz="2"/>
+            </w:tcBorders>
+            <w:shd w:fill="FFFFFF" w:val="clear"/>
+            <w:tcMar>
+              <w:top w:type="dxa" w:w="100"/>
+              <w:left w:type="dxa" w:w="150"/>
+              <w:bottom w:type="dxa" w:w="100"/>
+              <w:right w:type="dxa" w:w="150"/>
+            </w:tcMar>
+          </w:tcPr>
+          <w:p>
+            <w:pPr>
+              <w:spacing w:after="0" w:before="0" w:line="280"/>
             </w:pPr>
             <w:r>
               <w:rPr>
@@ -6618,7 +5802,7 @@
         </w:tc>
         <w:tc>
           <w:tcPr>
-            <w:tcW w:type="dxa" w:w="3280"/>
+            <w:tcW w:type="dxa" w:w="3480"/>
             <w:tcBorders>
               <w:top w:val="single" w:color="CCCCCC" w:sz="2"/>
               <w:left w:val="single" w:color="CCCCCC" w:sz="2"/>
@@ -6636,7 +5820,6 @@
           <w:p>
             <w:pPr>
               <w:spacing w:after="0" w:before="0" w:line="280"/>
-              <w:jc w:val="left"/>
             </w:pPr>
             <w:r>
               <w:rPr>
@@ -6655,7 +5838,7 @@
         </w:tc>
         <w:tc>
           <w:tcPr>
-            <w:tcW w:type="dxa" w:w="3280"/>
+            <w:tcW w:type="dxa" w:w="3480"/>
             <w:tcBorders>
               <w:top w:val="single" w:color="CCCCCC" w:sz="2"/>
               <w:left w:val="single" w:color="CCCCCC" w:sz="2"/>
@@ -6673,7 +5856,6 @@
           <w:p>
             <w:pPr>
               <w:spacing w:after="0" w:before="0" w:line="280"/>
-              <w:jc w:val="left"/>
             </w:pPr>
             <w:r>
               <w:rPr>
@@ -6697,14 +5879,14 @@
         </w:trPr>
         <w:tc>
           <w:tcPr>
-            <w:tcW w:type="dxa" w:w="2800"/>
+            <w:tcW w:type="dxa" w:w="2400"/>
             <w:tcBorders>
               <w:top w:val="single" w:color="CCCCCC" w:sz="2"/>
               <w:left w:val="single" w:color="CCCCCC" w:sz="2"/>
               <w:bottom w:val="single" w:color="CCCCCC" w:sz="2"/>
               <w:right w:val="single" w:color="CCCCCC" w:sz="2"/>
             </w:tcBorders>
-            <w:shd w:fill="F9FAFB" w:val="clear"/>
+            <w:shd w:fill="FFFFFF" w:val="clear"/>
             <w:tcMar>
               <w:top w:type="dxa" w:w="100"/>
               <w:left w:type="dxa" w:w="150"/>
@@ -6715,7 +5897,6 @@
           <w:p>
             <w:pPr>
               <w:spacing w:after="0" w:before="0" w:line="280"/>
-              <w:jc w:val="left"/>
             </w:pPr>
             <w:r>
               <w:rPr>
@@ -6734,7 +5915,7 @@
         </w:tc>
         <w:tc>
           <w:tcPr>
-            <w:tcW w:type="dxa" w:w="3280"/>
+            <w:tcW w:type="dxa" w:w="3480"/>
             <w:tcBorders>
               <w:top w:val="single" w:color="CCCCCC" w:sz="2"/>
               <w:left w:val="single" w:color="CCCCCC" w:sz="2"/>
@@ -6752,7 +5933,6 @@
           <w:p>
             <w:pPr>
               <w:spacing w:after="0" w:before="0" w:line="280"/>
-              <w:jc w:val="left"/>
             </w:pPr>
             <w:r>
               <w:rPr>
@@ -6771,7 +5951,7 @@
         </w:tc>
         <w:tc>
           <w:tcPr>
-            <w:tcW w:type="dxa" w:w="3280"/>
+            <w:tcW w:type="dxa" w:w="3480"/>
             <w:tcBorders>
               <w:top w:val="single" w:color="CCCCCC" w:sz="2"/>
               <w:left w:val="single" w:color="CCCCCC" w:sz="2"/>
@@ -6789,7 +5969,6 @@
           <w:p>
             <w:pPr>
               <w:spacing w:after="0" w:before="0" w:line="280"/>
-              <w:jc w:val="left"/>
             </w:pPr>
             <w:r>
               <w:rPr>
@@ -6813,14 +5992,14 @@
         </w:trPr>
         <w:tc>
           <w:tcPr>
-            <w:tcW w:type="dxa" w:w="2800"/>
+            <w:tcW w:type="dxa" w:w="2400"/>
             <w:tcBorders>
               <w:top w:val="single" w:color="CCCCCC" w:sz="2"/>
               <w:left w:val="single" w:color="CCCCCC" w:sz="2"/>
               <w:bottom w:val="single" w:color="CCCCCC" w:sz="2"/>
               <w:right w:val="single" w:color="CCCCCC" w:sz="2"/>
             </w:tcBorders>
-            <w:shd w:fill="F9FAFB" w:val="clear"/>
+            <w:shd w:fill="FFFFFF" w:val="clear"/>
             <w:tcMar>
               <w:top w:type="dxa" w:w="100"/>
               <w:left w:type="dxa" w:w="150"/>
@@ -6831,7 +6010,6 @@
           <w:p>
             <w:pPr>
               <w:spacing w:after="0" w:before="0" w:line="280"/>
-              <w:jc w:val="left"/>
             </w:pPr>
             <w:r>
               <w:rPr>
@@ -6850,7 +6028,7 @@
         </w:tc>
         <w:tc>
           <w:tcPr>
-            <w:tcW w:type="dxa" w:w="3280"/>
+            <w:tcW w:type="dxa" w:w="3480"/>
             <w:tcBorders>
               <w:top w:val="single" w:color="CCCCCC" w:sz="2"/>
               <w:left w:val="single" w:color="CCCCCC" w:sz="2"/>
@@ -6868,7 +6046,6 @@
           <w:p>
             <w:pPr>
               <w:spacing w:after="0" w:before="0" w:line="280"/>
-              <w:jc w:val="left"/>
             </w:pPr>
             <w:r>
               <w:rPr>
@@ -6887,7 +6064,7 @@
         </w:tc>
         <w:tc>
           <w:tcPr>
-            <w:tcW w:type="dxa" w:w="3280"/>
+            <w:tcW w:type="dxa" w:w="3480"/>
             <w:tcBorders>
               <w:top w:val="single" w:color="CCCCCC" w:sz="2"/>
               <w:left w:val="single" w:color="CCCCCC" w:sz="2"/>
@@ -6905,7 +6082,6 @@
           <w:p>
             <w:pPr>
               <w:spacing w:after="0" w:before="0" w:line="280"/>
-              <w:jc w:val="left"/>
             </w:pPr>
             <w:r>
               <w:rPr>
@@ -6929,14 +6105,14 @@
         </w:trPr>
         <w:tc>
           <w:tcPr>
-            <w:tcW w:type="dxa" w:w="2800"/>
+            <w:tcW w:type="dxa" w:w="2400"/>
             <w:tcBorders>
               <w:top w:val="single" w:color="CCCCCC" w:sz="2"/>
               <w:left w:val="single" w:color="CCCCCC" w:sz="2"/>
               <w:bottom w:val="single" w:color="CCCCCC" w:sz="2"/>
               <w:right w:val="single" w:color="CCCCCC" w:sz="2"/>
             </w:tcBorders>
-            <w:shd w:fill="F9FAFB" w:val="clear"/>
+            <w:shd w:fill="FFFFFF" w:val="clear"/>
             <w:tcMar>
               <w:top w:type="dxa" w:w="100"/>
               <w:left w:type="dxa" w:w="150"/>
@@ -6947,7 +6123,6 @@
           <w:p>
             <w:pPr>
               <w:spacing w:after="0" w:before="0" w:line="280"/>
-              <w:jc w:val="left"/>
             </w:pPr>
             <w:r>
               <w:rPr>
@@ -6966,7 +6141,7 @@
         </w:tc>
         <w:tc>
           <w:tcPr>
-            <w:tcW w:type="dxa" w:w="3280"/>
+            <w:tcW w:type="dxa" w:w="3480"/>
             <w:tcBorders>
               <w:top w:val="single" w:color="CCCCCC" w:sz="2"/>
               <w:left w:val="single" w:color="CCCCCC" w:sz="2"/>
@@ -6984,7 +6159,6 @@
           <w:p>
             <w:pPr>
               <w:spacing w:after="0" w:before="0" w:line="280"/>
-              <w:jc w:val="left"/>
             </w:pPr>
             <w:r>
               <w:rPr>
@@ -7003,7 +6177,7 @@
         </w:tc>
         <w:tc>
           <w:tcPr>
-            <w:tcW w:type="dxa" w:w="3280"/>
+            <w:tcW w:type="dxa" w:w="3480"/>
             <w:tcBorders>
               <w:top w:val="single" w:color="CCCCCC" w:sz="2"/>
               <w:left w:val="single" w:color="CCCCCC" w:sz="2"/>
@@ -7021,7 +6195,6 @@
           <w:p>
             <w:pPr>
               <w:spacing w:after="0" w:before="0" w:line="280"/>
-              <w:jc w:val="left"/>
             </w:pPr>
             <w:r>
               <w:rPr>
@@ -7042,7 +6215,7 @@
     </w:tbl>
     <w:p>
       <w:pPr>
-        <w:spacing w:after="240" w:before="80" w:line="280"/>
+        <w:spacing w:after="200" w:before="80"/>
         <w:jc w:val="center"/>
       </w:pPr>
       <w:r>
@@ -7062,14 +6235,14 @@
         <w:pStyle w:val="Heading2"/>
         <w:keepNext/>
         <w:keepLines/>
-        <w:spacing w:after="140" w:before="240"/>
+        <w:spacing w:after="120" w:before="240"/>
       </w:pPr>
       <w:r>
         <w:rPr>
           <w:rFonts w:ascii="Calibri" w:cs="Calibri" w:eastAsia="Calibri" w:hAnsi="Calibri"/>
           <w:b/>
           <w:bCs/>
-          <w:color w:val="1A56A0"/>
+          <w:color w:val="0D3B6E"/>
           <w:sz w:val="26"/>
           <w:szCs w:val="26"/>
         </w:rPr>
@@ -7084,10 +6257,6 @@
       <w:r>
         <w:rPr>
           <w:rFonts w:ascii="Times New Roman" w:cs="Times New Roman" w:eastAsia="Times New Roman" w:hAnsi="Times New Roman"/>
-          <w:b w:val="false"/>
-          <w:bCs w:val="false"/>
-          <w:i w:val="false"/>
-          <w:iCs w:val="false"/>
           <w:color w:val="1F2937"/>
           <w:sz w:val="22"/>
           <w:szCs w:val="22"/>
@@ -7100,18 +6269,18 @@
         <w:pStyle w:val="Heading2"/>
         <w:keepNext/>
         <w:keepLines/>
-        <w:spacing w:after="140" w:before="240"/>
+        <w:spacing w:after="120" w:before="240"/>
       </w:pPr>
       <w:r>
         <w:rPr>
           <w:rFonts w:ascii="Calibri" w:cs="Calibri" w:eastAsia="Calibri" w:hAnsi="Calibri"/>
           <w:b/>
           <w:bCs/>
-          <w:color w:val="1A56A0"/>
+          <w:color w:val="0D3B6E"/>
           <w:sz w:val="26"/>
           <w:szCs w:val="26"/>
         </w:rPr>
-        <w:t xml:space="preserve">8.3  Why Self-Attention Directly Solves the Long-Term Dependency Problem</w:t>
+        <w:t xml:space="preserve">8.3  Why Self-Attention Solves the Long-Term Dependency Problem</w:t>
       </w:r>
     </w:p>
     <w:p>
@@ -7122,10 +6291,6 @@
       <w:r>
         <w:rPr>
           <w:rFonts w:ascii="Times New Roman" w:cs="Times New Roman" w:eastAsia="Times New Roman" w:hAnsi="Times New Roman"/>
-          <w:b w:val="false"/>
-          <w:bCs w:val="false"/>
-          <w:i w:val="false"/>
-          <w:iCs w:val="false"/>
           <w:color w:val="1F2937"/>
           <w:sz w:val="22"/>
           <w:szCs w:val="22"/>
@@ -7154,8 +6319,6 @@
     </w:p>
     <w:p>
       <w:pPr>
-        <w:keepNext/>
-        <w:keepLines/>
         <w:spacing w:after="120" w:before="60" w:line="320"/>
         <w:jc w:val="both"/>
       </w:pPr>
@@ -7171,17 +6334,15 @@
     </w:p>
     <w:p>
       <w:pPr>
-        <w:keepNext/>
-        <w:keepLines/>
-        <w:spacing w:after="0" w:before="200"/>
+        <w:spacing w:after="80" w:before="240"/>
         <w:jc w:val="center"/>
       </w:pPr>
       <w:r>
         <w:drawing>
           <wp:inline distT="0" distB="0" distL="0" distR="0">
-            <wp:extent cx="5905500" cy="2714625"/>
+            <wp:extent cx="5524500" cy="2533650"/>
             <wp:effectExtent t="0" r="0" b="0" l="0"/>
-            <wp:docPr id="1" name="attention_timeline" descr="A timeline showing the evolution from RNNs in 1980, to LSTMs in 1997, to Bahdanau Attention in 2014, to Transformers in 2017." title="Timeline of attention architecture"/>
+            <wp:docPr id="1" name="" descr="" title=""/>
             <wp:cNvGraphicFramePr>
               <a:graphicFrameLocks xmlns:a="http://schemas.openxmlformats.org/drawingml/2006/main" noChangeAspect="1"/>
             </wp:cNvGraphicFramePr>
@@ -7204,7 +6365,7 @@
                   <pic:spPr bwMode="auto">
                     <a:xfrm>
                       <a:off x="0" y="0"/>
-                      <a:ext cx="5905500" cy="2714625"/>
+                      <a:ext cx="5524500" cy="2533650"/>
                     </a:xfrm>
                     <a:prstGeom prst="rect">
                       <a:avLst/>
@@ -7219,7 +6380,7 @@
     </w:p>
     <w:p>
       <w:pPr>
-        <w:spacing w:after="240" w:before="80" w:line="280"/>
+        <w:spacing w:after="200" w:before="80"/>
         <w:jc w:val="center"/>
       </w:pPr>
       <w:r>
@@ -7236,6 +6397,7 @@
     </w:p>
     <w:p>
       <w:pPr>
+        <w:keepLines/>
         <w:pBdr>
           <w:left w:val="single" w:color="F59E0B" w:sz="24" w:space="12"/>
         </w:pBdr>
@@ -7283,10 +6445,6 @@
       <w:r>
         <w:rPr>
           <w:rFonts w:ascii="Times New Roman" w:cs="Times New Roman" w:eastAsia="Times New Roman" w:hAnsi="Times New Roman"/>
-          <w:b w:val="false"/>
-          <w:bCs w:val="false"/>
-          <w:i w:val="false"/>
-          <w:iCs w:val="false"/>
           <w:color w:val="1F2937"/>
           <w:sz w:val="22"/>
           <w:szCs w:val="22"/>
@@ -7315,42 +6473,39 @@
     </w:p>
     <w:p>
       <w:pPr>
-        <w:spacing w:after="120" w:before="60" w:line="320"/>
-        <w:jc w:val="both"/>
-      </w:pPr>
-      <w:r>
-        <w:rPr>
-          <w:rFonts w:ascii="Times New Roman" w:cs="Times New Roman" w:eastAsia="Times New Roman" w:hAnsi="Times New Roman"/>
-          <w:b w:val="false"/>
-          <w:bCs w:val="false"/>
-          <w:i w:val="false"/>
-          <w:iCs w:val="false"/>
-          <w:color w:val="1F2937"/>
-          <w:sz w:val="22"/>
-          <w:szCs w:val="22"/>
-        </w:rPr>
-        <w:t xml:space="preserve">Six observations summarise the key conceptual takeaways of this topic.</w:t>
-      </w:r>
-    </w:p>
-    <w:p>
-      <w:pPr>
         <w:pStyle w:val="ListParagraph"/>
         <w:numPr>
           <w:ilvl w:val="0"/>
           <w:numId w:val="2"/>
         </w:numPr>
-        <w:spacing w:after="80" w:before="40" w:line="320"/>
-      </w:pPr>
+        <w:spacing w:after="120" w:before="60" w:line="320"/>
+        <w:jc w:val="both"/>
+      </w:pPr>
+      <w:r>
+        <w:rPr>
+          <w:rFonts w:ascii="Times New Roman" w:cs="Times New Roman" w:eastAsia="Times New Roman" w:hAnsi="Times New Roman"/>
+          <w:b/>
+          <w:bCs/>
+          <w:i w:val="false"/>
+          <w:iCs w:val="false"/>
+          <w:color w:val="1F2937"/>
+          <w:sz w:val="22"/>
+          <w:szCs w:val="22"/>
+        </w:rPr>
+        <w:t xml:space="preserve">The problem attention solves is not a performance limitation but a fundamental architectural impossibility. </w:t>
+      </w:r>
       <w:r>
         <w:rPr>
           <w:rFonts w:ascii="Times New Roman" w:cs="Times New Roman" w:eastAsia="Times New Roman" w:hAnsi="Times New Roman"/>
           <w:b w:val="false"/>
           <w:bCs w:val="false"/>
-          <w:color w:val="1F2937"/>
-          <w:sz w:val="22"/>
-          <w:szCs w:val="22"/>
-        </w:rPr>
-        <w:t xml:space="preserve">The problem attention solves is not a performance limitation but a fundamental architectural impossibility. For long-range dependencies, sequential models cannot maintain the required information across a single context vector bottleneck regardless of model size or training data. No amount of data or compute can fix this — only a change in architecture can.</w:t>
+          <w:i w:val="false"/>
+          <w:iCs w:val="false"/>
+          <w:color w:val="1F2937"/>
+          <w:sz w:val="22"/>
+          <w:szCs w:val="22"/>
+        </w:rPr>
+        <w:t xml:space="preserve">For long-range dependencies, sequential models cannot maintain the required information across a single context vector bottleneck regardless of model size or training data. No amount of data or compute can fix this — only a change in architecture can.</w:t>
       </w:r>
     </w:p>
     <w:p>
@@ -7360,18 +6515,34 @@
           <w:ilvl w:val="0"/>
           <w:numId w:val="2"/>
         </w:numPr>
-        <w:spacing w:after="80" w:before="40" w:line="320"/>
-      </w:pPr>
+        <w:spacing w:after="120" w:before="60" w:line="320"/>
+        <w:jc w:val="both"/>
+      </w:pPr>
+      <w:r>
+        <w:rPr>
+          <w:rFonts w:ascii="Times New Roman" w:cs="Times New Roman" w:eastAsia="Times New Roman" w:hAnsi="Times New Roman"/>
+          <w:b/>
+          <w:bCs/>
+          <w:i w:val="false"/>
+          <w:iCs w:val="false"/>
+          <w:color w:val="1F2937"/>
+          <w:sz w:val="22"/>
+          <w:szCs w:val="22"/>
+        </w:rPr>
+        <w:t xml:space="preserve">The bottleneck is structural, not a training problem. </w:t>
+      </w:r>
       <w:r>
         <w:rPr>
           <w:rFonts w:ascii="Times New Roman" w:cs="Times New Roman" w:eastAsia="Times New Roman" w:hAnsi="Times New Roman"/>
           <w:b w:val="false"/>
           <w:bCs w:val="false"/>
-          <w:color w:val="1F2937"/>
-          <w:sz w:val="22"/>
-          <w:szCs w:val="22"/>
-        </w:rPr>
-        <w:t xml:space="preserve">The bottleneck is structural, not a training problem. An RNN's inability to route information across a single fixed-size context vector is a property of its topology, not its parameters. Bahdanau's fix required a new architectural pathway (direct access to all encoder states), not just more of the existing one.</w:t>
+          <w:i w:val="false"/>
+          <w:iCs w:val="false"/>
+          <w:color w:val="1F2937"/>
+          <w:sz w:val="22"/>
+          <w:szCs w:val="22"/>
+        </w:rPr>
+        <w:t xml:space="preserve">An RNN's inability to route information across a single fixed-size context vector is a property of its topology, not its parameters. Bahdanau's fix required a new architectural pathway (direct access to all encoder states), not just more of the existing one.</w:t>
       </w:r>
     </w:p>
     <w:p>
@@ -7381,18 +6552,34 @@
           <w:ilvl w:val="0"/>
           <w:numId w:val="2"/>
         </w:numPr>
-        <w:spacing w:after="80" w:before="40" w:line="320"/>
-      </w:pPr>
+        <w:spacing w:after="120" w:before="60" w:line="320"/>
+        <w:jc w:val="both"/>
+      </w:pPr>
+      <w:r>
+        <w:rPr>
+          <w:rFonts w:ascii="Times New Roman" w:cs="Times New Roman" w:eastAsia="Times New Roman" w:hAnsi="Times New Roman"/>
+          <w:b/>
+          <w:bCs/>
+          <w:i w:val="false"/>
+          <w:iCs w:val="false"/>
+          <w:color w:val="1F2937"/>
+          <w:sz w:val="22"/>
+          <w:szCs w:val="22"/>
+        </w:rPr>
+        <w:t xml:space="preserve">Attention weights are learned from data, not hand-designed. </w:t>
+      </w:r>
       <w:r>
         <w:rPr>
           <w:rFonts w:ascii="Times New Roman" w:cs="Times New Roman" w:eastAsia="Times New Roman" w:hAnsi="Times New Roman"/>
           <w:b w:val="false"/>
           <w:bCs w:val="false"/>
-          <w:color w:val="1F2937"/>
-          <w:sz w:val="22"/>
-          <w:szCs w:val="22"/>
-        </w:rPr>
-        <w:t xml:space="preserve">Attention weights are learned from data, not hand-designed. The model discovers from training examples which word alignments are correct for a given language pair. It is not mindlessly aligning position 1 with position 1 — the alignment emerges from the optimisation process.</w:t>
+          <w:i w:val="false"/>
+          <w:iCs w:val="false"/>
+          <w:color w:val="1F2937"/>
+          <w:sz w:val="22"/>
+          <w:szCs w:val="22"/>
+        </w:rPr>
+        <w:t xml:space="preserve">The model discovers from training examples which word alignments are correct for a given language pair. It is not mindlessly aligning position 1 with position 1 — the alignment emerges from the optimisation process.</w:t>
       </w:r>
     </w:p>
     <w:p>
@@ -7402,18 +6589,34 @@
           <w:ilvl w:val="0"/>
           <w:numId w:val="2"/>
         </w:numPr>
-        <w:spacing w:after="80" w:before="40" w:line="320"/>
-      </w:pPr>
+        <w:spacing w:after="120" w:before="60" w:line="320"/>
+        <w:jc w:val="both"/>
+      </w:pPr>
+      <w:r>
+        <w:rPr>
+          <w:rFonts w:ascii="Times New Roman" w:cs="Times New Roman" w:eastAsia="Times New Roman" w:hAnsi="Times New Roman"/>
+          <w:b/>
+          <w:bCs/>
+          <w:i w:val="false"/>
+          <w:iCs w:val="false"/>
+          <w:color w:val="1F2937"/>
+          <w:sz w:val="22"/>
+          <w:szCs w:val="22"/>
+        </w:rPr>
+        <w:t xml:space="preserve">The 'self' in self-attention is the defining distinction from cross-attention. </w:t>
+      </w:r>
       <w:r>
         <w:rPr>
           <w:rFonts w:ascii="Times New Roman" w:cs="Times New Roman" w:eastAsia="Times New Roman" w:hAnsi="Times New Roman"/>
           <w:b w:val="false"/>
           <w:bCs w:val="false"/>
-          <w:color w:val="1F2937"/>
-          <w:sz w:val="22"/>
-          <w:szCs w:val="22"/>
-        </w:rPr>
-        <w:t xml:space="preserve">The 'self' in self-attention is the defining distinction from cross-attention. Cross-attention (Bahdanau) operates between two sequences. Self-attention (Transformers) operates within a single sequence looking at itself. GPT-style language generation requires only self-attention, plus a causal mask to prevent looking at future tokens.</w:t>
+          <w:i w:val="false"/>
+          <w:iCs w:val="false"/>
+          <w:color w:val="1F2937"/>
+          <w:sz w:val="22"/>
+          <w:szCs w:val="22"/>
+        </w:rPr>
+        <w:t xml:space="preserve">Cross-attention (Bahdanau) operates between two sequences. Self-attention (Transformers) operates within a single sequence looking at itself. GPT-style language generation requires only self-attention, plus a causal mask to prevent looking at future tokens.</w:t>
       </w:r>
     </w:p>
     <w:p>
@@ -7423,18 +6626,34 @@
           <w:ilvl w:val="0"/>
           <w:numId w:val="2"/>
         </w:numPr>
-        <w:spacing w:after="80" w:before="40" w:line="320"/>
-      </w:pPr>
+        <w:spacing w:after="120" w:before="60" w:line="320"/>
+        <w:jc w:val="both"/>
+      </w:pPr>
+      <w:r>
+        <w:rPr>
+          <w:rFonts w:ascii="Times New Roman" w:cs="Times New Roman" w:eastAsia="Times New Roman" w:hAnsi="Times New Roman"/>
+          <w:b/>
+          <w:bCs/>
+          <w:i w:val="false"/>
+          <w:iCs w:val="false"/>
+          <w:color w:val="1F2937"/>
+          <w:sz w:val="22"/>
+          <w:szCs w:val="22"/>
+        </w:rPr>
+        <w:t xml:space="preserve">Dynamic focus changes the nature of the computation. </w:t>
+      </w:r>
       <w:r>
         <w:rPr>
           <w:rFonts w:ascii="Times New Roman" w:cs="Times New Roman" w:eastAsia="Times New Roman" w:hAnsi="Times New Roman"/>
           <w:b w:val="false"/>
           <w:bCs w:val="false"/>
-          <w:color w:val="1F2937"/>
-          <w:sz w:val="22"/>
-          <w:szCs w:val="22"/>
-        </w:rPr>
-        <w:t xml:space="preserve">Dynamic focus changes the nature of the computation. At every decoding step, the model selectively chooses which input tokens to focus on and how much weight to assign each one. The context the model acts on is recomputed from scratch for every output token — this is what allows a variable-length input to produce a variable-length output without loss of fidelity.</w:t>
+          <w:i w:val="false"/>
+          <w:iCs w:val="false"/>
+          <w:color w:val="1F2937"/>
+          <w:sz w:val="22"/>
+          <w:szCs w:val="22"/>
+        </w:rPr>
+        <w:t xml:space="preserve">At every decoding step, the model selectively chooses which input tokens to focus on and how much weight to assign each one. The context the model acts on is recomputed from scratch for every output token — this is what allows a variable-length input to produce a variable-length output without loss of fidelity.</w:t>
       </w:r>
     </w:p>
     <w:p>
@@ -7444,18 +6663,34 @@
           <w:ilvl w:val="0"/>
           <w:numId w:val="2"/>
         </w:numPr>
-        <w:spacing w:after="80" w:before="40" w:line="320"/>
-      </w:pPr>
+        <w:spacing w:after="120" w:before="60" w:line="320"/>
+        <w:jc w:val="both"/>
+      </w:pPr>
+      <w:r>
+        <w:rPr>
+          <w:rFonts w:ascii="Times New Roman" w:cs="Times New Roman" w:eastAsia="Times New Roman" w:hAnsi="Times New Roman"/>
+          <w:b/>
+          <w:bCs/>
+          <w:i w:val="false"/>
+          <w:iCs w:val="false"/>
+          <w:color w:val="1F2937"/>
+          <w:sz w:val="22"/>
+          <w:szCs w:val="22"/>
+        </w:rPr>
+        <w:t xml:space="preserve">LSTMs solved the vanishing gradient, not the bottleneck. </w:t>
+      </w:r>
       <w:r>
         <w:rPr>
           <w:rFonts w:ascii="Times New Roman" w:cs="Times New Roman" w:eastAsia="Times New Roman" w:hAnsi="Times New Roman"/>
           <w:b w:val="false"/>
           <w:bCs w:val="false"/>
-          <w:color w:val="1F2937"/>
-          <w:sz w:val="22"/>
-          <w:szCs w:val="22"/>
-        </w:rPr>
-        <w:t xml:space="preserve">LSTMs solved the vanishing gradient, not the bottleneck. This is often confused. The additive cell-state update in LSTMs prevents gradients from shrinking to zero during backpropagation, enabling training on longer sequences. But the encoder–decoder information channel is still a single fixed-size vector. Two different failures; LSTMs addressed the first and left the second.</w:t>
+          <w:i w:val="false"/>
+          <w:iCs w:val="false"/>
+          <w:color w:val="1F2937"/>
+          <w:sz w:val="22"/>
+          <w:szCs w:val="22"/>
+        </w:rPr>
+        <w:t xml:space="preserve">This is often confused. The additive cell-state update in LSTMs prevents gradients from shrinking to zero during backpropagation, enabling training on longer sequences. But the encoder–decoder information channel is still a single fixed-size vector. Two different failures; LSTMs addressed the first and left the second.</w:t>
       </w:r>
     </w:p>
     <w:p>
@@ -7485,10 +6720,6 @@
       <w:r>
         <w:rPr>
           <w:rFonts w:ascii="Times New Roman" w:cs="Times New Roman" w:eastAsia="Times New Roman" w:hAnsi="Times New Roman"/>
-          <w:b w:val="false"/>
-          <w:bCs w:val="false"/>
-          <w:i w:val="false"/>
-          <w:iCs w:val="false"/>
           <w:color w:val="1F2937"/>
           <w:sz w:val="22"/>
           <w:szCs w:val="22"/>
@@ -7501,14 +6732,14 @@
         <w:pStyle w:val="Heading3"/>
         <w:keepNext/>
         <w:keepLines/>
-        <w:spacing w:after="120" w:before="200"/>
+        <w:spacing w:after="80" w:before="200"/>
       </w:pPr>
       <w:r>
         <w:rPr>
           <w:rFonts w:ascii="Calibri" w:cs="Calibri" w:eastAsia="Calibri" w:hAnsi="Calibri"/>
           <w:b/>
           <w:bCs/>
-          <w:color w:val="2E75B6"/>
+          <w:color w:val="1F4D78"/>
           <w:sz w:val="24"/>
           <w:szCs w:val="24"/>
         </w:rPr>
@@ -7523,10 +6754,6 @@
       <w:r>
         <w:rPr>
           <w:rFonts w:ascii="Times New Roman" w:cs="Times New Roman" w:eastAsia="Times New Roman" w:hAnsi="Times New Roman"/>
-          <w:b w:val="false"/>
-          <w:bCs w:val="false"/>
-          <w:i w:val="false"/>
-          <w:iCs w:val="false"/>
           <w:color w:val="1F2937"/>
           <w:sz w:val="22"/>
           <w:szCs w:val="22"/>
@@ -7547,11 +6774,11 @@
         </w:tblBorders>
       </w:tblPr>
       <w:tblGrid>
+        <w:gridCol w:w="1600"/>
+        <w:gridCol w:w="1200"/>
+        <w:gridCol w:w="1400"/>
         <w:gridCol w:w="1800"/>
-        <w:gridCol w:w="1800"/>
-        <w:gridCol w:w="1800"/>
-        <w:gridCol w:w="1800"/>
-        <w:gridCol w:w="2160"/>
+        <w:gridCol w:w="3360"/>
       </w:tblGrid>
       <w:tr>
         <w:trPr>
@@ -7560,14 +6787,14 @@
         </w:trPr>
         <w:tc>
           <w:tcPr>
-            <w:tcW w:type="dxa" w:w="1800"/>
+            <w:tcW w:type="dxa" w:w="1600"/>
             <w:tcBorders>
               <w:top w:val="single" w:color="CCCCCC" w:sz="2"/>
               <w:left w:val="single" w:color="CCCCCC" w:sz="2"/>
               <w:bottom w:val="single" w:color="CCCCCC" w:sz="2"/>
               <w:right w:val="single" w:color="CCCCCC" w:sz="2"/>
             </w:tcBorders>
-            <w:shd w:fill="0D3B6E" w:val="clear"/>
+            <w:shd w:fill="F9FAFB" w:val="clear"/>
             <w:tcMar>
               <w:top w:type="dxa" w:w="100"/>
               <w:left w:type="dxa" w:w="150"/>
@@ -7578,7 +6805,6 @@
           <w:p>
             <w:pPr>
               <w:spacing w:after="0" w:before="0" w:line="280"/>
-              <w:jc w:val="center"/>
             </w:pPr>
             <w:r>
               <w:rPr>
@@ -7587,7 +6813,7 @@
                 <w:bCs/>
                 <w:i w:val="false"/>
                 <w:iCs w:val="false"/>
-                <w:color w:val="FFFFFF"/>
+                <w:color w:val="1F2937"/>
                 <w:sz w:val="22"/>
                 <w:szCs w:val="22"/>
               </w:rPr>
@@ -7597,14 +6823,14 @@
         </w:tc>
         <w:tc>
           <w:tcPr>
-            <w:tcW w:type="dxa" w:w="1800"/>
+            <w:tcW w:type="dxa" w:w="1200"/>
             <w:tcBorders>
               <w:top w:val="single" w:color="CCCCCC" w:sz="2"/>
               <w:left w:val="single" w:color="CCCCCC" w:sz="2"/>
               <w:bottom w:val="single" w:color="CCCCCC" w:sz="2"/>
               <w:right w:val="single" w:color="CCCCCC" w:sz="2"/>
             </w:tcBorders>
-            <w:shd w:fill="0D3B6E" w:val="clear"/>
+            <w:shd w:fill="F9FAFB" w:val="clear"/>
             <w:tcMar>
               <w:top w:type="dxa" w:w="100"/>
               <w:left w:type="dxa" w:w="150"/>
@@ -7615,7 +6841,6 @@
           <w:p>
             <w:pPr>
               <w:spacing w:after="0" w:before="0" w:line="280"/>
-              <w:jc w:val="center"/>
             </w:pPr>
             <w:r>
               <w:rPr>
@@ -7624,7 +6849,7 @@
                 <w:bCs/>
                 <w:i w:val="false"/>
                 <w:iCs w:val="false"/>
-                <w:color w:val="FFFFFF"/>
+                <w:color w:val="1F2937"/>
                 <w:sz w:val="22"/>
                 <w:szCs w:val="22"/>
               </w:rPr>
@@ -7634,14 +6859,14 @@
         </w:tc>
         <w:tc>
           <w:tcPr>
-            <w:tcW w:type="dxa" w:w="1800"/>
+            <w:tcW w:type="dxa" w:w="1400"/>
             <w:tcBorders>
               <w:top w:val="single" w:color="CCCCCC" w:sz="2"/>
               <w:left w:val="single" w:color="CCCCCC" w:sz="2"/>
               <w:bottom w:val="single" w:color="CCCCCC" w:sz="2"/>
               <w:right w:val="single" w:color="CCCCCC" w:sz="2"/>
             </w:tcBorders>
-            <w:shd w:fill="0D3B6E" w:val="clear"/>
+            <w:shd w:fill="F9FAFB" w:val="clear"/>
             <w:tcMar>
               <w:top w:type="dxa" w:w="100"/>
               <w:left w:type="dxa" w:w="150"/>
@@ -7652,7 +6877,6 @@
           <w:p>
             <w:pPr>
               <w:spacing w:after="0" w:before="0" w:line="280"/>
-              <w:jc w:val="center"/>
             </w:pPr>
             <w:r>
               <w:rPr>
@@ -7661,7 +6885,7 @@
                 <w:bCs/>
                 <w:i w:val="false"/>
                 <w:iCs w:val="false"/>
-                <w:color w:val="FFFFFF"/>
+                <w:color w:val="1F2937"/>
                 <w:sz w:val="22"/>
                 <w:szCs w:val="22"/>
               </w:rPr>
@@ -7669,85 +6893,6 @@
             </w:r>
           </w:p>
         </w:tc>
-        <w:tc>
-          <w:tcPr>
-            <w:tcW w:type="dxa" w:w="1800"/>
-            <w:tcBorders>
-              <w:top w:val="single" w:color="CCCCCC" w:sz="2"/>
-              <w:left w:val="single" w:color="CCCCCC" w:sz="2"/>
-              <w:bottom w:val="single" w:color="CCCCCC" w:sz="2"/>
-              <w:right w:val="single" w:color="CCCCCC" w:sz="2"/>
-            </w:tcBorders>
-            <w:shd w:fill="0D3B6E" w:val="clear"/>
-            <w:tcMar>
-              <w:top w:type="dxa" w:w="100"/>
-              <w:left w:type="dxa" w:w="150"/>
-              <w:bottom w:type="dxa" w:w="100"/>
-              <w:right w:type="dxa" w:w="150"/>
-            </w:tcMar>
-          </w:tcPr>
-          <w:p>
-            <w:pPr>
-              <w:spacing w:after="0" w:before="0" w:line="280"/>
-              <w:jc w:val="center"/>
-            </w:pPr>
-            <w:r>
-              <w:rPr>
-                <w:rFonts w:ascii="Times New Roman" w:cs="Times New Roman" w:eastAsia="Times New Roman" w:hAnsi="Times New Roman"/>
-                <w:b/>
-                <w:bCs/>
-                <w:i w:val="false"/>
-                <w:iCs w:val="false"/>
-                <w:color w:val="FFFFFF"/>
-                <w:sz w:val="22"/>
-                <w:szCs w:val="22"/>
-              </w:rPr>
-              <w:t xml:space="preserve">h₃ ("étudiant")</w:t>
-            </w:r>
-          </w:p>
-        </w:tc>
-        <w:tc>
-          <w:tcPr>
-            <w:tcW w:type="dxa" w:w="2160"/>
-            <w:tcBorders>
-              <w:top w:val="single" w:color="CCCCCC" w:sz="2"/>
-              <w:left w:val="single" w:color="CCCCCC" w:sz="2"/>
-              <w:bottom w:val="single" w:color="CCCCCC" w:sz="2"/>
-              <w:right w:val="single" w:color="CCCCCC" w:sz="2"/>
-            </w:tcBorders>
-            <w:shd w:fill="0D3B6E" w:val="clear"/>
-            <w:tcMar>
-              <w:top w:type="dxa" w:w="100"/>
-              <w:left w:type="dxa" w:w="150"/>
-              <w:bottom w:type="dxa" w:w="100"/>
-              <w:right w:type="dxa" w:w="150"/>
-            </w:tcMar>
-          </w:tcPr>
-          <w:p>
-            <w:pPr>
-              <w:spacing w:after="0" w:before="0" w:line="280"/>
-              <w:jc w:val="center"/>
-            </w:pPr>
-            <w:r>
-              <w:rPr>
-                <w:rFonts w:ascii="Times New Roman" w:cs="Times New Roman" w:eastAsia="Times New Roman" w:hAnsi="Times New Roman"/>
-                <w:b/>
-                <w:bCs/>
-                <w:i w:val="false"/>
-                <w:iCs w:val="false"/>
-                <w:color w:val="FFFFFF"/>
-                <w:sz w:val="22"/>
-                <w:szCs w:val="22"/>
-              </w:rPr>
-              <w:t xml:space="preserve">Alignment interpretation</w:t>
-            </w:r>
-          </w:p>
-        </w:tc>
-      </w:tr>
-      <w:tr>
-        <w:trPr>
-          <w:cantSplit/>
-        </w:trPr>
         <w:tc>
           <w:tcPr>
             <w:tcW w:type="dxa" w:w="1800"/>
@@ -7768,7 +6913,83 @@
           <w:p>
             <w:pPr>
               <w:spacing w:after="0" w:before="0" w:line="280"/>
-              <w:jc w:val="left"/>
+            </w:pPr>
+            <w:r>
+              <w:rPr>
+                <w:rFonts w:ascii="Times New Roman" w:cs="Times New Roman" w:eastAsia="Times New Roman" w:hAnsi="Times New Roman"/>
+                <w:b/>
+                <w:bCs/>
+                <w:i w:val="false"/>
+                <w:iCs w:val="false"/>
+                <w:color w:val="1F2937"/>
+                <w:sz w:val="22"/>
+                <w:szCs w:val="22"/>
+              </w:rPr>
+              <w:t xml:space="preserve">h₃ ("étudiant")</w:t>
+            </w:r>
+          </w:p>
+        </w:tc>
+        <w:tc>
+          <w:tcPr>
+            <w:tcW w:type="dxa" w:w="3360"/>
+            <w:tcBorders>
+              <w:top w:val="single" w:color="CCCCCC" w:sz="2"/>
+              <w:left w:val="single" w:color="CCCCCC" w:sz="2"/>
+              <w:bottom w:val="single" w:color="CCCCCC" w:sz="2"/>
+              <w:right w:val="single" w:color="CCCCCC" w:sz="2"/>
+            </w:tcBorders>
+            <w:shd w:fill="F9FAFB" w:val="clear"/>
+            <w:tcMar>
+              <w:top w:type="dxa" w:w="100"/>
+              <w:left w:type="dxa" w:w="150"/>
+              <w:bottom w:type="dxa" w:w="100"/>
+              <w:right w:type="dxa" w:w="150"/>
+            </w:tcMar>
+          </w:tcPr>
+          <w:p>
+            <w:pPr>
+              <w:spacing w:after="0" w:before="0" w:line="280"/>
+            </w:pPr>
+            <w:r>
+              <w:rPr>
+                <w:rFonts w:ascii="Times New Roman" w:cs="Times New Roman" w:eastAsia="Times New Roman" w:hAnsi="Times New Roman"/>
+                <w:b/>
+                <w:bCs/>
+                <w:i w:val="false"/>
+                <w:iCs w:val="false"/>
+                <w:color w:val="1F2937"/>
+                <w:sz w:val="22"/>
+                <w:szCs w:val="22"/>
+              </w:rPr>
+              <w:t xml:space="preserve">Alignment interpretation</w:t>
+            </w:r>
+          </w:p>
+        </w:tc>
+      </w:tr>
+      <w:tr>
+        <w:trPr>
+          <w:cantSplit/>
+        </w:trPr>
+        <w:tc>
+          <w:tcPr>
+            <w:tcW w:type="dxa" w:w="1600"/>
+            <w:tcBorders>
+              <w:top w:val="single" w:color="CCCCCC" w:sz="2"/>
+              <w:left w:val="single" w:color="CCCCCC" w:sz="2"/>
+              <w:bottom w:val="single" w:color="CCCCCC" w:sz="2"/>
+              <w:right w:val="single" w:color="CCCCCC" w:sz="2"/>
+            </w:tcBorders>
+            <w:shd w:fill="FFFFFF" w:val="clear"/>
+            <w:tcMar>
+              <w:top w:type="dxa" w:w="100"/>
+              <w:left w:type="dxa" w:w="150"/>
+              <w:bottom w:type="dxa" w:w="100"/>
+              <w:right w:type="dxa" w:w="150"/>
+            </w:tcMar>
+          </w:tcPr>
+          <w:p>
+            <w:pPr>
+              <w:spacing w:after="0" w:before="0" w:line="280"/>
             </w:pPr>
             <w:r>
               <w:rPr>
@@ -7787,7 +7008,7 @@
         </w:tc>
         <w:tc>
           <w:tcPr>
-            <w:tcW w:type="dxa" w:w="1800"/>
+            <w:tcW w:type="dxa" w:w="1200"/>
             <w:tcBorders>
               <w:top w:val="single" w:color="CCCCCC" w:sz="2"/>
               <w:left w:val="single" w:color="CCCCCC" w:sz="2"/>
@@ -7805,7 +7026,6 @@
           <w:p>
             <w:pPr>
               <w:spacing w:after="0" w:before="0" w:line="280"/>
-              <w:jc w:val="left"/>
             </w:pPr>
             <w:r>
               <w:rPr>
@@ -7824,7 +7044,7 @@
         </w:tc>
         <w:tc>
           <w:tcPr>
-            <w:tcW w:type="dxa" w:w="1800"/>
+            <w:tcW w:type="dxa" w:w="1400"/>
             <w:tcBorders>
               <w:top w:val="single" w:color="CCCCCC" w:sz="2"/>
               <w:left w:val="single" w:color="CCCCCC" w:sz="2"/>
@@ -7842,7 +7062,6 @@
           <w:p>
             <w:pPr>
               <w:spacing w:after="0" w:before="0" w:line="280"/>
-              <w:jc w:val="left"/>
             </w:pPr>
             <w:r>
               <w:rPr>
@@ -7879,7 +7098,6 @@
           <w:p>
             <w:pPr>
               <w:spacing w:after="0" w:before="0" w:line="280"/>
-              <w:jc w:val="left"/>
             </w:pPr>
             <w:r>
               <w:rPr>
@@ -7898,7 +7116,7 @@
         </w:tc>
         <w:tc>
           <w:tcPr>
-            <w:tcW w:type="dxa" w:w="2160"/>
+            <w:tcW w:type="dxa" w:w="3360"/>
             <w:tcBorders>
               <w:top w:val="single" w:color="CCCCCC" w:sz="2"/>
               <w:left w:val="single" w:color="CCCCCC" w:sz="2"/>
@@ -7916,7 +7134,6 @@
           <w:p>
             <w:pPr>
               <w:spacing w:after="0" w:before="0" w:line="280"/>
-              <w:jc w:val="left"/>
             </w:pPr>
             <w:r>
               <w:rPr>
@@ -7940,14 +7157,14 @@
         </w:trPr>
         <w:tc>
           <w:tcPr>
-            <w:tcW w:type="dxa" w:w="1800"/>
+            <w:tcW w:type="dxa" w:w="1600"/>
             <w:tcBorders>
               <w:top w:val="single" w:color="CCCCCC" w:sz="2"/>
               <w:left w:val="single" w:color="CCCCCC" w:sz="2"/>
               <w:bottom w:val="single" w:color="CCCCCC" w:sz="2"/>
               <w:right w:val="single" w:color="CCCCCC" w:sz="2"/>
             </w:tcBorders>
-            <w:shd w:fill="F9FAFB" w:val="clear"/>
+            <w:shd w:fill="FFFFFF" w:val="clear"/>
             <w:tcMar>
               <w:top w:type="dxa" w:w="100"/>
               <w:left w:type="dxa" w:w="150"/>
@@ -7958,7 +7175,6 @@
           <w:p>
             <w:pPr>
               <w:spacing w:after="0" w:before="0" w:line="280"/>
-              <w:jc w:val="left"/>
             </w:pPr>
             <w:r>
               <w:rPr>
@@ -7977,7 +7193,7 @@
         </w:tc>
         <w:tc>
           <w:tcPr>
-            <w:tcW w:type="dxa" w:w="1800"/>
+            <w:tcW w:type="dxa" w:w="1200"/>
             <w:tcBorders>
               <w:top w:val="single" w:color="CCCCCC" w:sz="2"/>
               <w:left w:val="single" w:color="CCCCCC" w:sz="2"/>
@@ -7995,7 +7211,6 @@
           <w:p>
             <w:pPr>
               <w:spacing w:after="0" w:before="0" w:line="280"/>
-              <w:jc w:val="left"/>
             </w:pPr>
             <w:r>
               <w:rPr>
@@ -8014,7 +7229,7 @@
         </w:tc>
         <w:tc>
           <w:tcPr>
-            <w:tcW w:type="dxa" w:w="1800"/>
+            <w:tcW w:type="dxa" w:w="1400"/>
             <w:tcBorders>
               <w:top w:val="single" w:color="CCCCCC" w:sz="2"/>
               <w:left w:val="single" w:color="CCCCCC" w:sz="2"/>
@@ -8032,7 +7247,6 @@
           <w:p>
             <w:pPr>
               <w:spacing w:after="0" w:before="0" w:line="280"/>
-              <w:jc w:val="left"/>
             </w:pPr>
             <w:r>
               <w:rPr>
@@ -8069,7 +7283,6 @@
           <w:p>
             <w:pPr>
               <w:spacing w:after="0" w:before="0" w:line="280"/>
-              <w:jc w:val="left"/>
             </w:pPr>
             <w:r>
               <w:rPr>
@@ -8088,7 +7301,7 @@
         </w:tc>
         <w:tc>
           <w:tcPr>
-            <w:tcW w:type="dxa" w:w="2160"/>
+            <w:tcW w:type="dxa" w:w="3360"/>
             <w:tcBorders>
               <w:top w:val="single" w:color="CCCCCC" w:sz="2"/>
               <w:left w:val="single" w:color="CCCCCC" w:sz="2"/>
@@ -8106,7 +7319,6 @@
           <w:p>
             <w:pPr>
               <w:spacing w:after="0" w:before="0" w:line="280"/>
-              <w:jc w:val="left"/>
             </w:pPr>
             <w:r>
               <w:rPr>
@@ -8130,14 +7342,14 @@
         </w:trPr>
         <w:tc>
           <w:tcPr>
-            <w:tcW w:type="dxa" w:w="1800"/>
+            <w:tcW w:type="dxa" w:w="1600"/>
             <w:tcBorders>
               <w:top w:val="single" w:color="CCCCCC" w:sz="2"/>
               <w:left w:val="single" w:color="CCCCCC" w:sz="2"/>
               <w:bottom w:val="single" w:color="CCCCCC" w:sz="2"/>
               <w:right w:val="single" w:color="CCCCCC" w:sz="2"/>
             </w:tcBorders>
-            <w:shd w:fill="F9FAFB" w:val="clear"/>
+            <w:shd w:fill="FFFFFF" w:val="clear"/>
             <w:tcMar>
               <w:top w:type="dxa" w:w="100"/>
               <w:left w:type="dxa" w:w="150"/>
@@ -8148,7 +7360,6 @@
           <w:p>
             <w:pPr>
               <w:spacing w:after="0" w:before="0" w:line="280"/>
-              <w:jc w:val="left"/>
             </w:pPr>
             <w:r>
               <w:rPr>
@@ -8162,6 +7373,78 @@
                 <w:szCs w:val="22"/>
               </w:rPr>
               <w:t xml:space="preserve">a</w:t>
+            </w:r>
+          </w:p>
+        </w:tc>
+        <w:tc>
+          <w:tcPr>
+            <w:tcW w:type="dxa" w:w="1200"/>
+            <w:tcBorders>
+              <w:top w:val="single" w:color="CCCCCC" w:sz="2"/>
+              <w:left w:val="single" w:color="CCCCCC" w:sz="2"/>
+              <w:bottom w:val="single" w:color="CCCCCC" w:sz="2"/>
+              <w:right w:val="single" w:color="CCCCCC" w:sz="2"/>
+            </w:tcBorders>
+            <w:shd w:fill="FFFFFF" w:val="clear"/>
+            <w:tcMar>
+              <w:top w:type="dxa" w:w="100"/>
+              <w:left w:type="dxa" w:w="150"/>
+              <w:bottom w:type="dxa" w:w="100"/>
+              <w:right w:type="dxa" w:w="150"/>
+            </w:tcMar>
+          </w:tcPr>
+          <w:p>
+            <w:pPr>
+              <w:spacing w:after="0" w:before="0" w:line="280"/>
+            </w:pPr>
+            <w:r>
+              <w:rPr>
+                <w:rFonts w:ascii="Times New Roman" w:cs="Times New Roman" w:eastAsia="Times New Roman" w:hAnsi="Times New Roman"/>
+                <w:b w:val="false"/>
+                <w:bCs w:val="false"/>
+                <w:i w:val="false"/>
+                <w:iCs w:val="false"/>
+                <w:color w:val="1F2937"/>
+                <w:sz w:val="22"/>
+                <w:szCs w:val="22"/>
+              </w:rPr>
+              <w:t xml:space="preserve">0.10</w:t>
+            </w:r>
+          </w:p>
+        </w:tc>
+        <w:tc>
+          <w:tcPr>
+            <w:tcW w:type="dxa" w:w="1400"/>
+            <w:tcBorders>
+              <w:top w:val="single" w:color="CCCCCC" w:sz="2"/>
+              <w:left w:val="single" w:color="CCCCCC" w:sz="2"/>
+              <w:bottom w:val="single" w:color="CCCCCC" w:sz="2"/>
+              <w:right w:val="single" w:color="CCCCCC" w:sz="2"/>
+            </w:tcBorders>
+            <w:shd w:fill="FFFFFF" w:val="clear"/>
+            <w:tcMar>
+              <w:top w:type="dxa" w:w="100"/>
+              <w:left w:type="dxa" w:w="150"/>
+              <w:bottom w:type="dxa" w:w="100"/>
+              <w:right w:type="dxa" w:w="150"/>
+            </w:tcMar>
+          </w:tcPr>
+          <w:p>
+            <w:pPr>
+              <w:spacing w:after="0" w:before="0" w:line="280"/>
+            </w:pPr>
+            <w:r>
+              <w:rPr>
+                <w:rFonts w:ascii="Times New Roman" w:cs="Times New Roman" w:eastAsia="Times New Roman" w:hAnsi="Times New Roman"/>
+                <w:b w:val="false"/>
+                <w:bCs w:val="false"/>
+                <w:i w:val="false"/>
+                <w:iCs w:val="false"/>
+                <w:color w:val="1F2937"/>
+                <w:sz w:val="22"/>
+                <w:szCs w:val="22"/>
+              </w:rPr>
+              <w:t xml:space="preserve">0.30</w:t>
             </w:r>
           </w:p>
         </w:tc>
@@ -8185,7 +7468,155 @@
           <w:p>
             <w:pPr>
               <w:spacing w:after="0" w:before="0" w:line="280"/>
-              <w:jc w:val="left"/>
+            </w:pPr>
+            <w:r>
+              <w:rPr>
+                <w:rFonts w:ascii="Times New Roman" w:cs="Times New Roman" w:eastAsia="Times New Roman" w:hAnsi="Times New Roman"/>
+                <w:b w:val="false"/>
+                <w:bCs w:val="false"/>
+                <w:i w:val="false"/>
+                <w:iCs w:val="false"/>
+                <w:color w:val="1F2937"/>
+                <w:sz w:val="22"/>
+                <w:szCs w:val="22"/>
+              </w:rPr>
+              <w:t xml:space="preserve">0.60</w:t>
+            </w:r>
+          </w:p>
+        </w:tc>
+        <w:tc>
+          <w:tcPr>
+            <w:tcW w:type="dxa" w:w="3360"/>
+            <w:tcBorders>
+              <w:top w:val="single" w:color="CCCCCC" w:sz="2"/>
+              <w:left w:val="single" w:color="CCCCCC" w:sz="2"/>
+              <w:bottom w:val="single" w:color="CCCCCC" w:sz="2"/>
+              <w:right w:val="single" w:color="CCCCCC" w:sz="2"/>
+            </w:tcBorders>
+            <w:shd w:fill="FFFFFF" w:val="clear"/>
+            <w:tcMar>
+              <w:top w:type="dxa" w:w="100"/>
+              <w:left w:type="dxa" w:w="150"/>
+              <w:bottom w:type="dxa" w:w="100"/>
+              <w:right w:type="dxa" w:w="150"/>
+            </w:tcMar>
+          </w:tcPr>
+          <w:p>
+            <w:pPr>
+              <w:spacing w:after="0" w:before="0" w:line="280"/>
+            </w:pPr>
+            <w:r>
+              <w:rPr>
+                <w:rFonts w:ascii="Times New Roman" w:cs="Times New Roman" w:eastAsia="Times New Roman" w:hAnsi="Times New Roman"/>
+                <w:b w:val="false"/>
+                <w:bCs w:val="false"/>
+                <w:i w:val="false"/>
+                <w:iCs w:val="false"/>
+                <w:color w:val="1F2937"/>
+                <w:sz w:val="22"/>
+                <w:szCs w:val="22"/>
+              </w:rPr>
+              <w:t xml:space="preserve">Soft-aligned to "étudiant" (French has no article)</w:t>
+            </w:r>
+          </w:p>
+        </w:tc>
+      </w:tr>
+      <w:tr>
+        <w:trPr>
+          <w:cantSplit/>
+        </w:trPr>
+        <w:tc>
+          <w:tcPr>
+            <w:tcW w:type="dxa" w:w="1600"/>
+            <w:tcBorders>
+              <w:top w:val="single" w:color="CCCCCC" w:sz="2"/>
+              <w:left w:val="single" w:color="CCCCCC" w:sz="2"/>
+              <w:bottom w:val="single" w:color="CCCCCC" w:sz="2"/>
+              <w:right w:val="single" w:color="CCCCCC" w:sz="2"/>
+            </w:tcBorders>
+            <w:shd w:fill="FFFFFF" w:val="clear"/>
+            <w:tcMar>
+              <w:top w:type="dxa" w:w="100"/>
+              <w:left w:type="dxa" w:w="150"/>
+              <w:bottom w:type="dxa" w:w="100"/>
+              <w:right w:type="dxa" w:w="150"/>
+            </w:tcMar>
+          </w:tcPr>
+          <w:p>
+            <w:pPr>
+              <w:spacing w:after="0" w:before="0" w:line="280"/>
+            </w:pPr>
+            <w:r>
+              <w:rPr>
+                <w:rFonts w:ascii="Times New Roman" w:cs="Times New Roman" w:eastAsia="Times New Roman" w:hAnsi="Times New Roman"/>
+                <w:b/>
+                <w:bCs/>
+                <w:i w:val="false"/>
+                <w:iCs w:val="false"/>
+                <w:color w:val="1F2937"/>
+                <w:sz w:val="22"/>
+                <w:szCs w:val="22"/>
+              </w:rPr>
+              <w:t xml:space="preserve">student</w:t>
+            </w:r>
+          </w:p>
+        </w:tc>
+        <w:tc>
+          <w:tcPr>
+            <w:tcW w:type="dxa" w:w="1200"/>
+            <w:tcBorders>
+              <w:top w:val="single" w:color="CCCCCC" w:sz="2"/>
+              <w:left w:val="single" w:color="CCCCCC" w:sz="2"/>
+              <w:bottom w:val="single" w:color="CCCCCC" w:sz="2"/>
+              <w:right w:val="single" w:color="CCCCCC" w:sz="2"/>
+            </w:tcBorders>
+            <w:shd w:fill="FFFFFF" w:val="clear"/>
+            <w:tcMar>
+              <w:top w:type="dxa" w:w="100"/>
+              <w:left w:type="dxa" w:w="150"/>
+              <w:bottom w:type="dxa" w:w="100"/>
+              <w:right w:type="dxa" w:w="150"/>
+            </w:tcMar>
+          </w:tcPr>
+          <w:p>
+            <w:pPr>
+              <w:spacing w:after="0" w:before="0" w:line="280"/>
+            </w:pPr>
+            <w:r>
+              <w:rPr>
+                <w:rFonts w:ascii="Times New Roman" w:cs="Times New Roman" w:eastAsia="Times New Roman" w:hAnsi="Times New Roman"/>
+                <w:b w:val="false"/>
+                <w:bCs w:val="false"/>
+                <w:i w:val="false"/>
+                <w:iCs w:val="false"/>
+                <w:color w:val="1F2937"/>
+                <w:sz w:val="22"/>
+                <w:szCs w:val="22"/>
+              </w:rPr>
+              <w:t xml:space="preserve">0.05</w:t>
+            </w:r>
+          </w:p>
+        </w:tc>
+        <w:tc>
+          <w:tcPr>
+            <w:tcW w:type="dxa" w:w="1400"/>
+            <w:tcBorders>
+              <w:top w:val="single" w:color="CCCCCC" w:sz="2"/>
+              <w:left w:val="single" w:color="CCCCCC" w:sz="2"/>
+              <w:bottom w:val="single" w:color="CCCCCC" w:sz="2"/>
+              <w:right w:val="single" w:color="CCCCCC" w:sz="2"/>
+            </w:tcBorders>
+            <w:shd w:fill="FFFFFF" w:val="clear"/>
+            <w:tcMar>
+              <w:top w:type="dxa" w:w="100"/>
+              <w:left w:type="dxa" w:w="150"/>
+              <w:bottom w:type="dxa" w:w="100"/>
+              <w:right w:type="dxa" w:w="150"/>
+            </w:tcMar>
+          </w:tcPr>
+          <w:p>
+            <w:pPr>
+              <w:spacing w:after="0" w:before="0" w:line="280"/>
             </w:pPr>
             <w:r>
               <w:rPr>
@@ -8222,234 +7653,6 @@
           <w:p>
             <w:pPr>
               <w:spacing w:after="0" w:before="0" w:line="280"/>
-              <w:jc w:val="left"/>
-            </w:pPr>
-            <w:r>
-              <w:rPr>
-                <w:rFonts w:ascii="Times New Roman" w:cs="Times New Roman" w:eastAsia="Times New Roman" w:hAnsi="Times New Roman"/>
-                <w:b w:val="false"/>
-                <w:bCs w:val="false"/>
-                <w:i w:val="false"/>
-                <w:iCs w:val="false"/>
-                <w:color w:val="1F2937"/>
-                <w:sz w:val="22"/>
-                <w:szCs w:val="22"/>
-              </w:rPr>
-              <w:t xml:space="preserve">0.30</w:t>
-            </w:r>
-          </w:p>
-        </w:tc>
-        <w:tc>
-          <w:tcPr>
-            <w:tcW w:type="dxa" w:w="1800"/>
-            <w:tcBorders>
-              <w:top w:val="single" w:color="CCCCCC" w:sz="2"/>
-              <w:left w:val="single" w:color="CCCCCC" w:sz="2"/>
-              <w:bottom w:val="single" w:color="CCCCCC" w:sz="2"/>
-              <w:right w:val="single" w:color="CCCCCC" w:sz="2"/>
-            </w:tcBorders>
-            <w:shd w:fill="FFFFFF" w:val="clear"/>
-            <w:tcMar>
-              <w:top w:type="dxa" w:w="100"/>
-              <w:left w:type="dxa" w:w="150"/>
-              <w:bottom w:type="dxa" w:w="100"/>
-              <w:right w:type="dxa" w:w="150"/>
-            </w:tcMar>
-          </w:tcPr>
-          <w:p>
-            <w:pPr>
-              <w:spacing w:after="0" w:before="0" w:line="280"/>
-              <w:jc w:val="left"/>
-            </w:pPr>
-            <w:r>
-              <w:rPr>
-                <w:rFonts w:ascii="Times New Roman" w:cs="Times New Roman" w:eastAsia="Times New Roman" w:hAnsi="Times New Roman"/>
-                <w:b w:val="false"/>
-                <w:bCs w:val="false"/>
-                <w:i w:val="false"/>
-                <w:iCs w:val="false"/>
-                <w:color w:val="1F2937"/>
-                <w:sz w:val="22"/>
-                <w:szCs w:val="22"/>
-              </w:rPr>
-              <w:t xml:space="preserve">0.60</w:t>
-            </w:r>
-          </w:p>
-        </w:tc>
-        <w:tc>
-          <w:tcPr>
-            <w:tcW w:type="dxa" w:w="2160"/>
-            <w:tcBorders>
-              <w:top w:val="single" w:color="CCCCCC" w:sz="2"/>
-              <w:left w:val="single" w:color="CCCCCC" w:sz="2"/>
-              <w:bottom w:val="single" w:color="CCCCCC" w:sz="2"/>
-              <w:right w:val="single" w:color="CCCCCC" w:sz="2"/>
-            </w:tcBorders>
-            <w:shd w:fill="FFFFFF" w:val="clear"/>
-            <w:tcMar>
-              <w:top w:type="dxa" w:w="100"/>
-              <w:left w:type="dxa" w:w="150"/>
-              <w:bottom w:type="dxa" w:w="100"/>
-              <w:right w:type="dxa" w:w="150"/>
-            </w:tcMar>
-          </w:tcPr>
-          <w:p>
-            <w:pPr>
-              <w:spacing w:after="0" w:before="0" w:line="280"/>
-              <w:jc w:val="left"/>
-            </w:pPr>
-            <w:r>
-              <w:rPr>
-                <w:rFonts w:ascii="Times New Roman" w:cs="Times New Roman" w:eastAsia="Times New Roman" w:hAnsi="Times New Roman"/>
-                <w:b w:val="false"/>
-                <w:bCs w:val="false"/>
-                <w:i w:val="false"/>
-                <w:iCs w:val="false"/>
-                <w:color w:val="1F2937"/>
-                <w:sz w:val="22"/>
-                <w:szCs w:val="22"/>
-              </w:rPr>
-              <w:t xml:space="preserve">Soft-aligned to "étudiant" (French has no article)</w:t>
-            </w:r>
-          </w:p>
-        </w:tc>
-      </w:tr>
-      <w:tr>
-        <w:trPr>
-          <w:cantSplit/>
-        </w:trPr>
-        <w:tc>
-          <w:tcPr>
-            <w:tcW w:type="dxa" w:w="1800"/>
-            <w:tcBorders>
-              <w:top w:val="single" w:color="CCCCCC" w:sz="2"/>
-              <w:left w:val="single" w:color="CCCCCC" w:sz="2"/>
-              <w:bottom w:val="single" w:color="CCCCCC" w:sz="2"/>
-              <w:right w:val="single" w:color="CCCCCC" w:sz="2"/>
-            </w:tcBorders>
-            <w:shd w:fill="F9FAFB" w:val="clear"/>
-            <w:tcMar>
-              <w:top w:type="dxa" w:w="100"/>
-              <w:left w:type="dxa" w:w="150"/>
-              <w:bottom w:type="dxa" w:w="100"/>
-              <w:right w:type="dxa" w:w="150"/>
-            </w:tcMar>
-          </w:tcPr>
-          <w:p>
-            <w:pPr>
-              <w:spacing w:after="0" w:before="0" w:line="280"/>
-              <w:jc w:val="left"/>
-            </w:pPr>
-            <w:r>
-              <w:rPr>
-                <w:rFonts w:ascii="Times New Roman" w:cs="Times New Roman" w:eastAsia="Times New Roman" w:hAnsi="Times New Roman"/>
-                <w:b/>
-                <w:bCs/>
-                <w:i w:val="false"/>
-                <w:iCs w:val="false"/>
-                <w:color w:val="1F2937"/>
-                <w:sz w:val="22"/>
-                <w:szCs w:val="22"/>
-              </w:rPr>
-              <w:t xml:space="preserve">student</w:t>
-            </w:r>
-          </w:p>
-        </w:tc>
-        <w:tc>
-          <w:tcPr>
-            <w:tcW w:type="dxa" w:w="1800"/>
-            <w:tcBorders>
-              <w:top w:val="single" w:color="CCCCCC" w:sz="2"/>
-              <w:left w:val="single" w:color="CCCCCC" w:sz="2"/>
-              <w:bottom w:val="single" w:color="CCCCCC" w:sz="2"/>
-              <w:right w:val="single" w:color="CCCCCC" w:sz="2"/>
-            </w:tcBorders>
-            <w:shd w:fill="FFFFFF" w:val="clear"/>
-            <w:tcMar>
-              <w:top w:type="dxa" w:w="100"/>
-              <w:left w:type="dxa" w:w="150"/>
-              <w:bottom w:type="dxa" w:w="100"/>
-              <w:right w:type="dxa" w:w="150"/>
-            </w:tcMar>
-          </w:tcPr>
-          <w:p>
-            <w:pPr>
-              <w:spacing w:after="0" w:before="0" w:line="280"/>
-              <w:jc w:val="left"/>
-            </w:pPr>
-            <w:r>
-              <w:rPr>
-                <w:rFonts w:ascii="Times New Roman" w:cs="Times New Roman" w:eastAsia="Times New Roman" w:hAnsi="Times New Roman"/>
-                <w:b w:val="false"/>
-                <w:bCs w:val="false"/>
-                <w:i w:val="false"/>
-                <w:iCs w:val="false"/>
-                <w:color w:val="1F2937"/>
-                <w:sz w:val="22"/>
-                <w:szCs w:val="22"/>
-              </w:rPr>
-              <w:t xml:space="preserve">0.05</w:t>
-            </w:r>
-          </w:p>
-        </w:tc>
-        <w:tc>
-          <w:tcPr>
-            <w:tcW w:type="dxa" w:w="1800"/>
-            <w:tcBorders>
-              <w:top w:val="single" w:color="CCCCCC" w:sz="2"/>
-              <w:left w:val="single" w:color="CCCCCC" w:sz="2"/>
-              <w:bottom w:val="single" w:color="CCCCCC" w:sz="2"/>
-              <w:right w:val="single" w:color="CCCCCC" w:sz="2"/>
-            </w:tcBorders>
-            <w:shd w:fill="FFFFFF" w:val="clear"/>
-            <w:tcMar>
-              <w:top w:type="dxa" w:w="100"/>
-              <w:left w:type="dxa" w:w="150"/>
-              <w:bottom w:type="dxa" w:w="100"/>
-              <w:right w:type="dxa" w:w="150"/>
-            </w:tcMar>
-          </w:tcPr>
-          <w:p>
-            <w:pPr>
-              <w:spacing w:after="0" w:before="0" w:line="280"/>
-              <w:jc w:val="left"/>
-            </w:pPr>
-            <w:r>
-              <w:rPr>
-                <w:rFonts w:ascii="Times New Roman" w:cs="Times New Roman" w:eastAsia="Times New Roman" w:hAnsi="Times New Roman"/>
-                <w:b w:val="false"/>
-                <w:bCs w:val="false"/>
-                <w:i w:val="false"/>
-                <w:iCs w:val="false"/>
-                <w:color w:val="1F2937"/>
-                <w:sz w:val="22"/>
-                <w:szCs w:val="22"/>
-              </w:rPr>
-              <w:t xml:space="preserve">0.10</w:t>
-            </w:r>
-          </w:p>
-        </w:tc>
-        <w:tc>
-          <w:tcPr>
-            <w:tcW w:type="dxa" w:w="1800"/>
-            <w:tcBorders>
-              <w:top w:val="single" w:color="CCCCCC" w:sz="2"/>
-              <w:left w:val="single" w:color="CCCCCC" w:sz="2"/>
-              <w:bottom w:val="single" w:color="CCCCCC" w:sz="2"/>
-              <w:right w:val="single" w:color="CCCCCC" w:sz="2"/>
-            </w:tcBorders>
-            <w:shd w:fill="FFFFFF" w:val="clear"/>
-            <w:tcMar>
-              <w:top w:type="dxa" w:w="100"/>
-              <w:left w:type="dxa" w:w="150"/>
-              <w:bottom w:type="dxa" w:w="100"/>
-              <w:right w:type="dxa" w:w="150"/>
-            </w:tcMar>
-          </w:tcPr>
-          <w:p>
-            <w:pPr>
-              <w:spacing w:after="0" w:before="0" w:line="280"/>
-              <w:jc w:val="left"/>
             </w:pPr>
             <w:r>
               <w:rPr>
@@ -8468,7 +7671,7 @@
         </w:tc>
         <w:tc>
           <w:tcPr>
-            <w:tcW w:type="dxa" w:w="2160"/>
+            <w:tcW w:type="dxa" w:w="3360"/>
             <w:tcBorders>
               <w:top w:val="single" w:color="CCCCCC" w:sz="2"/>
               <w:left w:val="single" w:color="CCCCCC" w:sz="2"/>
@@ -8486,7 +7689,6 @@
           <w:p>
             <w:pPr>
               <w:spacing w:after="0" w:before="0" w:line="280"/>
-              <w:jc w:val="left"/>
             </w:pPr>
             <w:r>
               <w:rPr>
@@ -8507,7 +7709,7 @@
     </w:tbl>
     <w:p>
       <w:pPr>
-        <w:spacing w:after="240" w:before="80" w:line="280"/>
+        <w:spacing w:after="200" w:before="80"/>
         <w:jc w:val="center"/>
       </w:pPr>
       <w:r>
@@ -8530,10 +7732,6 @@
       <w:r>
         <w:rPr>
           <w:rFonts w:ascii="Times New Roman" w:cs="Times New Roman" w:eastAsia="Times New Roman" w:hAnsi="Times New Roman"/>
-          <w:b w:val="false"/>
-          <w:bCs w:val="false"/>
-          <w:i w:val="false"/>
-          <w:iCs w:val="false"/>
           <w:color w:val="1F2937"/>
           <w:sz w:val="22"/>
           <w:szCs w:val="22"/>
@@ -8549,10 +7747,6 @@
       <w:r>
         <w:rPr>
           <w:rFonts w:ascii="Times New Roman" w:cs="Times New Roman" w:eastAsia="Times New Roman" w:hAnsi="Times New Roman"/>
-          <w:b w:val="false"/>
-          <w:bCs w:val="false"/>
-          <w:i w:val="false"/>
-          <w:iCs w:val="false"/>
           <w:color w:val="1F2937"/>
           <w:sz w:val="22"/>
           <w:szCs w:val="22"/>
@@ -8562,6 +7756,7 @@
     </w:p>
     <w:p>
       <w:pPr>
+        <w:keepLines/>
         <w:pBdr>
           <w:left w:val="single" w:color="2E75B6" w:sz="16" w:space="8"/>
         </w:pBdr>
@@ -8581,6 +7776,7 @@
     </w:p>
     <w:p>
       <w:pPr>
+        <w:keepLines/>
         <w:pBdr>
           <w:left w:val="single" w:color="2E75B6" w:sz="16" w:space="8"/>
         </w:pBdr>
@@ -8600,6 +7796,7 @@
     </w:p>
     <w:p>
       <w:pPr>
+        <w:keepLines/>
         <w:pBdr>
           <w:left w:val="single" w:color="2E75B6" w:sz="16" w:space="8"/>
         </w:pBdr>
@@ -8619,6 +7816,7 @@
     </w:p>
     <w:p>
       <w:pPr>
+        <w:keepLines/>
         <w:pBdr>
           <w:left w:val="single" w:color="2E75B6" w:sz="16" w:space="8"/>
         </w:pBdr>
@@ -8633,11 +7831,12 @@
           <w:sz w:val="19"/>
           <w:szCs w:val="19"/>
         </w:rPr>
-        <w:t xml:space="preserve"> </w:t>
-      </w:r>
-    </w:p>
-    <w:p>
-      <w:pPr>
+        <w:t xml:space="preserve"/>
+      </w:r>
+    </w:p>
+    <w:p>
+      <w:pPr>
+        <w:keepLines/>
         <w:pBdr>
           <w:left w:val="single" w:color="2E75B6" w:sz="16" w:space="8"/>
         </w:pBdr>
@@ -8657,6 +7856,7 @@
     </w:p>
     <w:p>
       <w:pPr>
+        <w:keepLines/>
         <w:pBdr>
           <w:left w:val="single" w:color="2E75B6" w:sz="16" w:space="8"/>
         </w:pBdr>
@@ -8676,11 +7876,12 @@
     </w:p>
     <w:p>
       <w:pPr>
-        <w:pBdr>
-          <w:left w:val="single" w:color="2E75B6" w:sz="16" w:space="8"/>
-        </w:pBdr>
-        <w:shd w:fill="F3F4F6" w:val="clear"/>
-        <w:spacing w:after="140" w:before="0" w:line="260"/>
+        <w:keepLines/>
+        <w:pBdr>
+          <w:left w:val="single" w:color="2E75B6" w:sz="16" w:space="8"/>
+        </w:pBdr>
+        <w:shd w:fill="F3F4F6" w:val="clear"/>
+        <w:spacing w:after="120" w:before="0" w:line="260"/>
         <w:ind w:left="120" w:right="120"/>
       </w:pPr>
       <w:r>
@@ -8698,14 +7899,14 @@
         <w:pStyle w:val="Heading3"/>
         <w:keepNext/>
         <w:keepLines/>
-        <w:spacing w:after="120" w:before="200"/>
+        <w:spacing w:after="80" w:before="200"/>
       </w:pPr>
       <w:r>
         <w:rPr>
           <w:rFonts w:ascii="Calibri" w:cs="Calibri" w:eastAsia="Calibri" w:hAnsi="Calibri"/>
           <w:b/>
           <w:bCs/>
-          <w:color w:val="2E75B6"/>
+          <w:color w:val="1F4D78"/>
           <w:sz w:val="24"/>
           <w:szCs w:val="24"/>
         </w:rPr>
@@ -8720,10 +7921,6 @@
       <w:r>
         <w:rPr>
           <w:rFonts w:ascii="Times New Roman" w:cs="Times New Roman" w:eastAsia="Times New Roman" w:hAnsi="Times New Roman"/>
-          <w:b w:val="false"/>
-          <w:bCs w:val="false"/>
-          <w:i w:val="false"/>
-          <w:iCs w:val="false"/>
           <w:color w:val="1F2937"/>
           <w:sz w:val="22"/>
           <w:szCs w:val="22"/>
@@ -8739,10 +7936,6 @@
       <w:r>
         <w:rPr>
           <w:rFonts w:ascii="Times New Roman" w:cs="Times New Roman" w:eastAsia="Times New Roman" w:hAnsi="Times New Roman"/>
-          <w:b w:val="false"/>
-          <w:bCs w:val="false"/>
-          <w:i w:val="false"/>
-          <w:iCs w:val="false"/>
           <w:color w:val="1F2937"/>
           <w:sz w:val="22"/>
           <w:szCs w:val="22"/>
@@ -8758,10 +7951,6 @@
       <w:r>
         <w:rPr>
           <w:rFonts w:ascii="Times New Roman" w:cs="Times New Roman" w:eastAsia="Times New Roman" w:hAnsi="Times New Roman"/>
-          <w:b w:val="false"/>
-          <w:bCs w:val="false"/>
-          <w:i w:val="false"/>
-          <w:iCs w:val="false"/>
           <w:color w:val="1F2937"/>
           <w:sz w:val="22"/>
           <w:szCs w:val="22"/>
@@ -8774,14 +7963,14 @@
         <w:pStyle w:val="Heading3"/>
         <w:keepNext/>
         <w:keepLines/>
-        <w:spacing w:after="120" w:before="200"/>
+        <w:spacing w:after="80" w:before="200"/>
       </w:pPr>
       <w:r>
         <w:rPr>
           <w:rFonts w:ascii="Calibri" w:cs="Calibri" w:eastAsia="Calibri" w:hAnsi="Calibri"/>
           <w:b/>
           <w:bCs/>
-          <w:color w:val="2E75B6"/>
+          <w:color w:val="1F4D78"/>
           <w:sz w:val="24"/>
           <w:szCs w:val="24"/>
         </w:rPr>
@@ -8796,10 +7985,6 @@
       <w:r>
         <w:rPr>
           <w:rFonts w:ascii="Times New Roman" w:cs="Times New Roman" w:eastAsia="Times New Roman" w:hAnsi="Times New Roman"/>
-          <w:b w:val="false"/>
-          <w:bCs w:val="false"/>
-          <w:i w:val="false"/>
-          <w:iCs w:val="false"/>
           <w:color w:val="1F2937"/>
           <w:sz w:val="22"/>
           <w:szCs w:val="22"/>
@@ -8834,6 +8019,21 @@
       <w:r>
         <w:rPr>
           <w:rFonts w:ascii="Times New Roman" w:cs="Times New Roman" w:eastAsia="Times New Roman" w:hAnsi="Times New Roman"/>
+          <w:color w:val="1F2937"/>
+          <w:sz w:val="22"/>
+          <w:szCs w:val="22"/>
+        </w:rPr>
+        <w:t xml:space="preserve">This section situates the conceptual narrative of the topic in relation to the foundational papers that trace the arc from sequential modelling to self-attention. Formal bibliographic entries appear in the References section at the end of the document; the purpose here is interpretive rather than cataloguing.</w:t>
+      </w:r>
+    </w:p>
+    <w:p>
+      <w:pPr>
+        <w:spacing w:after="120" w:before="60" w:line="320"/>
+        <w:jc w:val="both"/>
+      </w:pPr>
+      <w:r>
+        <w:rPr>
+          <w:rFonts w:ascii="Times New Roman" w:cs="Times New Roman" w:eastAsia="Times New Roman" w:hAnsi="Times New Roman"/>
           <w:b w:val="false"/>
           <w:bCs w:val="false"/>
           <w:i w:val="false"/>
@@ -8842,14 +8042,19 @@
           <w:sz w:val="22"/>
           <w:szCs w:val="22"/>
         </w:rPr>
-        <w:t xml:space="preserve">This section situates the conceptual narrative of the topic in relation to the foundational papers that trace the arc from sequential modelling to self-attention. Formal bibliographic entries appear in the References section at the end of the document; the purpose here is interpretive rather than cataloguing.</w:t>
-      </w:r>
-    </w:p>
-    <w:p>
-      <w:pPr>
-        <w:spacing w:after="120" w:before="60" w:line="320"/>
-        <w:jc w:val="both"/>
-      </w:pPr>
+        <w:t xml:space="preserve">The LSTM was introduced by Hochreiter and Schmidhuber</w:t>
+      </w:r>
+      <w:r>
+        <w:rPr>
+          <w:rFonts w:ascii="Times New Roman" w:cs="Times New Roman" w:eastAsia="Times New Roman" w:hAnsi="Times New Roman"/>
+          <w:b/>
+          <w:bCs/>
+          <w:color w:val="1F2937"/>
+          <w:sz w:val="22"/>
+          <w:szCs w:val="22"/>
+        </w:rPr>
+        <w:t xml:space="preserve"> [1]</w:t>
+      </w:r>
       <w:r>
         <w:rPr>
           <w:rFonts w:ascii="Times New Roman" w:cs="Times New Roman" w:eastAsia="Times New Roman" w:hAnsi="Times New Roman"/>
@@ -8861,21 +8066,14 @@
           <w:sz w:val="22"/>
           <w:szCs w:val="22"/>
         </w:rPr>
-        <w:t xml:space="preserve">The LSTM was introduced by Hochreiter and Schmidhuber</w:t>
-      </w:r>
-      <w:r>
-        <w:rPr>
-          <w:rFonts w:ascii="Times New Roman" w:cs="Times New Roman" w:eastAsia="Times New Roman" w:hAnsi="Times New Roman"/>
-          <w:b/>
-          <w:bCs/>
-          <w:i w:val="false"/>
-          <w:iCs w:val="false"/>
-          <w:color w:val="1A56A0"/>
-          <w:sz w:val="20"/>
-          <w:szCs w:val="20"/>
-        </w:rPr>
-        <w:t xml:space="preserve"> [1]</w:t>
-      </w:r>
+        <w:t xml:space="preserve"> in 1997, fifteen years before the deep learning renaissance. The contribution often cited is the cell state and the three-gate architecture, but the deeper theoretical contribution is the identification of vanishing gradients as a distinct problem from the broader difficulty of training recurrent networks. The paper defines the constant error carousel as the mechanism that allows gradients to flow across many time steps without diminishing. This specific framing — isolating gradient flow from representational capacity — is what makes the LSTM a diagnosis as much as a solution. The present topic retains that framing: LSTMs solved gradient flow; they did not solve the information bottleneck, because the bottleneck is a different problem that the LSTM architecture was not designed to address.</w:t>
+      </w:r>
+    </w:p>
+    <w:p>
+      <w:pPr>
+        <w:spacing w:after="120" w:before="60" w:line="320"/>
+        <w:jc w:val="both"/>
+      </w:pPr>
       <w:r>
         <w:rPr>
           <w:rFonts w:ascii="Times New Roman" w:cs="Times New Roman" w:eastAsia="Times New Roman" w:hAnsi="Times New Roman"/>
@@ -8887,14 +8085,19 @@
           <w:sz w:val="22"/>
           <w:szCs w:val="22"/>
         </w:rPr>
-        <w:t xml:space="preserve"> in 1997, fifteen years before the deep learning renaissance. The contribution often cited is the cell state and the three-gate architecture, but the deeper theoretical contribution is the identification of vanishing gradients as a distinct problem from the broader difficulty of training recurrent networks. The paper defines the constant error carousel as the mechanism that allows gradients to flow across many time steps without diminishing. This specific framing — isolating gradient flow from representational capacity — is what makes the LSTM a diagnosis as much as a solution. The present topic retains that framing: LSTMs solved gradient flow; they did not solve the information bottleneck, because the bottleneck is a different problem that the LSTM architecture was not designed to address.</w:t>
-      </w:r>
-    </w:p>
-    <w:p>
-      <w:pPr>
-        <w:spacing w:after="120" w:before="60" w:line="320"/>
-        <w:jc w:val="both"/>
-      </w:pPr>
+        <w:t xml:space="preserve">Attention was introduced to neural machine translation by Bahdanau, Cho, and Bengio</w:t>
+      </w:r>
+      <w:r>
+        <w:rPr>
+          <w:rFonts w:ascii="Times New Roman" w:cs="Times New Roman" w:eastAsia="Times New Roman" w:hAnsi="Times New Roman"/>
+          <w:b/>
+          <w:bCs/>
+          <w:color w:val="1F2937"/>
+          <w:sz w:val="22"/>
+          <w:szCs w:val="22"/>
+        </w:rPr>
+        <w:t xml:space="preserve"> [2]</w:t>
+      </w:r>
       <w:r>
         <w:rPr>
           <w:rFonts w:ascii="Times New Roman" w:cs="Times New Roman" w:eastAsia="Times New Roman" w:hAnsi="Times New Roman"/>
@@ -8906,21 +8109,14 @@
           <w:sz w:val="22"/>
           <w:szCs w:val="22"/>
         </w:rPr>
-        <w:t xml:space="preserve">Attention was introduced to neural machine translation by Bahdanau, Cho, and Bengio</w:t>
-      </w:r>
-      <w:r>
-        <w:rPr>
-          <w:rFonts w:ascii="Times New Roman" w:cs="Times New Roman" w:eastAsia="Times New Roman" w:hAnsi="Times New Roman"/>
-          <w:b/>
-          <w:bCs/>
-          <w:i w:val="false"/>
-          <w:iCs w:val="false"/>
-          <w:color w:val="1A56A0"/>
-          <w:sz w:val="20"/>
-          <w:szCs w:val="20"/>
-        </w:rPr>
-        <w:t xml:space="preserve"> [2]</w:t>
-      </w:r>
+        <w:t xml:space="preserve"> in 2014 as "soft alignment" — the paper frames the mechanism in the language of the classical NMT literature, where alignment between source and target was a separately modelled step. The innovation was to replace the discrete alignment step with a differentiable, learned one, integrated directly into the sequence-to-sequence architecture. The paper uses the specific phrase "jointly learning to align and translate" to capture this: alignment and translation are no longer separate phases but a single joint learning problem. This perspective — that attention dissolves a previously discrete step into the continuous fabric of the network — is worth preserving as the conceptual lineage of what self-attention later does at a larger scale.</w:t>
+      </w:r>
+    </w:p>
+    <w:p>
+      <w:pPr>
+        <w:spacing w:after="120" w:before="60" w:line="320"/>
+        <w:jc w:val="both"/>
+      </w:pPr>
       <w:r>
         <w:rPr>
           <w:rFonts w:ascii="Times New Roman" w:cs="Times New Roman" w:eastAsia="Times New Roman" w:hAnsi="Times New Roman"/>
@@ -8932,14 +8128,19 @@
           <w:sz w:val="22"/>
           <w:szCs w:val="22"/>
         </w:rPr>
-        <w:t xml:space="preserve"> in 2014 as "soft alignment" — the paper frames the mechanism in the language of the classical NMT literature, where alignment between source and target was a separately modelled step. The innovation was to replace the discrete alignment step with a differentiable, learned one, integrated directly into the sequence-to-sequence architecture. The paper uses the specific phrase "jointly learning to align and translate" to capture this: alignment and translation are no longer separate phases but a single joint learning problem. This perspective — that attention dissolves a previously discrete step into the continuous fabric of the network — is worth preserving as the conceptual lineage of what self-attention later does at a larger scale.</w:t>
-      </w:r>
-    </w:p>
-    <w:p>
-      <w:pPr>
-        <w:spacing w:after="120" w:before="60" w:line="320"/>
-        <w:jc w:val="both"/>
-      </w:pPr>
+        <w:t xml:space="preserve">The RNN backbone was removed entirely by Vaswani and colleagues</w:t>
+      </w:r>
+      <w:r>
+        <w:rPr>
+          <w:rFonts w:ascii="Times New Roman" w:cs="Times New Roman" w:eastAsia="Times New Roman" w:hAnsi="Times New Roman"/>
+          <w:b/>
+          <w:bCs/>
+          <w:color w:val="1F2937"/>
+          <w:sz w:val="22"/>
+          <w:szCs w:val="22"/>
+        </w:rPr>
+        <w:t xml:space="preserve"> [3]</w:t>
+      </w:r>
       <w:r>
         <w:rPr>
           <w:rFonts w:ascii="Times New Roman" w:cs="Times New Roman" w:eastAsia="Times New Roman" w:hAnsi="Times New Roman"/>
@@ -8951,21 +8152,14 @@
           <w:sz w:val="22"/>
           <w:szCs w:val="22"/>
         </w:rPr>
-        <w:t xml:space="preserve">The RNN backbone was removed entirely by Vaswani and colleagues</w:t>
-      </w:r>
-      <w:r>
-        <w:rPr>
-          <w:rFonts w:ascii="Times New Roman" w:cs="Times New Roman" w:eastAsia="Times New Roman" w:hAnsi="Times New Roman"/>
-          <w:b/>
-          <w:bCs/>
-          <w:i w:val="false"/>
-          <w:iCs w:val="false"/>
-          <w:color w:val="1A56A0"/>
-          <w:sz w:val="20"/>
-          <w:szCs w:val="20"/>
-        </w:rPr>
-        <w:t xml:space="preserve"> [3]</w:t>
-      </w:r>
+        <w:t xml:space="preserve"> in 2017. The paper's structural contribution is two-fold: scaled dot-product attention as a specific attention formulation that enables efficient matrix computation (covered in Topic 9), and the observation that attention layers can be stacked in the same way convolutional layers are stacked, producing a fully parallel sequence model. The paper title — "Attention Is All You Need" — is precise: in the original scope (short-to-medium sequence translation), attention alone is sufficient. The extensions to long contexts and the revival of recurrent mechanisms in state-space models, discussed in Section 11.2, represent an expansion of the problem space rather than a refutation of the original claim.</w:t>
+      </w:r>
+    </w:p>
+    <w:p>
+      <w:pPr>
+        <w:spacing w:after="120" w:before="60" w:line="320"/>
+        <w:jc w:val="both"/>
+      </w:pPr>
       <w:r>
         <w:rPr>
           <w:rFonts w:ascii="Times New Roman" w:cs="Times New Roman" w:eastAsia="Times New Roman" w:hAnsi="Times New Roman"/>
@@ -8977,51 +8171,6 @@
           <w:sz w:val="22"/>
           <w:szCs w:val="22"/>
         </w:rPr>
-        <w:t xml:space="preserve"> in 2017. The paper's structural contribution is two-fold: scaled dot-product attention as a specific attention formulation that enables efficient matrix computation (covered in Topic 9), and the observation that attention layers can be stacked in the same way convolutional layers are stacked, producing a fully parallel sequence model. The paper title — </w:t>
-      </w:r>
-      <w:r>
-        <w:rPr>
-          <w:rFonts w:ascii="Times New Roman" w:cs="Times New Roman" w:eastAsia="Times New Roman" w:hAnsi="Times New Roman"/>
-          <w:b w:val="false"/>
-          <w:bCs w:val="false"/>
-          <w:i/>
-          <w:iCs/>
-          <w:color w:val="1F2937"/>
-          <w:sz w:val="22"/>
-          <w:szCs w:val="22"/>
-        </w:rPr>
-        <w:t xml:space="preserve">Attention Is All You Need</w:t>
-      </w:r>
-      <w:r>
-        <w:rPr>
-          <w:rFonts w:ascii="Times New Roman" w:cs="Times New Roman" w:eastAsia="Times New Roman" w:hAnsi="Times New Roman"/>
-          <w:b w:val="false"/>
-          <w:bCs w:val="false"/>
-          <w:i w:val="false"/>
-          <w:iCs w:val="false"/>
-          <w:color w:val="1F2937"/>
-          <w:sz w:val="22"/>
-          <w:szCs w:val="22"/>
-        </w:rPr>
-        <w:t xml:space="preserve"> — is precise: in the original scope (short-to-medium sequence translation), attention alone is sufficient. The extensions to long contexts and the revival of recurrent mechanisms in state-space models, discussed in Section 11.2, represent an expansion of the problem space rather than a refutation of the original claim.</w:t>
-      </w:r>
-    </w:p>
-    <w:p>
-      <w:pPr>
-        <w:spacing w:after="120" w:before="60" w:line="320"/>
-        <w:jc w:val="both"/>
-      </w:pPr>
-      <w:r>
-        <w:rPr>
-          <w:rFonts w:ascii="Times New Roman" w:cs="Times New Roman" w:eastAsia="Times New Roman" w:hAnsi="Times New Roman"/>
-          <w:b w:val="false"/>
-          <w:bCs w:val="false"/>
-          <w:i w:val="false"/>
-          <w:iCs w:val="false"/>
-          <w:color w:val="1F2937"/>
-          <w:sz w:val="22"/>
-          <w:szCs w:val="22"/>
-        </w:rPr>
         <w:t xml:space="preserve">The Transformer decoder was applied to autoregressive language modelling by Radford and colleagues</w:t>
       </w:r>
       <w:r>
@@ -9029,11 +8178,9 @@
           <w:rFonts w:ascii="Times New Roman" w:cs="Times New Roman" w:eastAsia="Times New Roman" w:hAnsi="Times New Roman"/>
           <w:b/>
           <w:bCs/>
-          <w:i w:val="false"/>
-          <w:iCs w:val="false"/>
-          <w:color w:val="1A56A0"/>
-          <w:sz w:val="20"/>
-          <w:szCs w:val="20"/>
+          <w:color w:val="1F2937"/>
+          <w:sz w:val="22"/>
+          <w:szCs w:val="22"/>
         </w:rPr>
         <w:t xml:space="preserve"> [4]</w:t>
       </w:r>
@@ -9078,10 +8225,6 @@
       <w:r>
         <w:rPr>
           <w:rFonts w:ascii="Times New Roman" w:cs="Times New Roman" w:eastAsia="Times New Roman" w:hAnsi="Times New Roman"/>
-          <w:b w:val="false"/>
-          <w:bCs w:val="false"/>
-          <w:i w:val="false"/>
-          <w:iCs w:val="false"/>
           <w:color w:val="1F2937"/>
           <w:sz w:val="22"/>
           <w:szCs w:val="22"/>
@@ -9096,18 +8239,34 @@
           <w:ilvl w:val="0"/>
           <w:numId w:val="2"/>
         </w:numPr>
-        <w:spacing w:after="80" w:before="40" w:line="320"/>
-      </w:pPr>
+        <w:spacing w:after="120" w:before="60" w:line="320"/>
+        <w:jc w:val="both"/>
+      </w:pPr>
+      <w:r>
+        <w:rPr>
+          <w:rFonts w:ascii="Times New Roman" w:cs="Times New Roman" w:eastAsia="Times New Roman" w:hAnsi="Times New Roman"/>
+          <w:b/>
+          <w:bCs/>
+          <w:i w:val="false"/>
+          <w:iCs w:val="false"/>
+          <w:color w:val="1F2937"/>
+          <w:sz w:val="22"/>
+          <w:szCs w:val="22"/>
+        </w:rPr>
+        <w:t xml:space="preserve">Topic 8 — Simplified Self-Attention. </w:t>
+      </w:r>
       <w:r>
         <w:rPr>
           <w:rFonts w:ascii="Times New Roman" w:cs="Times New Roman" w:eastAsia="Times New Roman" w:hAnsi="Times New Roman"/>
           <w:b w:val="false"/>
           <w:bCs w:val="false"/>
-          <w:color w:val="1F2937"/>
-          <w:sz w:val="22"/>
-          <w:szCs w:val="22"/>
-        </w:rPr>
-        <w:t xml:space="preserve">Topic 8 — Simplified Self-Attention. Implements self-attention from scratch without trainable weights. Manually computes attention scores using dot products, applies softmax normalisation, and produces context vectors. Establishes the mathematical core of the mechanism in its simplest form.</w:t>
+          <w:i w:val="false"/>
+          <w:iCs w:val="false"/>
+          <w:color w:val="1F2937"/>
+          <w:sz w:val="22"/>
+          <w:szCs w:val="22"/>
+        </w:rPr>
+        <w:t xml:space="preserve">Implements self-attention from scratch without trainable weights. Manually computes attention scores using dot products, applies softmax normalisation, and produces context vectors. Establishes the mathematical core of the mechanism in its simplest form.</w:t>
       </w:r>
     </w:p>
     <w:p>
@@ -9117,18 +8276,34 @@
           <w:ilvl w:val="0"/>
           <w:numId w:val="2"/>
         </w:numPr>
-        <w:spacing w:after="80" w:before="40" w:line="320"/>
-      </w:pPr>
+        <w:spacing w:after="120" w:before="60" w:line="320"/>
+        <w:jc w:val="both"/>
+      </w:pPr>
+      <w:r>
+        <w:rPr>
+          <w:rFonts w:ascii="Times New Roman" w:cs="Times New Roman" w:eastAsia="Times New Roman" w:hAnsi="Times New Roman"/>
+          <w:b/>
+          <w:bCs/>
+          <w:i w:val="false"/>
+          <w:iCs w:val="false"/>
+          <w:color w:val="1F2937"/>
+          <w:sz w:val="22"/>
+          <w:szCs w:val="22"/>
+        </w:rPr>
+        <w:t xml:space="preserve">Topic 9 — Self-Attention with Q/K/V. </w:t>
+      </w:r>
       <w:r>
         <w:rPr>
           <w:rFonts w:ascii="Times New Roman" w:cs="Times New Roman" w:eastAsia="Times New Roman" w:hAnsi="Times New Roman"/>
           <w:b w:val="false"/>
           <w:bCs w:val="false"/>
-          <w:color w:val="1F2937"/>
-          <w:sz w:val="22"/>
-          <w:szCs w:val="22"/>
-        </w:rPr>
-        <w:t xml:space="preserve">Topic 9 — Self-Attention with Q/K/V. Introduces the three trainable projection matrices W_Q, W_K, and W_V. This is the full, trainable version of self-attention: the model learns what to query, what to match against, and what to aggregate. Derives the 1/√d_k scaling factor used in production.</w:t>
+          <w:i w:val="false"/>
+          <w:iCs w:val="false"/>
+          <w:color w:val="1F2937"/>
+          <w:sz w:val="22"/>
+          <w:szCs w:val="22"/>
+        </w:rPr>
+        <w:t xml:space="preserve">Introduces the three trainable projection matrices W_Q, W_K, and W_V. This is the full, trainable version of self-attention: the model learns what to query, what to match against, and what to aggregate. Derives the 1/√d_k scaling factor used in production.</w:t>
       </w:r>
     </w:p>
     <w:p>
@@ -9138,18 +8313,34 @@
           <w:ilvl w:val="0"/>
           <w:numId w:val="2"/>
         </w:numPr>
-        <w:spacing w:after="80" w:before="40" w:line="320"/>
-      </w:pPr>
+        <w:spacing w:after="120" w:before="60" w:line="320"/>
+        <w:jc w:val="both"/>
+      </w:pPr>
+      <w:r>
+        <w:rPr>
+          <w:rFonts w:ascii="Times New Roman" w:cs="Times New Roman" w:eastAsia="Times New Roman" w:hAnsi="Times New Roman"/>
+          <w:b/>
+          <w:bCs/>
+          <w:i w:val="false"/>
+          <w:iCs w:val="false"/>
+          <w:color w:val="1F2937"/>
+          <w:sz w:val="22"/>
+          <w:szCs w:val="22"/>
+        </w:rPr>
+        <w:t xml:space="preserve">Topic 10 — Causal Self-Attention. </w:t>
+      </w:r>
       <w:r>
         <w:rPr>
           <w:rFonts w:ascii="Times New Roman" w:cs="Times New Roman" w:eastAsia="Times New Roman" w:hAnsi="Times New Roman"/>
           <w:b w:val="false"/>
           <w:bCs w:val="false"/>
-          <w:color w:val="1F2937"/>
-          <w:sz w:val="22"/>
-          <w:szCs w:val="22"/>
-        </w:rPr>
-        <w:t xml:space="preserve">Topic 10 — Causal Self-Attention. Adds the causal mask that prevents the model from attending to future tokens. This is required for autoregressive language generation where the model predicts the next token given only the tokens before it. Also introduces dropout on attention weights.</w:t>
+          <w:i w:val="false"/>
+          <w:iCs w:val="false"/>
+          <w:color w:val="1F2937"/>
+          <w:sz w:val="22"/>
+          <w:szCs w:val="22"/>
+        </w:rPr>
+        <w:t xml:space="preserve">Adds the causal mask that prevents the model from attending to future tokens. This is required for autoregressive language generation where the model predicts the next token given only the tokens before it. Also introduces dropout on attention weights.</w:t>
       </w:r>
     </w:p>
     <w:p>
@@ -9159,25 +8350,22 @@
           <w:ilvl w:val="0"/>
           <w:numId w:val="2"/>
         </w:numPr>
-        <w:spacing w:after="80" w:before="40" w:line="320"/>
-      </w:pPr>
-      <w:r>
-        <w:rPr>
-          <w:rFonts w:ascii="Times New Roman" w:cs="Times New Roman" w:eastAsia="Times New Roman" w:hAnsi="Times New Roman"/>
-          <w:b w:val="false"/>
-          <w:bCs w:val="false"/>
-          <w:color w:val="1F2937"/>
-          <w:sz w:val="22"/>
-          <w:szCs w:val="22"/>
-        </w:rPr>
-        <w:t xml:space="preserve">Topics 11–12 — Multi-Head Attention. Runs multiple self-attention operations in parallel. Each head learns to attend to different aspects of the input simultaneously. Topic 11 builds the conceptual wrapper version; Topic 12 builds the efficient weight-split version used in production GPT-2.</w:t>
-      </w:r>
-    </w:p>
-    <w:p>
-      <w:pPr>
         <w:spacing w:after="120" w:before="60" w:line="320"/>
         <w:jc w:val="both"/>
       </w:pPr>
+      <w:r>
+        <w:rPr>
+          <w:rFonts w:ascii="Times New Roman" w:cs="Times New Roman" w:eastAsia="Times New Roman" w:hAnsi="Times New Roman"/>
+          <w:b/>
+          <w:bCs/>
+          <w:i w:val="false"/>
+          <w:iCs w:val="false"/>
+          <w:color w:val="1F2937"/>
+          <w:sz w:val="22"/>
+          <w:szCs w:val="22"/>
+        </w:rPr>
+        <w:t xml:space="preserve">Topics 11–12 — Multi-Head Attention. </w:t>
+      </w:r>
       <w:r>
         <w:rPr>
           <w:rFonts w:ascii="Times New Roman" w:cs="Times New Roman" w:eastAsia="Times New Roman" w:hAnsi="Times New Roman"/>
@@ -9189,12 +8377,22 @@
           <w:sz w:val="22"/>
           <w:szCs w:val="22"/>
         </w:rPr>
+        <w:t xml:space="preserve">Runs multiple self-attention operations in parallel. Each head learns to attend to different aspects of the input simultaneously. Topic 11 builds the conceptual wrapper version; Topic 12 builds the efficient weight-split version used in production GPT-2.</w:t>
+      </w:r>
+    </w:p>
+    <w:p>
+      <w:pPr>
+        <w:spacing w:after="120" w:before="60" w:line="320"/>
+        <w:jc w:val="both"/>
+      </w:pPr>
+      <w:r>
+        <w:rPr>
+          <w:rFonts w:ascii="Times New Roman" w:cs="Times New Roman" w:eastAsia="Times New Roman" w:hAnsi="Times New Roman"/>
+          <w:color w:val="1F2937"/>
+          <w:sz w:val="22"/>
+          <w:szCs w:val="22"/>
+        </w:rPr>
         <w:t xml:space="preserve">By the end of Stage 2, the full attention mechanism used in GPT-2 will be implemented, tested, and understood at the level of individual tensor operations. Stages 3 through 5 then build the surrounding architecture (Layer Normalization, Feed-Forward, shortcuts, the full Transformer block), the pretraining loop, and the finetuning stages.</w:t>
-      </w:r>
-    </w:p>
-    <w:p>
-      <w:r>
-        <w:br w:type="page"/>
       </w:r>
     </w:p>
     <w:p>
@@ -9202,6 +8400,7 @@
         <w:pStyle w:val="Heading1"/>
         <w:keepNext/>
         <w:keepLines/>
+        <w:pageBreakBefore/>
         <w:spacing w:after="180" w:before="360"/>
       </w:pPr>
       <w:r>
@@ -9224,10 +8423,6 @@
       <w:r>
         <w:rPr>
           <w:rFonts w:ascii="Times New Roman" w:cs="Times New Roman" w:eastAsia="Times New Roman" w:hAnsi="Times New Roman"/>
-          <w:b w:val="false"/>
-          <w:bCs w:val="false"/>
-          <w:i w:val="false"/>
-          <w:iCs w:val="false"/>
           <w:color w:val="1F2937"/>
           <w:sz w:val="22"/>
           <w:szCs w:val="22"/>
@@ -9238,14 +8433,14 @@
     <w:p>
       <w:pPr>
         <w:spacing w:after="120" w:before="120" w:line="320"/>
-        <w:ind w:left="400" w:hanging="400"/>
+        <w:jc w:val="both"/>
       </w:pPr>
       <w:r>
         <w:rPr>
           <w:rFonts w:ascii="Times New Roman" w:cs="Times New Roman" w:eastAsia="Times New Roman" w:hAnsi="Times New Roman"/>
           <w:b/>
           <w:bCs/>
-          <w:color w:val="1A56A0"/>
+          <w:color w:val="1F2937"/>
           <w:sz w:val="22"/>
           <w:szCs w:val="22"/>
         </w:rPr>
@@ -9254,16 +8449,38 @@
       <w:r>
         <w:rPr>
           <w:rFonts w:ascii="Times New Roman" w:cs="Times New Roman" w:eastAsia="Times New Roman" w:hAnsi="Times New Roman"/>
-          <w:sz w:val="22"/>
-          <w:szCs w:val="22"/>
-        </w:rPr>
-        <w:t xml:space="preserve">S. Hochreiter and J. Schmidhuber, "Long Short-Term Memory," </w:t>
+          <w:color w:val="1F2937"/>
+          <w:sz w:val="22"/>
+          <w:szCs w:val="22"/>
+        </w:rPr>
+        <w:t xml:space="preserve">S. Hochreiter and J. Schmidhuber</w:t>
       </w:r>
       <w:r>
         <w:rPr>
           <w:rFonts w:ascii="Times New Roman" w:cs="Times New Roman" w:eastAsia="Times New Roman" w:hAnsi="Times New Roman"/>
           <w:i/>
           <w:iCs/>
+          <w:color w:val="1F2937"/>
+          <w:sz w:val="22"/>
+          <w:szCs w:val="22"/>
+        </w:rPr>
+        <w:t xml:space="preserve">, "Long Short-Term Memory,"</w:t>
+      </w:r>
+      <w:r>
+        <w:rPr>
+          <w:rFonts w:ascii="Times New Roman" w:cs="Times New Roman" w:eastAsia="Times New Roman" w:hAnsi="Times New Roman"/>
+          <w:color w:val="1F2937"/>
+          <w:sz w:val="22"/>
+          <w:szCs w:val="22"/>
+        </w:rPr>
+        <w:t xml:space="preserve"> </w:t>
+      </w:r>
+      <w:r>
+        <w:rPr>
+          <w:rFonts w:ascii="Times New Roman" w:cs="Times New Roman" w:eastAsia="Times New Roman" w:hAnsi="Times New Roman"/>
+          <w:i/>
+          <w:iCs/>
+          <w:color w:val="1F2937"/>
           <w:sz w:val="22"/>
           <w:szCs w:val="22"/>
         </w:rPr>
@@ -9272,6 +8489,7 @@
       <w:r>
         <w:rPr>
           <w:rFonts w:ascii="Times New Roman" w:cs="Times New Roman" w:eastAsia="Times New Roman" w:hAnsi="Times New Roman"/>
+          <w:color w:val="1F2937"/>
           <w:sz w:val="22"/>
           <w:szCs w:val="22"/>
         </w:rPr>
@@ -9281,14 +8499,14 @@
     <w:p>
       <w:pPr>
         <w:spacing w:after="120" w:before="120" w:line="320"/>
-        <w:ind w:left="400" w:hanging="400"/>
+        <w:jc w:val="both"/>
       </w:pPr>
       <w:r>
         <w:rPr>
           <w:rFonts w:ascii="Times New Roman" w:cs="Times New Roman" w:eastAsia="Times New Roman" w:hAnsi="Times New Roman"/>
           <w:b/>
           <w:bCs/>
-          <w:color w:val="1A56A0"/>
+          <w:color w:val="1F2937"/>
           <w:sz w:val="22"/>
           <w:szCs w:val="22"/>
         </w:rPr>
@@ -9297,16 +8515,38 @@
       <w:r>
         <w:rPr>
           <w:rFonts w:ascii="Times New Roman" w:cs="Times New Roman" w:eastAsia="Times New Roman" w:hAnsi="Times New Roman"/>
-          <w:sz w:val="22"/>
-          <w:szCs w:val="22"/>
-        </w:rPr>
-        <w:t xml:space="preserve">D. Bahdanau, K. Cho, and Y. Bengio, "Neural Machine Translation by Jointly Learning to Align and Translate," in </w:t>
+          <w:color w:val="1F2937"/>
+          <w:sz w:val="22"/>
+          <w:szCs w:val="22"/>
+        </w:rPr>
+        <w:t xml:space="preserve">D. Bahdanau, K. Cho, and Y. Bengio</w:t>
       </w:r>
       <w:r>
         <w:rPr>
           <w:rFonts w:ascii="Times New Roman" w:cs="Times New Roman" w:eastAsia="Times New Roman" w:hAnsi="Times New Roman"/>
           <w:i/>
           <w:iCs/>
+          <w:color w:val="1F2937"/>
+          <w:sz w:val="22"/>
+          <w:szCs w:val="22"/>
+        </w:rPr>
+        <w:t xml:space="preserve">, "Neural Machine Translation by Jointly Learning to Align and Translate,"</w:t>
+      </w:r>
+      <w:r>
+        <w:rPr>
+          <w:rFonts w:ascii="Times New Roman" w:cs="Times New Roman" w:eastAsia="Times New Roman" w:hAnsi="Times New Roman"/>
+          <w:color w:val="1F2937"/>
+          <w:sz w:val="22"/>
+          <w:szCs w:val="22"/>
+        </w:rPr>
+        <w:t xml:space="preserve"> </w:t>
+      </w:r>
+      <w:r>
+        <w:rPr>
+          <w:rFonts w:ascii="Times New Roman" w:cs="Times New Roman" w:eastAsia="Times New Roman" w:hAnsi="Times New Roman"/>
+          <w:i/>
+          <w:iCs/>
+          <w:color w:val="1F2937"/>
           <w:sz w:val="22"/>
           <w:szCs w:val="22"/>
         </w:rPr>
@@ -9315,6 +8555,7 @@
       <w:r>
         <w:rPr>
           <w:rFonts w:ascii="Times New Roman" w:cs="Times New Roman" w:eastAsia="Times New Roman" w:hAnsi="Times New Roman"/>
+          <w:color w:val="1F2937"/>
           <w:sz w:val="22"/>
           <w:szCs w:val="22"/>
         </w:rPr>
@@ -9324,14 +8565,14 @@
     <w:p>
       <w:pPr>
         <w:spacing w:after="120" w:before="120" w:line="320"/>
-        <w:ind w:left="400" w:hanging="400"/>
+        <w:jc w:val="both"/>
       </w:pPr>
       <w:r>
         <w:rPr>
           <w:rFonts w:ascii="Times New Roman" w:cs="Times New Roman" w:eastAsia="Times New Roman" w:hAnsi="Times New Roman"/>
           <w:b/>
           <w:bCs/>
-          <w:color w:val="1A56A0"/>
+          <w:color w:val="1F2937"/>
           <w:sz w:val="22"/>
           <w:szCs w:val="22"/>
         </w:rPr>
@@ -9340,16 +8581,38 @@
       <w:r>
         <w:rPr>
           <w:rFonts w:ascii="Times New Roman" w:cs="Times New Roman" w:eastAsia="Times New Roman" w:hAnsi="Times New Roman"/>
-          <w:sz w:val="22"/>
-          <w:szCs w:val="22"/>
-        </w:rPr>
-        <w:t xml:space="preserve">A. Vaswani, N. Shazeer, N. Parmar, J. Uszkoreit, L. Jones, A. N. Gomez, Ł. Kaiser, and I. Polosukhin, "Attention Is All You Need," in </w:t>
+          <w:color w:val="1F2937"/>
+          <w:sz w:val="22"/>
+          <w:szCs w:val="22"/>
+        </w:rPr>
+        <w:t xml:space="preserve">A. Vaswani, N. Shazeer, N. Parmar, J. Uszkoreit, L. Jones, A. N. Gomez, Ł. Kaiser, and I. Polosukhin</w:t>
       </w:r>
       <w:r>
         <w:rPr>
           <w:rFonts w:ascii="Times New Roman" w:cs="Times New Roman" w:eastAsia="Times New Roman" w:hAnsi="Times New Roman"/>
           <w:i/>
           <w:iCs/>
+          <w:color w:val="1F2937"/>
+          <w:sz w:val="22"/>
+          <w:szCs w:val="22"/>
+        </w:rPr>
+        <w:t xml:space="preserve">, "Attention Is All You Need,"</w:t>
+      </w:r>
+      <w:r>
+        <w:rPr>
+          <w:rFonts w:ascii="Times New Roman" w:cs="Times New Roman" w:eastAsia="Times New Roman" w:hAnsi="Times New Roman"/>
+          <w:color w:val="1F2937"/>
+          <w:sz w:val="22"/>
+          <w:szCs w:val="22"/>
+        </w:rPr>
+        <w:t xml:space="preserve"> </w:t>
+      </w:r>
+      <w:r>
+        <w:rPr>
+          <w:rFonts w:ascii="Times New Roman" w:cs="Times New Roman" w:eastAsia="Times New Roman" w:hAnsi="Times New Roman"/>
+          <w:i/>
+          <w:iCs/>
+          <w:color w:val="1F2937"/>
           <w:sz w:val="22"/>
           <w:szCs w:val="22"/>
         </w:rPr>
@@ -9358,6 +8621,7 @@
       <w:r>
         <w:rPr>
           <w:rFonts w:ascii="Times New Roman" w:cs="Times New Roman" w:eastAsia="Times New Roman" w:hAnsi="Times New Roman"/>
+          <w:color w:val="1F2937"/>
           <w:sz w:val="22"/>
           <w:szCs w:val="22"/>
         </w:rPr>
@@ -9367,14 +8631,14 @@
     <w:p>
       <w:pPr>
         <w:spacing w:after="120" w:before="120" w:line="320"/>
-        <w:ind w:left="400" w:hanging="400"/>
+        <w:jc w:val="both"/>
       </w:pPr>
       <w:r>
         <w:rPr>
           <w:rFonts w:ascii="Times New Roman" w:cs="Times New Roman" w:eastAsia="Times New Roman" w:hAnsi="Times New Roman"/>
           <w:b/>
           <w:bCs/>
-          <w:color w:val="1A56A0"/>
+          <w:color w:val="1F2937"/>
           <w:sz w:val="22"/>
           <w:szCs w:val="22"/>
         </w:rPr>
@@ -9383,16 +8647,38 @@
       <w:r>
         <w:rPr>
           <w:rFonts w:ascii="Times New Roman" w:cs="Times New Roman" w:eastAsia="Times New Roman" w:hAnsi="Times New Roman"/>
-          <w:sz w:val="22"/>
-          <w:szCs w:val="22"/>
-        </w:rPr>
-        <w:t xml:space="preserve">A. Radford, J. Wu, R. Child, D. Luan, D. Amodei, and I. Sutskever, "Language Models are Unsupervised Multitask Learners," </w:t>
+          <w:color w:val="1F2937"/>
+          <w:sz w:val="22"/>
+          <w:szCs w:val="22"/>
+        </w:rPr>
+        <w:t xml:space="preserve">A. Radford, J. Wu, R. Child, D. Luan, D. Amodei, and I. Sutskever</w:t>
       </w:r>
       <w:r>
         <w:rPr>
           <w:rFonts w:ascii="Times New Roman" w:cs="Times New Roman" w:eastAsia="Times New Roman" w:hAnsi="Times New Roman"/>
           <w:i/>
           <w:iCs/>
+          <w:color w:val="1F2937"/>
+          <w:sz w:val="22"/>
+          <w:szCs w:val="22"/>
+        </w:rPr>
+        <w:t xml:space="preserve">, "Language Models are Unsupervised Multitask Learners,"</w:t>
+      </w:r>
+      <w:r>
+        <w:rPr>
+          <w:rFonts w:ascii="Times New Roman" w:cs="Times New Roman" w:eastAsia="Times New Roman" w:hAnsi="Times New Roman"/>
+          <w:color w:val="1F2937"/>
+          <w:sz w:val="22"/>
+          <w:szCs w:val="22"/>
+        </w:rPr>
+        <w:t xml:space="preserve"> </w:t>
+      </w:r>
+      <w:r>
+        <w:rPr>
+          <w:rFonts w:ascii="Times New Roman" w:cs="Times New Roman" w:eastAsia="Times New Roman" w:hAnsi="Times New Roman"/>
+          <w:i/>
+          <w:iCs/>
+          <w:color w:val="1F2937"/>
           <w:sz w:val="22"/>
           <w:szCs w:val="22"/>
         </w:rPr>
@@ -9401,6 +8687,7 @@
       <w:r>
         <w:rPr>
           <w:rFonts w:ascii="Times New Roman" w:cs="Times New Roman" w:eastAsia="Times New Roman" w:hAnsi="Times New Roman"/>
+          <w:color w:val="1F2937"/>
           <w:sz w:val="22"/>
           <w:szCs w:val="22"/>
         </w:rPr>
@@ -9410,14 +8697,14 @@
     <w:p>
       <w:pPr>
         <w:spacing w:after="120" w:before="120" w:line="320"/>
-        <w:ind w:left="400" w:hanging="400"/>
+        <w:jc w:val="both"/>
       </w:pPr>
       <w:r>
         <w:rPr>
           <w:rFonts w:ascii="Times New Roman" w:cs="Times New Roman" w:eastAsia="Times New Roman" w:hAnsi="Times New Roman"/>
           <w:b/>
           <w:bCs/>
-          <w:color w:val="1A56A0"/>
+          <w:color w:val="1F2937"/>
           <w:sz w:val="22"/>
           <w:szCs w:val="22"/>
         </w:rPr>
@@ -9426,16 +8713,38 @@
       <w:r>
         <w:rPr>
           <w:rFonts w:ascii="Times New Roman" w:cs="Times New Roman" w:eastAsia="Times New Roman" w:hAnsi="Times New Roman"/>
-          <w:sz w:val="22"/>
-          <w:szCs w:val="22"/>
-        </w:rPr>
-        <w:t xml:space="preserve">J. L. Elman, "Finding Structure in Time," </w:t>
+          <w:color w:val="1F2937"/>
+          <w:sz w:val="22"/>
+          <w:szCs w:val="22"/>
+        </w:rPr>
+        <w:t xml:space="preserve">J. L. Elman</w:t>
       </w:r>
       <w:r>
         <w:rPr>
           <w:rFonts w:ascii="Times New Roman" w:cs="Times New Roman" w:eastAsia="Times New Roman" w:hAnsi="Times New Roman"/>
           <w:i/>
           <w:iCs/>
+          <w:color w:val="1F2937"/>
+          <w:sz w:val="22"/>
+          <w:szCs w:val="22"/>
+        </w:rPr>
+        <w:t xml:space="preserve">, "Finding Structure in Time,"</w:t>
+      </w:r>
+      <w:r>
+        <w:rPr>
+          <w:rFonts w:ascii="Times New Roman" w:cs="Times New Roman" w:eastAsia="Times New Roman" w:hAnsi="Times New Roman"/>
+          <w:color w:val="1F2937"/>
+          <w:sz w:val="22"/>
+          <w:szCs w:val="22"/>
+        </w:rPr>
+        <w:t xml:space="preserve"> </w:t>
+      </w:r>
+      <w:r>
+        <w:rPr>
+          <w:rFonts w:ascii="Times New Roman" w:cs="Times New Roman" w:eastAsia="Times New Roman" w:hAnsi="Times New Roman"/>
+          <w:i/>
+          <w:iCs/>
+          <w:color w:val="1F2937"/>
           <w:sz w:val="22"/>
           <w:szCs w:val="22"/>
         </w:rPr>
@@ -9444,6 +8753,7 @@
       <w:r>
         <w:rPr>
           <w:rFonts w:ascii="Times New Roman" w:cs="Times New Roman" w:eastAsia="Times New Roman" w:hAnsi="Times New Roman"/>
+          <w:color w:val="1F2937"/>
           <w:sz w:val="22"/>
           <w:szCs w:val="22"/>
         </w:rPr>
@@ -9453,14 +8763,14 @@
     <w:p>
       <w:pPr>
         <w:spacing w:after="120" w:before="120" w:line="320"/>
-        <w:ind w:left="400" w:hanging="400"/>
+        <w:jc w:val="both"/>
       </w:pPr>
       <w:r>
         <w:rPr>
           <w:rFonts w:ascii="Times New Roman" w:cs="Times New Roman" w:eastAsia="Times New Roman" w:hAnsi="Times New Roman"/>
           <w:b/>
           <w:bCs/>
-          <w:color w:val="1A56A0"/>
+          <w:color w:val="1F2937"/>
           <w:sz w:val="22"/>
           <w:szCs w:val="22"/>
         </w:rPr>
@@ -9469,16 +8779,38 @@
       <w:r>
         <w:rPr>
           <w:rFonts w:ascii="Times New Roman" w:cs="Times New Roman" w:eastAsia="Times New Roman" w:hAnsi="Times New Roman"/>
-          <w:sz w:val="22"/>
-          <w:szCs w:val="22"/>
-        </w:rPr>
-        <w:t xml:space="preserve">Y. Bengio, P. Simard, and P. Frasconi, "Learning Long-Term Dependencies with Gradient Descent is Difficult," </w:t>
+          <w:color w:val="1F2937"/>
+          <w:sz w:val="22"/>
+          <w:szCs w:val="22"/>
+        </w:rPr>
+        <w:t xml:space="preserve">Y. Bengio, P. Simard, and P. Frasconi</w:t>
       </w:r>
       <w:r>
         <w:rPr>
           <w:rFonts w:ascii="Times New Roman" w:cs="Times New Roman" w:eastAsia="Times New Roman" w:hAnsi="Times New Roman"/>
           <w:i/>
           <w:iCs/>
+          <w:color w:val="1F2937"/>
+          <w:sz w:val="22"/>
+          <w:szCs w:val="22"/>
+        </w:rPr>
+        <w:t xml:space="preserve">, "Learning Long-Term Dependencies with Gradient Descent is Difficult,"</w:t>
+      </w:r>
+      <w:r>
+        <w:rPr>
+          <w:rFonts w:ascii="Times New Roman" w:cs="Times New Roman" w:eastAsia="Times New Roman" w:hAnsi="Times New Roman"/>
+          <w:color w:val="1F2937"/>
+          <w:sz w:val="22"/>
+          <w:szCs w:val="22"/>
+        </w:rPr>
+        <w:t xml:space="preserve"> </w:t>
+      </w:r>
+      <w:r>
+        <w:rPr>
+          <w:rFonts w:ascii="Times New Roman" w:cs="Times New Roman" w:eastAsia="Times New Roman" w:hAnsi="Times New Roman"/>
+          <w:i/>
+          <w:iCs/>
+          <w:color w:val="1F2937"/>
           <w:sz w:val="22"/>
           <w:szCs w:val="22"/>
         </w:rPr>
@@ -9487,6 +8819,7 @@
       <w:r>
         <w:rPr>
           <w:rFonts w:ascii="Times New Roman" w:cs="Times New Roman" w:eastAsia="Times New Roman" w:hAnsi="Times New Roman"/>
+          <w:color w:val="1F2937"/>
           <w:sz w:val="22"/>
           <w:szCs w:val="22"/>
         </w:rPr>
@@ -9496,14 +8829,14 @@
     <w:p>
       <w:pPr>
         <w:spacing w:after="120" w:before="120" w:line="320"/>
-        <w:ind w:left="400" w:hanging="400"/>
+        <w:jc w:val="both"/>
       </w:pPr>
       <w:r>
         <w:rPr>
           <w:rFonts w:ascii="Times New Roman" w:cs="Times New Roman" w:eastAsia="Times New Roman" w:hAnsi="Times New Roman"/>
           <w:b/>
           <w:bCs/>
-          <w:color w:val="1A56A0"/>
+          <w:color w:val="1F2937"/>
           <w:sz w:val="22"/>
           <w:szCs w:val="22"/>
         </w:rPr>
@@ -9512,16 +8845,38 @@
       <w:r>
         <w:rPr>
           <w:rFonts w:ascii="Times New Roman" w:cs="Times New Roman" w:eastAsia="Times New Roman" w:hAnsi="Times New Roman"/>
-          <w:sz w:val="22"/>
-          <w:szCs w:val="22"/>
-        </w:rPr>
-        <w:t xml:space="preserve">I. Sutskever, O. Vinyals, and Q. V. Le, "Sequence to Sequence Learning with Neural Networks," in </w:t>
+          <w:color w:val="1F2937"/>
+          <w:sz w:val="22"/>
+          <w:szCs w:val="22"/>
+        </w:rPr>
+        <w:t xml:space="preserve">I. Sutskever, O. Vinyals, and Q. V. Le</w:t>
       </w:r>
       <w:r>
         <w:rPr>
           <w:rFonts w:ascii="Times New Roman" w:cs="Times New Roman" w:eastAsia="Times New Roman" w:hAnsi="Times New Roman"/>
           <w:i/>
           <w:iCs/>
+          <w:color w:val="1F2937"/>
+          <w:sz w:val="22"/>
+          <w:szCs w:val="22"/>
+        </w:rPr>
+        <w:t xml:space="preserve">, "Sequence to Sequence Learning with Neural Networks,"</w:t>
+      </w:r>
+      <w:r>
+        <w:rPr>
+          <w:rFonts w:ascii="Times New Roman" w:cs="Times New Roman" w:eastAsia="Times New Roman" w:hAnsi="Times New Roman"/>
+          <w:color w:val="1F2937"/>
+          <w:sz w:val="22"/>
+          <w:szCs w:val="22"/>
+        </w:rPr>
+        <w:t xml:space="preserve"> </w:t>
+      </w:r>
+      <w:r>
+        <w:rPr>
+          <w:rFonts w:ascii="Times New Roman" w:cs="Times New Roman" w:eastAsia="Times New Roman" w:hAnsi="Times New Roman"/>
+          <w:i/>
+          <w:iCs/>
+          <w:color w:val="1F2937"/>
           <w:sz w:val="22"/>
           <w:szCs w:val="22"/>
         </w:rPr>
@@ -9530,6 +8885,7 @@
       <w:r>
         <w:rPr>
           <w:rFonts w:ascii="Times New Roman" w:cs="Times New Roman" w:eastAsia="Times New Roman" w:hAnsi="Times New Roman"/>
+          <w:color w:val="1F2937"/>
           <w:sz w:val="22"/>
           <w:szCs w:val="22"/>
         </w:rPr>
@@ -9860,6 +9216,7 @@
     <w:rPrDefault>
       <w:rPr>
         <w:rFonts w:ascii="Times New Roman" w:cs="Times New Roman" w:eastAsia="Times New Roman" w:hAnsi="Times New Roman"/>
+        <w:color w:val="1F2937"/>
         <w:sz w:val="22"/>
         <w:szCs w:val="22"/>
       </w:rPr>
@@ -10061,14 +9418,14 @@
     <w:next w:val="Normal"/>
     <w:qFormat/>
     <w:pPr>
-      <w:spacing w:after="140" w:before="240"/>
+      <w:spacing w:after="120" w:before="240"/>
       <w:outlineLvl w:val="1"/>
     </w:pPr>
     <w:rPr>
       <w:rFonts w:ascii="Calibri" w:cs="Calibri" w:eastAsia="Calibri" w:hAnsi="Calibri"/>
       <w:b/>
       <w:bCs/>
-      <w:color w:val="1A56A0"/>
+      <w:color w:val="0D3B6E"/>
       <w:sz w:val="26"/>
       <w:szCs w:val="26"/>
     </w:rPr>
@@ -10079,14 +9436,14 @@
     <w:next w:val="Normal"/>
     <w:qFormat/>
     <w:pPr>
-      <w:spacing w:after="120" w:before="200"/>
+      <w:spacing w:after="80" w:before="200"/>
       <w:outlineLvl w:val="2"/>
     </w:pPr>
     <w:rPr>
       <w:rFonts w:ascii="Calibri" w:cs="Calibri" w:eastAsia="Calibri" w:hAnsi="Calibri"/>
       <w:b/>
       <w:bCs/>
-      <w:color w:val="2E75B6"/>
+      <w:color w:val="1F4D78"/>
       <w:sz w:val="24"/>
       <w:szCs w:val="24"/>
     </w:rPr>
